--- a/manuals/sampling_strategy.docx
+++ b/manuals/sampling_strategy.docx
@@ -4,194 +4,76 @@
   <w:body>
     <w:p>
       <w:pPr>
-        <w:pStyle w:val="ac"/>
-      </w:pPr>
-      <w:r>
-        <w:rPr>
-          <w:b w:val="0"/>
-          <w:i w:val="0"/>
-        </w:rPr>
-        <w:t>AI-SUPPORT-DISCOURSE · manual/ · Sampling strategy for the CDP close reading · v1 · 2026-07-16</w:t>
+        <w:pStyle w:val="1"/>
+      </w:pPr>
+      <w:r>
+        <w:t>How the sampling works</w:t>
       </w:r>
     </w:p>
     <w:p>
       <w:pPr>
-        <w:pStyle w:val="1"/>
-      </w:pPr>
-      <w:r>
-        <w:rPr>
-          <w:b w:val="0"/>
-          <w:i w:val="0"/>
-        </w:rPr>
-        <w:t>Why this study exists</w:t>
+        <w:pStyle w:val="2"/>
+      </w:pPr>
+      <w:r>
+        <w:t>Bottom line: the design must support robust conclusions</w:t>
       </w:r>
     </w:p>
     <w:p>
       <w:pPr>
-        <w:pStyle w:val="2"/>
-      </w:pPr>
-      <w:r>
-        <w:rPr>
-          <w:b w:val="0"/>
-          <w:i w:val="0"/>
-        </w:rPr>
-        <w:t>Using AI for mental health support is an accountable practice</w:t>
+        <w:pStyle w:val="3"/>
+      </w:pPr>
+      <w:r>
+        <w:t>What counts as usable data in DP</w:t>
       </w:r>
     </w:p>
     <w:p>
-      <w:pPr/>
-      <w:r>
-        <w:rPr>
-          <w:b w:val="0"/>
-          <w:i w:val="0"/>
-        </w:rPr>
-        <w:t>When Reddit users describe using AI for mental health support, they almost never simply report the use. They explain, concede, self-deprecate, and mount pre-emptive defences — accounting for the practice at a level beyond its practical details.</w:t>
+      <w:r>
+        <w:t>1. It must be social interaction: produced in a social setting, with the expectation that others will see it.</w:t>
       </w:r>
     </w:p>
     <w:p>
-      <w:pPr/>
-      <w:r>
-        <w:rPr>
-          <w:b w:val="0"/>
-          <w:i w:val="0"/>
-        </w:rPr>
-        <w:t>The core premise of discursive psychology makes it the right lens for this phenomenon — people do not account for drinking a glass of water. The very pervasiveness of accounting is itself evidence that the practice sits in contested normative space.</w:t>
+      <w:r>
+        <w:t>2. It must be naturally occurring — not focus groups or interviews (DP’s concern is what social activity itself reveals).</w:t>
       </w:r>
     </w:p>
     <w:p>
-      <w:pPr/>
-      <w:r>
-        <w:rPr>
-          <w:b w:val="0"/>
-          <w:i w:val="0"/>
-        </w:rPr>
-        <w:t>Prior research has noticed this tension. How users do the accounting work, and what that work accomplishes, has never been studied.</w:t>
+      <w:r>
+        <w:t>3. It must contain discourse: material without analyzable text (e.g., images alone) provides no corpus.</w:t>
       </w:r>
     </w:p>
     <w:p>
       <w:pPr>
-        <w:pStyle w:val="1"/>
-      </w:pPr>
-      <w:r>
-        <w:rPr>
-          <w:b w:val="0"/>
-          <w:i w:val="0"/>
-        </w:rPr>
-        <w:t>How the sampling works</w:t>
+        <w:pStyle w:val="3"/>
+      </w:pPr>
+      <w:r>
+        <w:t>How much to take</w:t>
       </w:r>
     </w:p>
     <w:p>
-      <w:pPr>
-        <w:pStyle w:val="2"/>
-      </w:pPr>
+      <w:r>
+        <w:t xml:space="preserve">1. The overriding principle: enough to support </w:t>
+      </w:r>
       <w:r>
         <w:rPr>
-          <w:b w:val="0"/>
-          <w:i w:val="0"/>
+          <w:b/>
         </w:rPr>
-        <w:t>Bottom line: the design must support robust conclusions</w:t>
+        <w:t>robust claims about my data</w:t>
+      </w:r>
+      <w:r>
+        <w:t xml:space="preserve"> — a sufficient pattern must be identifiable.</w:t>
       </w:r>
     </w:p>
     <w:p>
-      <w:pPr>
-        <w:pStyle w:val="3"/>
-      </w:pPr>
-      <w:r>
-        <w:rPr>
-          <w:b w:val="0"/>
-          <w:i w:val="0"/>
-        </w:rPr>
-        <w:t>What counts as usable data in DP</w:t>
+      <w:r>
+        <w:t>2. Target discursive practices in natural data cannot be predicted in advance; if the phenomenon is scarce, widen the corpus.</w:t>
       </w:r>
     </w:p>
     <w:p>
-      <w:pPr/>
-      <w:r>
-        <w:rPr>
-          <w:b w:val="0"/>
-          <w:i w:val="0"/>
-        </w:rPr>
-        <w:t>1. It must be social interaction: produced in a social setting, with the expectation that others will see it.</w:t>
+      <w:r>
+        <w:t>3. Collecting and adjusting as you go is legitimate.</w:t>
       </w:r>
     </w:p>
     <w:p>
-      <w:pPr/>
-      <w:r>
-        <w:rPr>
-          <w:b w:val="0"/>
-          <w:i w:val="0"/>
-        </w:rPr>
-        <w:t>2. It must be naturally occurring — not focus groups or interviews (DP’s concern is what social activity itself reveals).</w:t>
-      </w:r>
-    </w:p>
-    <w:p>
-      <w:pPr/>
-      <w:r>
-        <w:rPr>
-          <w:b w:val="0"/>
-          <w:i w:val="0"/>
-        </w:rPr>
-        <w:t>3. It must contain discourse: material without analyzable text (e.g., images alone) provides no corpus.</w:t>
-      </w:r>
-    </w:p>
-    <w:p>
-      <w:pPr>
-        <w:pStyle w:val="3"/>
-      </w:pPr>
-      <w:r>
-        <w:rPr>
-          <w:b w:val="0"/>
-          <w:i w:val="0"/>
-        </w:rPr>
-        <w:t>How much to take</w:t>
-      </w:r>
-    </w:p>
-    <w:p>
-      <w:pPr/>
-      <w:r>
-        <w:rPr>
-          <w:b w:val="0"/>
-          <w:i w:val="0"/>
-        </w:rPr>
-        <w:t xml:space="preserve">1. The overriding principle: enough to support </w:t>
-      </w:r>
-      <w:r>
-        <w:rPr>
-          <w:b/>
-          <w:i w:val="0"/>
-        </w:rPr>
-        <w:t>robust claims about my data</w:t>
-      </w:r>
-      <w:r>
-        <w:rPr>
-          <w:b w:val="0"/>
-          <w:i w:val="0"/>
-        </w:rPr>
-        <w:t xml:space="preserve"> — a sufficient pattern must be identifiable.</w:t>
-      </w:r>
-    </w:p>
-    <w:p>
-      <w:pPr/>
-      <w:r>
-        <w:rPr>
-          <w:b w:val="0"/>
-          <w:i w:val="0"/>
-        </w:rPr>
-        <w:t>2. Target discursive practices in natural data cannot be predicted in advance; if the phenomenon is scarce, widen the corpus.</w:t>
-      </w:r>
-    </w:p>
-    <w:p>
-      <w:pPr/>
-      <w:r>
-        <w:rPr>
-          <w:b w:val="0"/>
-          <w:i w:val="0"/>
-        </w:rPr>
-        <w:t>3. Collecting and adjusting as you go is legitimate.</w:t>
-      </w:r>
-    </w:p>
-    <w:p>
-      <w:pPr/>
       <w:r>
         <w:rPr>
           <w:b/>
@@ -201,22 +83,12 @@
       </w:r>
     </w:p>
     <w:p>
-      <w:pPr/>
-      <w:r>
-        <w:rPr>
-          <w:b w:val="0"/>
-          <w:i w:val="0"/>
-        </w:rPr>
+      <w:r>
         <w:t>✔ Oversample, then select the analyzable posts from within the draw.</w:t>
       </w:r>
     </w:p>
     <w:p>
-      <w:pPr/>
-      <w:r>
-        <w:rPr>
-          <w:b w:val="0"/>
-          <w:i w:val="0"/>
-        </w:rPr>
+      <w:r>
         <w:t>✔ Declare the anti-cherry-picking logic prominently in the paper:</w:t>
       </w:r>
     </w:p>
@@ -229,11 +101,15 @@
         </w:numPr>
       </w:pPr>
       <w:r>
-        <w:rPr>
-          <w:b w:val="0"/>
-          <w:i w:val="0"/>
-        </w:rPr>
-        <w:t>Batch coding itself was built to prevent cherry-picking: the pilot characterisations and the formal sampling corroborate each other.</w:t>
+        <w:t xml:space="preserve">Batch coding itself was built to prevent cherry-picking: the pilot </w:t>
+      </w:r>
+      <w:proofErr w:type="spellStart"/>
+      <w:r>
+        <w:t>characterisations</w:t>
+      </w:r>
+      <w:proofErr w:type="spellEnd"/>
+      <w:r>
+        <w:t xml:space="preserve"> and the formal sampling corroborate each other.</w:t>
       </w:r>
     </w:p>
     <w:p>
@@ -245,10 +121,6 @@
         </w:numPr>
       </w:pPr>
       <w:r>
-        <w:rPr>
-          <w:b w:val="0"/>
-          <w:i w:val="0"/>
-        </w:rPr>
         <w:t>The 71 pilot posts and 50 spot-check posts already read do not enter the pool — fresh pool: 1,873 of 1,994.</w:t>
       </w:r>
     </w:p>
@@ -261,20 +133,19 @@
         </w:numPr>
       </w:pPr>
       <w:r>
-        <w:rPr>
-          <w:b w:val="0"/>
-          <w:i w:val="0"/>
-        </w:rPr>
-        <w:t>63 (+ 4 Solo) candidates → 35 ± 5 final. If during reading a cell does not match its characterisation, adjust the allocation and record the change.</w:t>
+        <w:t xml:space="preserve">63 (+ 4 Solo) candidates → 35 ± 5 final. If during reading a cell does not match its </w:t>
+      </w:r>
+      <w:proofErr w:type="spellStart"/>
+      <w:r>
+        <w:t>characterisation</w:t>
+      </w:r>
+      <w:proofErr w:type="spellEnd"/>
+      <w:r>
+        <w:t>, adjust the allocation and record the change.</w:t>
       </w:r>
     </w:p>
     <w:p>
-      <w:pPr/>
-      <w:r>
-        <w:rPr>
-          <w:b w:val="0"/>
-          <w:i w:val="0"/>
-        </w:rPr>
+      <w:r>
         <w:t>✔ Retention criteria at the candidate → final step — one line logged per post kept and per post dropped:</w:t>
       </w:r>
     </w:p>
@@ -287,12 +158,13 @@
         </w:numPr>
       </w:pPr>
       <w:r>
-        <w:rPr>
-          <w:b w:val="0"/>
-          <w:i w:val="0"/>
-        </w:rPr>
-        <w:t>the accounting work the cell was sampled for is present;</w:t>
-      </w:r>
+        <w:t xml:space="preserve">the accounting work the cell was sampled for is </w:t>
+      </w:r>
+      <w:proofErr w:type="gramStart"/>
+      <w:r>
+        <w:t>present;</w:t>
+      </w:r>
+      <w:proofErr w:type="gramEnd"/>
     </w:p>
     <w:p>
       <w:pPr>
@@ -303,12 +175,13 @@
         </w:numPr>
       </w:pPr>
       <w:r>
-        <w:rPr>
-          <w:b w:val="0"/>
-          <w:i w:val="0"/>
-        </w:rPr>
-        <w:t>the post adds a variant not already covered;</w:t>
-      </w:r>
+        <w:t xml:space="preserve">the post adds a variant not already </w:t>
+      </w:r>
+      <w:proofErr w:type="gramStart"/>
+      <w:r>
+        <w:t>covered;</w:t>
+      </w:r>
+      <w:proofErr w:type="gramEnd"/>
     </w:p>
     <w:p>
       <w:pPr>
@@ -319,21 +192,20 @@
         </w:numPr>
       </w:pPr>
       <w:r>
-        <w:rPr>
-          <w:b w:val="0"/>
-          <w:i w:val="0"/>
-        </w:rPr>
         <w:t>the text can sustain close reading.</w:t>
       </w:r>
     </w:p>
     <w:p>
-      <w:pPr/>
-      <w:r>
-        <w:rPr>
-          <w:b w:val="0"/>
-          <w:i w:val="0"/>
-        </w:rPr>
-        <w:t>✔ Quotas are disjoint (each selected post counts toward exactly one line), and two single-site rules apply across all cells: Primary × Habitual × CO/ES/VE is drawn only in r/depression; SR is drawn only in r/mentalhealth. Matching posts that surface in other cells are skipped and logged.</w:t>
+      <w:r>
+        <w:t>✔ Quotas are disjoint (each selected post counts toward exactly one line), and two single-site rules apply across all cells: Primary × Habitual × CO/ES/VE is drawn only in r/depression; SR is drawn only in r/</w:t>
+      </w:r>
+      <w:proofErr w:type="spellStart"/>
+      <w:r>
+        <w:t>mentalhealth</w:t>
+      </w:r>
+      <w:proofErr w:type="spellEnd"/>
+      <w:r>
+        <w:t>. Matching posts that surface in other cells are skipped and logged.</w:t>
       </w:r>
     </w:p>
     <w:p>
@@ -341,10 +213,7 @@
         <w:pStyle w:val="2"/>
       </w:pPr>
       <w:r>
-        <w:rPr>
-          <w:b w:val="0"/>
-          <w:i w:val="0"/>
-        </w:rPr>
+        <w:lastRenderedPageBreak/>
         <w:t>What the material looks like</w:t>
       </w:r>
     </w:p>
@@ -353,37 +222,31 @@
         <w:pStyle w:val="3"/>
       </w:pPr>
       <w:r>
-        <w:rPr>
-          <w:b w:val="0"/>
-          <w:i w:val="0"/>
-        </w:rPr>
         <w:t>r/depression</w:t>
       </w:r>
     </w:p>
     <w:tbl>
       <w:tblPr>
         <w:tblStyle w:val="af3"/>
-        <w:tblW w:type="auto" w:w="0"/>
+        <w:tblW w:w="0" w:type="auto"/>
         <w:tblLayout w:type="fixed"/>
-        <w:tblLook w:firstColumn="1" w:firstRow="1" w:lastColumn="0" w:lastRow="0" w:noHBand="0" w:noVBand="1" w:val="04A0"/>
+        <w:tblLook w:val="04A0" w:firstRow="1" w:lastRow="0" w:firstColumn="1" w:lastColumn="0" w:noHBand="0" w:noVBand="1"/>
       </w:tblPr>
       <w:tblGrid>
-        <w:gridCol w:w="2340"/>
-        <w:gridCol w:w="2340"/>
-        <w:gridCol w:w="2340"/>
-        <w:gridCol w:w="2340"/>
+        <w:gridCol w:w="1404"/>
+        <w:gridCol w:w="2808"/>
+        <w:gridCol w:w="1966"/>
+        <w:gridCol w:w="3182"/>
       </w:tblGrid>
       <w:tr>
         <w:tc>
           <w:tcPr>
-            <w:tcW w:type="dxa" w:w="1404"/>
-          </w:tcPr>
-          <w:p>
-            <w:pPr/>
+            <w:tcW w:w="1404" w:type="dxa"/>
+          </w:tcPr>
+          <w:p>
             <w:r>
               <w:rPr>
                 <w:b/>
-                <w:i w:val="0"/>
               </w:rPr>
               <w:t>Homogeneity</w:t>
             </w:r>
@@ -391,29 +254,33 @@
         </w:tc>
         <w:tc>
           <w:tcPr>
-            <w:tcW w:type="dxa" w:w="2808"/>
-          </w:tcPr>
-          <w:p>
-            <w:pPr/>
+            <w:tcW w:w="2808" w:type="dxa"/>
+          </w:tcPr>
+          <w:p>
             <w:r>
               <w:rPr>
                 <w:b/>
-                <w:i w:val="0"/>
               </w:rPr>
-              <w:t>Community characterisation</w:t>
-            </w:r>
-          </w:p>
-        </w:tc>
-        <w:tc>
-          <w:tcPr>
-            <w:tcW w:type="dxa" w:w="1966"/>
-          </w:tcPr>
-          <w:p>
-            <w:pPr/>
+              <w:t xml:space="preserve">Community </w:t>
+            </w:r>
+            <w:proofErr w:type="spellStart"/>
             <w:r>
               <w:rPr>
                 <w:b/>
-                <w:i w:val="0"/>
+              </w:rPr>
+              <w:t>characterisation</w:t>
+            </w:r>
+            <w:proofErr w:type="spellEnd"/>
+          </w:p>
+        </w:tc>
+        <w:tc>
+          <w:tcPr>
+            <w:tcW w:w="1966" w:type="dxa"/>
+          </w:tcPr>
+          <w:p>
+            <w:r>
+              <w:rPr>
+                <w:b/>
               </w:rPr>
               <w:t>Most common configuration</w:t>
             </w:r>
@@ -421,14 +288,12 @@
         </w:tc>
         <w:tc>
           <w:tcPr>
-            <w:tcW w:type="dxa" w:w="3182"/>
-          </w:tcPr>
-          <w:p>
-            <w:pPr/>
+            <w:tcW w:w="3182" w:type="dxa"/>
+          </w:tcPr>
+          <w:p>
             <w:r>
               <w:rPr>
                 <w:b/>
-                <w:i w:val="0"/>
               </w:rPr>
               <w:t>Decision — sampling considerations</w:t>
             </w:r>
@@ -438,10 +303,9 @@
       <w:tr>
         <w:tc>
           <w:tcPr>
-            <w:tcW w:type="dxa" w:w="1404"/>
-          </w:tcPr>
-          <w:p>
-            <w:pPr/>
+            <w:tcW w:w="1404" w:type="dxa"/>
+          </w:tcPr>
+          <w:p>
             <w:r>
               <w:rPr>
                 <w:b/>
@@ -451,107 +315,62 @@
             </w:r>
           </w:p>
           <w:p>
-            <w:pPr/>
-            <w:r>
-              <w:rPr>
-                <w:b w:val="0"/>
-                <w:i w:val="0"/>
-              </w:rPr>
+            <w:r>
               <w:t>but split into two sub-variants:</w:t>
             </w:r>
           </w:p>
           <w:p>
-            <w:pPr/>
-            <w:r>
-              <w:rPr>
-                <w:b w:val="0"/>
-                <w:i w:val="0"/>
-              </w:rPr>
+            <w:r>
               <w:t>1. Primary grounded in internal barriers</w:t>
             </w:r>
           </w:p>
           <w:p>
-            <w:pPr/>
-            <w:r>
-              <w:rPr>
-                <w:b w:val="0"/>
-                <w:i w:val="0"/>
-              </w:rPr>
+            <w:r>
               <w:t>2. Primary grounded in external conditions</w:t>
             </w:r>
           </w:p>
         </w:tc>
         <w:tc>
           <w:tcPr>
-            <w:tcW w:type="dxa" w:w="2808"/>
-          </w:tcPr>
-          <w:p>
-            <w:pPr/>
-            <w:r>
-              <w:rPr>
-                <w:b w:val="0"/>
-                <w:i w:val="0"/>
-              </w:rPr>
+            <w:tcW w:w="2808" w:type="dxa"/>
+          </w:tcPr>
+          <w:p>
+            <w:r>
               <w:t>Narratives of turning to AI almost all serve to portray the poster’s situation as dire</w:t>
             </w:r>
           </w:p>
         </w:tc>
         <w:tc>
           <w:tcPr>
-            <w:tcW w:type="dxa" w:w="1966"/>
-          </w:tcPr>
-          <w:p>
-            <w:pPr/>
-            <w:r>
-              <w:rPr>
-                <w:b w:val="0"/>
-                <w:i w:val="0"/>
-              </w:rPr>
+            <w:tcW w:w="1966" w:type="dxa"/>
+          </w:tcPr>
+          <w:p>
+            <w:r>
               <w:t>Primary × Habitual × CO/ES/VE</w:t>
             </w:r>
           </w:p>
           <w:p>
-            <w:pPr/>
-            <w:r>
-              <w:rPr>
-                <w:b w:val="0"/>
-                <w:i w:val="0"/>
-              </w:rPr>
+            <w:r>
               <w:t>(Note: this configuration presents identically in the other communities — no need to draw it again elsewhere)</w:t>
             </w:r>
           </w:p>
         </w:tc>
         <w:tc>
           <w:tcPr>
-            <w:tcW w:type="dxa" w:w="3182"/>
-          </w:tcPr>
-          <w:p>
-            <w:pPr/>
-            <w:r>
-              <w:rPr>
-                <w:b w:val="0"/>
-                <w:i w:val="0"/>
-              </w:rPr>
+            <w:tcW w:w="3182" w:type="dxa"/>
+          </w:tcPr>
+          <w:p>
+            <w:r>
               <w:t>Sample:</w:t>
             </w:r>
           </w:p>
           <w:p>
-            <w:pPr/>
-            <w:r>
-              <w:rPr>
-                <w:b w:val="0"/>
-                <w:i w:val="0"/>
-              </w:rPr>
+            <w:r>
               <w:t>Primary × Habitual × CO/ES/VE (12)</w:t>
             </w:r>
           </w:p>
           <w:p>
-            <w:pPr/>
-            <w:r>
-              <w:rPr>
-                <w:b w:val="0"/>
-                <w:i w:val="0"/>
-              </w:rPr>
+            <w:r>
               <w:t>Episodic (2)</w:t>
             </w:r>
           </w:p>
@@ -564,10 +383,6 @@
               </w:numPr>
             </w:pPr>
             <w:r>
-              <w:rPr>
-                <w:b w:val="0"/>
-                <w:i w:val="0"/>
-              </w:rPr>
               <w:t>Draw only this one configuration here</w:t>
             </w:r>
           </w:p>
@@ -580,10 +395,6 @@
               </w:numPr>
             </w:pPr>
             <w:r>
-              <w:rPr>
-                <w:b w:val="0"/>
-                <w:i w:val="0"/>
-              </w:rPr>
               <w:t>12, to make sure the internal-barrier variant is covered</w:t>
             </w:r>
           </w:p>
@@ -596,10 +407,6 @@
               </w:numPr>
             </w:pPr>
             <w:r>
-              <w:rPr>
-                <w:b w:val="0"/>
-                <w:i w:val="0"/>
-              </w:rPr>
               <w:t>Post quality is uneven; oversampling leaves room to drop posts that qualify on paper but cannot sustain close reading</w:t>
             </w:r>
           </w:p>
@@ -612,190 +419,104 @@
               </w:numPr>
             </w:pPr>
             <w:r>
-              <w:rPr>
-                <w:b w:val="0"/>
-                <w:i w:val="0"/>
-              </w:rPr>
-              <w:t>Episodic here complements r/mentalhealth</w:t>
-            </w:r>
+              <w:t>Episodic here complements r/</w:t>
+            </w:r>
+            <w:proofErr w:type="spellStart"/>
+            <w:r>
+              <w:t>mentalhealth</w:t>
+            </w:r>
+            <w:proofErr w:type="spellEnd"/>
           </w:p>
         </w:tc>
       </w:tr>
       <w:tr>
         <w:tc>
           <w:tcPr>
-            <w:tcW w:type="dxa" w:w="1404"/>
-          </w:tcPr>
-          <w:p>
-            <w:pPr/>
-            <w:r>
-              <w:rPr>
-                <w:b w:val="0"/>
-                <w:i w:val="0"/>
-              </w:rPr>
-            </w:r>
-          </w:p>
-        </w:tc>
-        <w:tc>
-          <w:tcPr>
-            <w:tcW w:type="dxa" w:w="2808"/>
-          </w:tcPr>
-          <w:p>
-            <w:pPr/>
-            <w:r>
-              <w:rPr>
-                <w:b w:val="0"/>
-                <w:i w:val="0"/>
-              </w:rPr>
+            <w:tcW w:w="1404" w:type="dxa"/>
+          </w:tcPr>
+          <w:p/>
+        </w:tc>
+        <w:tc>
+          <w:tcPr>
+            <w:tcW w:w="2808" w:type="dxa"/>
+          </w:tcPr>
+          <w:p>
+            <w:r>
               <w:t>A few Episodic posts exist, but they are not episodic in the true sense: the poster uses AI once and comes straight to Reddit — typically locating the cause in themselves, or falling into deep self-blame after a single use — yet not fitting NM</w:t>
             </w:r>
           </w:p>
         </w:tc>
         <w:tc>
           <w:tcPr>
-            <w:tcW w:type="dxa" w:w="1966"/>
-          </w:tcPr>
-          <w:p>
-            <w:pPr/>
-            <w:r>
-              <w:rPr>
-                <w:b w:val="0"/>
-                <w:i w:val="0"/>
-              </w:rPr>
-            </w:r>
-          </w:p>
-        </w:tc>
-        <w:tc>
-          <w:tcPr>
-            <w:tcW w:type="dxa" w:w="3182"/>
-          </w:tcPr>
-          <w:p>
-            <w:pPr/>
-            <w:r>
-              <w:rPr>
-                <w:b w:val="0"/>
-                <w:i w:val="0"/>
-              </w:rPr>
-            </w:r>
-          </w:p>
+            <w:tcW w:w="1966" w:type="dxa"/>
+          </w:tcPr>
+          <w:p/>
+        </w:tc>
+        <w:tc>
+          <w:tcPr>
+            <w:tcW w:w="3182" w:type="dxa"/>
+          </w:tcPr>
+          <w:p/>
         </w:tc>
       </w:tr>
       <w:tr>
         <w:tc>
           <w:tcPr>
-            <w:tcW w:type="dxa" w:w="1404"/>
-          </w:tcPr>
-          <w:p>
-            <w:pPr/>
-            <w:r>
-              <w:rPr>
-                <w:b w:val="0"/>
-                <w:i w:val="0"/>
-              </w:rPr>
-            </w:r>
-          </w:p>
-        </w:tc>
-        <w:tc>
-          <w:tcPr>
-            <w:tcW w:type="dxa" w:w="2808"/>
-          </w:tcPr>
-          <w:p>
-            <w:pPr/>
-            <w:r>
-              <w:rPr>
-                <w:b w:val="0"/>
-                <w:i w:val="0"/>
-              </w:rPr>
+            <w:tcW w:w="1404" w:type="dxa"/>
+          </w:tcPr>
+          <w:p/>
+        </w:tc>
+        <w:tc>
+          <w:tcPr>
+            <w:tcW w:w="2808" w:type="dxa"/>
+          </w:tcPr>
+          <w:p>
+            <w:r>
               <w:t>NM on Timeframe and Source is genuinely contentless, and rare</w:t>
             </w:r>
           </w:p>
         </w:tc>
         <w:tc>
           <w:tcPr>
-            <w:tcW w:type="dxa" w:w="1966"/>
-          </w:tcPr>
-          <w:p>
-            <w:pPr/>
-            <w:r>
-              <w:rPr>
-                <w:b w:val="0"/>
-                <w:i w:val="0"/>
-              </w:rPr>
-            </w:r>
-          </w:p>
-        </w:tc>
-        <w:tc>
-          <w:tcPr>
-            <w:tcW w:type="dxa" w:w="3182"/>
-          </w:tcPr>
-          <w:p>
-            <w:pPr/>
-            <w:r>
-              <w:rPr>
-                <w:b w:val="0"/>
-                <w:i w:val="0"/>
-              </w:rPr>
-            </w:r>
-          </w:p>
+            <w:tcW w:w="1966" w:type="dxa"/>
+          </w:tcPr>
+          <w:p/>
+        </w:tc>
+        <w:tc>
+          <w:tcPr>
+            <w:tcW w:w="3182" w:type="dxa"/>
+          </w:tcPr>
+          <w:p/>
         </w:tc>
       </w:tr>
       <w:tr>
         <w:tc>
           <w:tcPr>
-            <w:tcW w:type="dxa" w:w="1404"/>
-          </w:tcPr>
-          <w:p>
-            <w:pPr/>
-            <w:r>
-              <w:rPr>
-                <w:b w:val="0"/>
-                <w:i w:val="0"/>
-              </w:rPr>
-            </w:r>
-          </w:p>
-        </w:tc>
-        <w:tc>
-          <w:tcPr>
-            <w:tcW w:type="dxa" w:w="2808"/>
-          </w:tcPr>
-          <w:p>
-            <w:pPr/>
-            <w:r>
-              <w:rPr>
-                <w:b w:val="0"/>
-                <w:i w:val="0"/>
-              </w:rPr>
+            <w:tcW w:w="1404" w:type="dxa"/>
+          </w:tcPr>
+          <w:p/>
+        </w:tc>
+        <w:tc>
+          <w:tcPr>
+            <w:tcW w:w="2808" w:type="dxa"/>
+          </w:tcPr>
+          <w:p>
+            <w:r>
               <w:t>On Type, CO/ES/VE hold an absolute majority, with heavy inner conflict about using AI; FS/SA and the like are rare here, unconflicted, and more typical elsewhere</w:t>
             </w:r>
           </w:p>
         </w:tc>
         <w:tc>
           <w:tcPr>
-            <w:tcW w:type="dxa" w:w="1966"/>
-          </w:tcPr>
-          <w:p>
-            <w:pPr/>
-            <w:r>
-              <w:rPr>
-                <w:b w:val="0"/>
-                <w:i w:val="0"/>
-              </w:rPr>
-            </w:r>
-          </w:p>
-        </w:tc>
-        <w:tc>
-          <w:tcPr>
-            <w:tcW w:type="dxa" w:w="3182"/>
-          </w:tcPr>
-          <w:p>
-            <w:pPr/>
-            <w:r>
-              <w:rPr>
-                <w:b w:val="0"/>
-                <w:i w:val="0"/>
-              </w:rPr>
-            </w:r>
-          </w:p>
+            <w:tcW w:w="1966" w:type="dxa"/>
+          </w:tcPr>
+          <w:p/>
+        </w:tc>
+        <w:tc>
+          <w:tcPr>
+            <w:tcW w:w="3182" w:type="dxa"/>
+          </w:tcPr>
+          <w:p/>
         </w:tc>
       </w:tr>
     </w:tbl>
@@ -804,37 +525,31 @@
         <w:pStyle w:val="3"/>
       </w:pPr>
       <w:r>
-        <w:rPr>
-          <w:b w:val="0"/>
-          <w:i w:val="0"/>
-        </w:rPr>
         <w:t>r/Anxiety</w:t>
       </w:r>
     </w:p>
     <w:tbl>
       <w:tblPr>
         <w:tblStyle w:val="af3"/>
-        <w:tblW w:type="auto" w:w="0"/>
+        <w:tblW w:w="0" w:type="auto"/>
         <w:tblLayout w:type="fixed"/>
-        <w:tblLook w:firstColumn="1" w:firstRow="1" w:lastColumn="0" w:lastRow="0" w:noHBand="0" w:noVBand="1" w:val="04A0"/>
+        <w:tblLook w:val="04A0" w:firstRow="1" w:lastRow="0" w:firstColumn="1" w:lastColumn="0" w:noHBand="0" w:noVBand="1"/>
       </w:tblPr>
       <w:tblGrid>
-        <w:gridCol w:w="2340"/>
-        <w:gridCol w:w="2340"/>
-        <w:gridCol w:w="2340"/>
-        <w:gridCol w:w="2340"/>
+        <w:gridCol w:w="1404"/>
+        <w:gridCol w:w="2808"/>
+        <w:gridCol w:w="1966"/>
+        <w:gridCol w:w="3182"/>
       </w:tblGrid>
       <w:tr>
         <w:tc>
           <w:tcPr>
-            <w:tcW w:type="dxa" w:w="1404"/>
-          </w:tcPr>
-          <w:p>
-            <w:pPr/>
+            <w:tcW w:w="1404" w:type="dxa"/>
+          </w:tcPr>
+          <w:p>
             <w:r>
               <w:rPr>
                 <w:b/>
-                <w:i w:val="0"/>
               </w:rPr>
               <w:t>Homogeneity</w:t>
             </w:r>
@@ -842,29 +557,33 @@
         </w:tc>
         <w:tc>
           <w:tcPr>
-            <w:tcW w:type="dxa" w:w="2808"/>
-          </w:tcPr>
-          <w:p>
-            <w:pPr/>
+            <w:tcW w:w="2808" w:type="dxa"/>
+          </w:tcPr>
+          <w:p>
             <w:r>
               <w:rPr>
                 <w:b/>
-                <w:i w:val="0"/>
               </w:rPr>
-              <w:t>Community characterisation</w:t>
-            </w:r>
-          </w:p>
-        </w:tc>
-        <w:tc>
-          <w:tcPr>
-            <w:tcW w:type="dxa" w:w="1966"/>
-          </w:tcPr>
-          <w:p>
-            <w:pPr/>
+              <w:t xml:space="preserve">Community </w:t>
+            </w:r>
+            <w:proofErr w:type="spellStart"/>
             <w:r>
               <w:rPr>
                 <w:b/>
-                <w:i w:val="0"/>
+              </w:rPr>
+              <w:t>characterisation</w:t>
+            </w:r>
+            <w:proofErr w:type="spellEnd"/>
+          </w:p>
+        </w:tc>
+        <w:tc>
+          <w:tcPr>
+            <w:tcW w:w="1966" w:type="dxa"/>
+          </w:tcPr>
+          <w:p>
+            <w:r>
+              <w:rPr>
+                <w:b/>
               </w:rPr>
               <w:t>Most common configuration</w:t>
             </w:r>
@@ -872,14 +591,12 @@
         </w:tc>
         <w:tc>
           <w:tcPr>
-            <w:tcW w:type="dxa" w:w="3182"/>
-          </w:tcPr>
-          <w:p>
-            <w:pPr/>
+            <w:tcW w:w="3182" w:type="dxa"/>
+          </w:tcPr>
+          <w:p>
             <w:r>
               <w:rPr>
                 <w:b/>
-                <w:i w:val="0"/>
               </w:rPr>
               <w:t>Decision — sampling considerations</w:t>
             </w:r>
@@ -889,10 +606,9 @@
       <w:tr>
         <w:tc>
           <w:tcPr>
-            <w:tcW w:type="dxa" w:w="1404"/>
-          </w:tcPr>
-          <w:p>
-            <w:pPr/>
+            <w:tcW w:w="1404" w:type="dxa"/>
+          </w:tcPr>
+          <w:p>
             <w:r>
               <w:rPr>
                 <w:b/>
@@ -902,87 +618,63 @@
             </w:r>
           </w:p>
           <w:p>
-            <w:pPr/>
             <w:r>
               <w:rPr>
                 <w:b/>
                 <w:i/>
               </w:rPr>
+              <w:lastRenderedPageBreak/>
               <w:t>Type is the watershed; fairly homogeneous within Type</w:t>
             </w:r>
           </w:p>
         </w:tc>
         <w:tc>
           <w:tcPr>
-            <w:tcW w:type="dxa" w:w="2808"/>
-          </w:tcPr>
-          <w:p>
-            <w:pPr/>
-            <w:r>
-              <w:rPr>
-                <w:b w:val="0"/>
-                <w:i w:val="0"/>
-              </w:rPr>
-              <w:t>Source NM dominates — almost no one presents help-seeking as blocked; Supplement is tiny, but genuinely Supplement</w:t>
-            </w:r>
-          </w:p>
-        </w:tc>
-        <w:tc>
-          <w:tcPr>
-            <w:tcW w:type="dxa" w:w="1966"/>
-          </w:tcPr>
-          <w:p>
-            <w:pPr/>
-            <w:r>
-              <w:rPr>
-                <w:b w:val="0"/>
-                <w:i w:val="0"/>
-              </w:rPr>
+            <w:tcW w:w="2808" w:type="dxa"/>
+          </w:tcPr>
+          <w:p>
+            <w:r>
+              <w:lastRenderedPageBreak/>
+              <w:t xml:space="preserve">Source NM dominates — almost no one presents help-seeking as blocked; </w:t>
+            </w:r>
+            <w:r>
+              <w:lastRenderedPageBreak/>
+              <w:t>Supplement is tiny, but genuinely Supplement</w:t>
+            </w:r>
+          </w:p>
+        </w:tc>
+        <w:tc>
+          <w:tcPr>
+            <w:tcW w:w="1966" w:type="dxa"/>
+          </w:tcPr>
+          <w:p>
+            <w:r>
+              <w:lastRenderedPageBreak/>
               <w:t>NM × Habitual × PE</w:t>
             </w:r>
           </w:p>
           <w:p>
-            <w:pPr/>
-            <w:r>
-              <w:rPr>
-                <w:b w:val="0"/>
-                <w:i w:val="0"/>
-              </w:rPr>
+            <w:r>
               <w:t>NM × Habitual × SA/RE</w:t>
             </w:r>
           </w:p>
         </w:tc>
         <w:tc>
           <w:tcPr>
-            <w:tcW w:type="dxa" w:w="3182"/>
-          </w:tcPr>
-          <w:p>
-            <w:pPr/>
-            <w:r>
-              <w:rPr>
-                <w:b w:val="0"/>
-                <w:i w:val="0"/>
-              </w:rPr>
+            <w:tcW w:w="3182" w:type="dxa"/>
+          </w:tcPr>
+          <w:p>
+            <w:r>
               <w:t>Sample:</w:t>
             </w:r>
           </w:p>
           <w:p>
-            <w:pPr/>
-            <w:r>
-              <w:rPr>
-                <w:b w:val="0"/>
-                <w:i w:val="0"/>
-              </w:rPr>
+            <w:r>
               <w:t>1. PE (5)</w:t>
             </w:r>
           </w:p>
           <w:p>
-            <w:pPr/>
-            <w:r>
-              <w:rPr>
-                <w:b w:val="0"/>
-                <w:i w:val="0"/>
-              </w:rPr>
+            <w:r>
               <w:t>2. SA/RE (2)</w:t>
             </w:r>
           </w:p>
@@ -995,10 +687,7 @@
               </w:numPr>
             </w:pPr>
             <w:r>
-              <w:rPr>
-                <w:b w:val="0"/>
-                <w:i w:val="0"/>
-              </w:rPr>
+              <w:lastRenderedPageBreak/>
               <w:t>PE is an excellent resource: unlike the therapy-family posts that mention AI, its business is not AI at all — yet the accounting tendency is obvious. The most naturalistic material in the corpus</w:t>
             </w:r>
           </w:p>
@@ -1011,10 +700,6 @@
               </w:numPr>
             </w:pPr>
             <w:r>
-              <w:rPr>
-                <w:b w:val="0"/>
-                <w:i w:val="0"/>
-              </w:rPr>
               <w:t>SA/RE posts are plentiful but carry almost no information; 1–2 serve as the boundary case of unmarked instrumental use — pick typical ones, not extreme ones</w:t>
             </w:r>
           </w:p>
@@ -1023,198 +708,109 @@
       <w:tr>
         <w:tc>
           <w:tcPr>
-            <w:tcW w:type="dxa" w:w="1404"/>
-          </w:tcPr>
-          <w:p>
-            <w:pPr/>
-            <w:r>
-              <w:rPr>
-                <w:b w:val="0"/>
-                <w:i w:val="0"/>
-              </w:rPr>
-            </w:r>
-          </w:p>
-        </w:tc>
-        <w:tc>
-          <w:tcPr>
-            <w:tcW w:type="dxa" w:w="2808"/>
-          </w:tcPr>
-          <w:p>
-            <w:pPr/>
-            <w:r>
-              <w:rPr>
-                <w:b w:val="0"/>
-                <w:i w:val="0"/>
-              </w:rPr>
+            <w:tcW w:w="1404" w:type="dxa"/>
+          </w:tcPr>
+          <w:p/>
+        </w:tc>
+        <w:tc>
+          <w:tcPr>
+            <w:tcW w:w="2808" w:type="dxa"/>
+          </w:tcPr>
+          <w:p>
+            <w:r>
               <w:t>Habitual dominates; Episodic is very small, but genuinely Episodic</w:t>
             </w:r>
           </w:p>
         </w:tc>
         <w:tc>
           <w:tcPr>
-            <w:tcW w:type="dxa" w:w="1966"/>
-          </w:tcPr>
-          <w:p>
-            <w:pPr/>
-            <w:r>
-              <w:rPr>
-                <w:b w:val="0"/>
-                <w:i w:val="0"/>
-              </w:rPr>
-            </w:r>
-          </w:p>
-        </w:tc>
-        <w:tc>
-          <w:tcPr>
-            <w:tcW w:type="dxa" w:w="3182"/>
-          </w:tcPr>
-          <w:p>
-            <w:pPr/>
-            <w:r>
-              <w:rPr>
-                <w:b w:val="0"/>
-                <w:i w:val="0"/>
-              </w:rPr>
-            </w:r>
-          </w:p>
+            <w:tcW w:w="1966" w:type="dxa"/>
+          </w:tcPr>
+          <w:p/>
+        </w:tc>
+        <w:tc>
+          <w:tcPr>
+            <w:tcW w:w="3182" w:type="dxa"/>
+          </w:tcPr>
+          <w:p/>
         </w:tc>
       </w:tr>
       <w:tr>
         <w:tc>
           <w:tcPr>
-            <w:tcW w:type="dxa" w:w="1404"/>
-          </w:tcPr>
-          <w:p>
-            <w:pPr/>
-            <w:r>
-              <w:rPr>
-                <w:b w:val="0"/>
-                <w:i w:val="0"/>
-              </w:rPr>
-            </w:r>
-          </w:p>
-        </w:tc>
-        <w:tc>
-          <w:tcPr>
-            <w:tcW w:type="dxa" w:w="2808"/>
-          </w:tcPr>
-          <w:p>
-            <w:pPr/>
-            <w:r>
-              <w:rPr>
-                <w:b w:val="0"/>
-                <w:i w:val="0"/>
-              </w:rPr>
+            <w:tcW w:w="1404" w:type="dxa"/>
+          </w:tcPr>
+          <w:p/>
+        </w:tc>
+        <w:tc>
+          <w:tcPr>
+            <w:tcW w:w="2808" w:type="dxa"/>
+          </w:tcPr>
+          <w:p>
+            <w:r>
               <w:t>NM on Timeframe and Source is genuinely contentless, and rare</w:t>
             </w:r>
           </w:p>
         </w:tc>
         <w:tc>
           <w:tcPr>
-            <w:tcW w:type="dxa" w:w="1966"/>
-          </w:tcPr>
-          <w:p>
-            <w:pPr/>
-            <w:r>
-              <w:rPr>
-                <w:b w:val="0"/>
-                <w:i w:val="0"/>
-              </w:rPr>
-            </w:r>
-          </w:p>
-        </w:tc>
-        <w:tc>
-          <w:tcPr>
-            <w:tcW w:type="dxa" w:w="3182"/>
-          </w:tcPr>
-          <w:p>
-            <w:pPr/>
-            <w:r>
-              <w:rPr>
-                <w:b w:val="0"/>
-                <w:i w:val="0"/>
-              </w:rPr>
-            </w:r>
-          </w:p>
+            <w:tcW w:w="1966" w:type="dxa"/>
+          </w:tcPr>
+          <w:p/>
+        </w:tc>
+        <w:tc>
+          <w:tcPr>
+            <w:tcW w:w="3182" w:type="dxa"/>
+          </w:tcPr>
+          <w:p/>
         </w:tc>
       </w:tr>
       <w:tr>
         <w:tc>
           <w:tcPr>
-            <w:tcW w:type="dxa" w:w="1404"/>
-          </w:tcPr>
-          <w:p>
-            <w:pPr/>
-            <w:r>
-              <w:rPr>
-                <w:b w:val="0"/>
-                <w:i w:val="0"/>
-              </w:rPr>
-            </w:r>
-          </w:p>
-        </w:tc>
-        <w:tc>
-          <w:tcPr>
-            <w:tcW w:type="dxa" w:w="2808"/>
-          </w:tcPr>
-          <w:p>
-            <w:pPr/>
-            <w:r>
-              <w:rPr>
-                <w:b w:val="0"/>
-                <w:i w:val="0"/>
-              </w:rPr>
+            <w:tcW w:w="1404" w:type="dxa"/>
+          </w:tcPr>
+          <w:p/>
+        </w:tc>
+        <w:tc>
+          <w:tcPr>
+            <w:tcW w:w="2808" w:type="dxa"/>
+          </w:tcPr>
+          <w:p>
+            <w:r>
               <w:t>Type decides the content divide:</w:t>
             </w:r>
           </w:p>
           <w:p>
-            <w:pPr/>
-            <w:r>
-              <w:rPr>
-                <w:b w:val="0"/>
-                <w:i w:val="0"/>
-              </w:rPr>
-              <w:t>1. PE — not anxiety-driven, yet every one shows tension about using AI</w:t>
-            </w:r>
-          </w:p>
-          <w:p>
-            <w:pPr/>
-            <w:r>
-              <w:rPr>
-                <w:b w:val="0"/>
-                <w:i w:val="0"/>
-              </w:rPr>
+            <w:r>
+              <w:t xml:space="preserve">1. PE — not anxiety-driven, yet </w:t>
+            </w:r>
+            <w:proofErr w:type="gramStart"/>
+            <w:r>
+              <w:t>every one</w:t>
+            </w:r>
+            <w:proofErr w:type="gramEnd"/>
+            <w:r>
+              <w:t xml:space="preserve"> shows tension about using AI</w:t>
+            </w:r>
+          </w:p>
+          <w:p>
+            <w:r>
               <w:t>2. Any confirmation-type (SA, RE) — almost never mentions tension about AI</w:t>
             </w:r>
           </w:p>
         </w:tc>
         <w:tc>
           <w:tcPr>
-            <w:tcW w:type="dxa" w:w="1966"/>
-          </w:tcPr>
-          <w:p>
-            <w:pPr/>
-            <w:r>
-              <w:rPr>
-                <w:b w:val="0"/>
-                <w:i w:val="0"/>
-              </w:rPr>
-            </w:r>
-          </w:p>
-        </w:tc>
-        <w:tc>
-          <w:tcPr>
-            <w:tcW w:type="dxa" w:w="3182"/>
-          </w:tcPr>
-          <w:p>
-            <w:pPr/>
-            <w:r>
-              <w:rPr>
-                <w:b w:val="0"/>
-                <w:i w:val="0"/>
-              </w:rPr>
-            </w:r>
-          </w:p>
+            <w:tcW w:w="1966" w:type="dxa"/>
+          </w:tcPr>
+          <w:p/>
+        </w:tc>
+        <w:tc>
+          <w:tcPr>
+            <w:tcW w:w="3182" w:type="dxa"/>
+          </w:tcPr>
+          <w:p/>
         </w:tc>
       </w:tr>
     </w:tbl>
@@ -1223,37 +819,36 @@
         <w:pStyle w:val="3"/>
       </w:pPr>
       <w:r>
-        <w:rPr>
-          <w:b w:val="0"/>
-          <w:i w:val="0"/>
-        </w:rPr>
-        <w:t>r/mentalhealth</w:t>
-      </w:r>
+        <w:t>r/</w:t>
+      </w:r>
+      <w:proofErr w:type="spellStart"/>
+      <w:r>
+        <w:t>mentalhealth</w:t>
+      </w:r>
+      <w:proofErr w:type="spellEnd"/>
     </w:p>
     <w:tbl>
       <w:tblPr>
         <w:tblStyle w:val="af3"/>
-        <w:tblW w:type="auto" w:w="0"/>
+        <w:tblW w:w="0" w:type="auto"/>
         <w:tblLayout w:type="fixed"/>
-        <w:tblLook w:firstColumn="1" w:firstRow="1" w:lastColumn="0" w:lastRow="0" w:noHBand="0" w:noVBand="1" w:val="04A0"/>
+        <w:tblLook w:val="04A0" w:firstRow="1" w:lastRow="0" w:firstColumn="1" w:lastColumn="0" w:noHBand="0" w:noVBand="1"/>
       </w:tblPr>
       <w:tblGrid>
-        <w:gridCol w:w="2340"/>
-        <w:gridCol w:w="2340"/>
-        <w:gridCol w:w="2340"/>
-        <w:gridCol w:w="2340"/>
+        <w:gridCol w:w="1404"/>
+        <w:gridCol w:w="2808"/>
+        <w:gridCol w:w="1966"/>
+        <w:gridCol w:w="3182"/>
       </w:tblGrid>
       <w:tr>
         <w:tc>
           <w:tcPr>
-            <w:tcW w:type="dxa" w:w="1404"/>
-          </w:tcPr>
-          <w:p>
-            <w:pPr/>
+            <w:tcW w:w="1404" w:type="dxa"/>
+          </w:tcPr>
+          <w:p>
             <w:r>
               <w:rPr>
                 <w:b/>
-                <w:i w:val="0"/>
               </w:rPr>
               <w:t>Homogeneity</w:t>
             </w:r>
@@ -1261,29 +856,33 @@
         </w:tc>
         <w:tc>
           <w:tcPr>
-            <w:tcW w:type="dxa" w:w="2808"/>
-          </w:tcPr>
-          <w:p>
-            <w:pPr/>
+            <w:tcW w:w="2808" w:type="dxa"/>
+          </w:tcPr>
+          <w:p>
             <w:r>
               <w:rPr>
                 <w:b/>
-                <w:i w:val="0"/>
               </w:rPr>
-              <w:t>Community characterisation</w:t>
-            </w:r>
-          </w:p>
-        </w:tc>
-        <w:tc>
-          <w:tcPr>
-            <w:tcW w:type="dxa" w:w="1966"/>
-          </w:tcPr>
-          <w:p>
-            <w:pPr/>
+              <w:t xml:space="preserve">Community </w:t>
+            </w:r>
+            <w:proofErr w:type="spellStart"/>
             <w:r>
               <w:rPr>
                 <w:b/>
-                <w:i w:val="0"/>
+              </w:rPr>
+              <w:t>characterisation</w:t>
+            </w:r>
+            <w:proofErr w:type="spellEnd"/>
+          </w:p>
+        </w:tc>
+        <w:tc>
+          <w:tcPr>
+            <w:tcW w:w="1966" w:type="dxa"/>
+          </w:tcPr>
+          <w:p>
+            <w:r>
+              <w:rPr>
+                <w:b/>
               </w:rPr>
               <w:t>Most common configuration</w:t>
             </w:r>
@@ -1291,14 +890,12 @@
         </w:tc>
         <w:tc>
           <w:tcPr>
-            <w:tcW w:type="dxa" w:w="3182"/>
-          </w:tcPr>
-          <w:p>
-            <w:pPr/>
+            <w:tcW w:w="3182" w:type="dxa"/>
+          </w:tcPr>
+          <w:p>
             <w:r>
               <w:rPr>
                 <w:b/>
-                <w:i w:val="0"/>
               </w:rPr>
               <w:t>Decision — sampling considerations</w:t>
             </w:r>
@@ -1308,10 +905,9 @@
       <w:tr>
         <w:tc>
           <w:tcPr>
-            <w:tcW w:type="dxa" w:w="1404"/>
-          </w:tcPr>
-          <w:p>
-            <w:pPr/>
+            <w:tcW w:w="1404" w:type="dxa"/>
+          </w:tcPr>
+          <w:p>
             <w:r>
               <w:rPr>
                 <w:b/>
@@ -1323,75 +919,45 @@
         </w:tc>
         <w:tc>
           <w:tcPr>
-            <w:tcW w:type="dxa" w:w="2808"/>
-          </w:tcPr>
-          <w:p>
-            <w:pPr/>
-            <w:r>
-              <w:rPr>
-                <w:b w:val="0"/>
-                <w:i w:val="0"/>
-              </w:rPr>
+            <w:tcW w:w="2808" w:type="dxa"/>
+          </w:tcPr>
+          <w:p>
+            <w:r>
               <w:t>The Source repertoire is visibly richer, and the labels are semantically genuine</w:t>
             </w:r>
           </w:p>
         </w:tc>
         <w:tc>
           <w:tcPr>
-            <w:tcW w:type="dxa" w:w="1966"/>
-          </w:tcPr>
-          <w:p>
-            <w:pPr/>
-            <w:r>
-              <w:rPr>
-                <w:b w:val="0"/>
-                <w:i w:val="0"/>
-              </w:rPr>
+            <w:tcW w:w="1966" w:type="dxa"/>
+          </w:tcPr>
+          <w:p>
+            <w:r>
               <w:t>No dominant configuration</w:t>
             </w:r>
           </w:p>
         </w:tc>
         <w:tc>
           <w:tcPr>
-            <w:tcW w:type="dxa" w:w="3182"/>
-          </w:tcPr>
-          <w:p>
-            <w:pPr/>
-            <w:r>
-              <w:rPr>
-                <w:b w:val="0"/>
-                <w:i w:val="0"/>
-              </w:rPr>
+            <w:tcW w:w="3182" w:type="dxa"/>
+          </w:tcPr>
+          <w:p>
+            <w:r>
               <w:t>Sample:</w:t>
             </w:r>
           </w:p>
           <w:p>
-            <w:pPr/>
-            <w:r>
-              <w:rPr>
-                <w:b w:val="0"/>
-                <w:i w:val="0"/>
-              </w:rPr>
+            <w:r>
               <w:t>SR (6)</w:t>
             </w:r>
           </w:p>
           <w:p>
-            <w:pPr/>
-            <w:r>
-              <w:rPr>
-                <w:b w:val="0"/>
-                <w:i w:val="0"/>
-              </w:rPr>
+            <w:r>
               <w:t>Non-Primary Source, NM excluded (10)</w:t>
             </w:r>
           </w:p>
           <w:p>
-            <w:pPr/>
-            <w:r>
-              <w:rPr>
-                <w:b w:val="0"/>
-                <w:i w:val="0"/>
-              </w:rPr>
+            <w:r>
               <w:t>Episodic (2)</w:t>
             </w:r>
           </w:p>
@@ -1404,10 +970,6 @@
               </w:numPr>
             </w:pPr>
             <w:r>
-              <w:rPr>
-                <w:b w:val="0"/>
-                <w:i w:val="0"/>
-              </w:rPr>
               <w:t>SR presents uniformly everywhere — sample it only here</w:t>
             </w:r>
           </w:p>
@@ -1420,10 +982,6 @@
               </w:numPr>
             </w:pPr>
             <w:r>
-              <w:rPr>
-                <w:b w:val="0"/>
-                <w:i w:val="0"/>
-              </w:rPr>
               <w:t>The only community where opinion-seeking concentrates; sample more here</w:t>
             </w:r>
           </w:p>
@@ -1436,11 +994,11 @@
               </w:numPr>
             </w:pPr>
             <w:r>
-              <w:rPr>
-                <w:b w:val="0"/>
-                <w:i w:val="0"/>
-              </w:rPr>
-              <w:t>Within the non-Primary 10: take both Parallel and both Exploration posts (2 + 2 in the fresh pool); Supplement fills the remainder</w:t>
+              <w:t xml:space="preserve">Within the non-Primary 10: take both Parallel and both Exploration posts (2 + 2 in the fresh </w:t>
+            </w:r>
+            <w:r>
+              <w:lastRenderedPageBreak/>
+              <w:t>pool); Supplement fills the remainder</w:t>
             </w:r>
           </w:p>
         </w:tc>
@@ -1448,178 +1006,91 @@
       <w:tr>
         <w:tc>
           <w:tcPr>
-            <w:tcW w:type="dxa" w:w="1404"/>
-          </w:tcPr>
-          <w:p>
-            <w:pPr/>
-            <w:r>
-              <w:rPr>
-                <w:b w:val="0"/>
-                <w:i w:val="0"/>
-              </w:rPr>
-            </w:r>
-          </w:p>
-        </w:tc>
-        <w:tc>
-          <w:tcPr>
-            <w:tcW w:type="dxa" w:w="2808"/>
-          </w:tcPr>
-          <w:p>
-            <w:pPr/>
-            <w:r>
-              <w:rPr>
-                <w:b w:val="0"/>
-                <w:i w:val="0"/>
-              </w:rPr>
+            <w:tcW w:w="1404" w:type="dxa"/>
+          </w:tcPr>
+          <w:p/>
+        </w:tc>
+        <w:tc>
+          <w:tcPr>
+            <w:tcW w:w="2808" w:type="dxa"/>
+          </w:tcPr>
+          <w:p>
+            <w:r>
               <w:t>Opinion-seeking posts are frequent (~1/5), with no particular pattern; the only commonality is that Source tends to be NM</w:t>
             </w:r>
           </w:p>
         </w:tc>
         <w:tc>
           <w:tcPr>
-            <w:tcW w:type="dxa" w:w="1966"/>
-          </w:tcPr>
-          <w:p>
-            <w:pPr/>
-            <w:r>
-              <w:rPr>
-                <w:b w:val="0"/>
-                <w:i w:val="0"/>
-              </w:rPr>
-            </w:r>
-          </w:p>
-        </w:tc>
-        <w:tc>
-          <w:tcPr>
-            <w:tcW w:type="dxa" w:w="3182"/>
-          </w:tcPr>
-          <w:p>
-            <w:pPr/>
-            <w:r>
-              <w:rPr>
-                <w:b w:val="0"/>
-                <w:i w:val="0"/>
-              </w:rPr>
-            </w:r>
-          </w:p>
+            <w:tcW w:w="1966" w:type="dxa"/>
+          </w:tcPr>
+          <w:p/>
+        </w:tc>
+        <w:tc>
+          <w:tcPr>
+            <w:tcW w:w="3182" w:type="dxa"/>
+          </w:tcPr>
+          <w:p/>
         </w:tc>
       </w:tr>
       <w:tr>
         <w:tc>
           <w:tcPr>
-            <w:tcW w:type="dxa" w:w="1404"/>
-          </w:tcPr>
-          <w:p>
-            <w:pPr/>
-            <w:r>
-              <w:rPr>
-                <w:b w:val="0"/>
-                <w:i w:val="0"/>
-              </w:rPr>
-            </w:r>
-          </w:p>
-        </w:tc>
-        <w:tc>
-          <w:tcPr>
-            <w:tcW w:type="dxa" w:w="2808"/>
-          </w:tcPr>
-          <w:p>
-            <w:pPr/>
-            <w:r>
-              <w:rPr>
-                <w:b w:val="0"/>
-                <w:i w:val="0"/>
-              </w:rPr>
+            <w:tcW w:w="1404" w:type="dxa"/>
+          </w:tcPr>
+          <w:p/>
+        </w:tc>
+        <w:tc>
+          <w:tcPr>
+            <w:tcW w:w="2808" w:type="dxa"/>
+          </w:tcPr>
+          <w:p>
+            <w:r>
               <w:t>The community with the most SR — and the most immersed cases (3/26)</w:t>
             </w:r>
           </w:p>
         </w:tc>
         <w:tc>
           <w:tcPr>
-            <w:tcW w:type="dxa" w:w="1966"/>
-          </w:tcPr>
-          <w:p>
-            <w:pPr/>
-            <w:r>
-              <w:rPr>
-                <w:b w:val="0"/>
-                <w:i w:val="0"/>
-              </w:rPr>
-            </w:r>
-          </w:p>
-        </w:tc>
-        <w:tc>
-          <w:tcPr>
-            <w:tcW w:type="dxa" w:w="3182"/>
-          </w:tcPr>
-          <w:p>
-            <w:pPr/>
-            <w:r>
-              <w:rPr>
-                <w:b w:val="0"/>
-                <w:i w:val="0"/>
-              </w:rPr>
-            </w:r>
-          </w:p>
+            <w:tcW w:w="1966" w:type="dxa"/>
+          </w:tcPr>
+          <w:p/>
+        </w:tc>
+        <w:tc>
+          <w:tcPr>
+            <w:tcW w:w="3182" w:type="dxa"/>
+          </w:tcPr>
+          <w:p/>
         </w:tc>
       </w:tr>
       <w:tr>
         <w:tc>
           <w:tcPr>
-            <w:tcW w:type="dxa" w:w="1404"/>
-          </w:tcPr>
-          <w:p>
-            <w:pPr/>
-            <w:r>
-              <w:rPr>
-                <w:b w:val="0"/>
-                <w:i w:val="0"/>
-              </w:rPr>
-            </w:r>
-          </w:p>
-        </w:tc>
-        <w:tc>
-          <w:tcPr>
-            <w:tcW w:type="dxa" w:w="2808"/>
-          </w:tcPr>
-          <w:p>
-            <w:pPr/>
-            <w:r>
-              <w:rPr>
-                <w:b w:val="0"/>
-                <w:i w:val="0"/>
-              </w:rPr>
+            <w:tcW w:w="1404" w:type="dxa"/>
+          </w:tcPr>
+          <w:p/>
+        </w:tc>
+        <w:tc>
+          <w:tcPr>
+            <w:tcW w:w="2808" w:type="dxa"/>
+          </w:tcPr>
+          <w:p>
+            <w:r>
               <w:t>Episodic is plentiful, genuinely episodic, and shows no tension about AI use</w:t>
             </w:r>
           </w:p>
         </w:tc>
         <w:tc>
           <w:tcPr>
-            <w:tcW w:type="dxa" w:w="1966"/>
-          </w:tcPr>
-          <w:p>
-            <w:pPr/>
-            <w:r>
-              <w:rPr>
-                <w:b w:val="0"/>
-                <w:i w:val="0"/>
-              </w:rPr>
-            </w:r>
-          </w:p>
-        </w:tc>
-        <w:tc>
-          <w:tcPr>
-            <w:tcW w:type="dxa" w:w="3182"/>
-          </w:tcPr>
-          <w:p>
-            <w:pPr/>
-            <w:r>
-              <w:rPr>
-                <w:b w:val="0"/>
-                <w:i w:val="0"/>
-              </w:rPr>
-            </w:r>
-          </w:p>
+            <w:tcW w:w="1966" w:type="dxa"/>
+          </w:tcPr>
+          <w:p/>
+        </w:tc>
+        <w:tc>
+          <w:tcPr>
+            <w:tcW w:w="3182" w:type="dxa"/>
+          </w:tcPr>
+          <w:p/>
         </w:tc>
       </w:tr>
     </w:tbl>
@@ -1628,37 +1099,31 @@
         <w:pStyle w:val="3"/>
       </w:pPr>
       <w:r>
-        <w:rPr>
-          <w:b w:val="0"/>
-          <w:i w:val="0"/>
-        </w:rPr>
         <w:t>r/therapy</w:t>
       </w:r>
     </w:p>
     <w:tbl>
       <w:tblPr>
         <w:tblStyle w:val="af3"/>
-        <w:tblW w:type="auto" w:w="0"/>
+        <w:tblW w:w="0" w:type="auto"/>
         <w:tblLayout w:type="fixed"/>
-        <w:tblLook w:firstColumn="1" w:firstRow="1" w:lastColumn="0" w:lastRow="0" w:noHBand="0" w:noVBand="1" w:val="04A0"/>
+        <w:tblLook w:val="04A0" w:firstRow="1" w:lastRow="0" w:firstColumn="1" w:lastColumn="0" w:noHBand="0" w:noVBand="1"/>
       </w:tblPr>
       <w:tblGrid>
-        <w:gridCol w:w="2340"/>
-        <w:gridCol w:w="2340"/>
-        <w:gridCol w:w="2340"/>
-        <w:gridCol w:w="2340"/>
+        <w:gridCol w:w="1404"/>
+        <w:gridCol w:w="2808"/>
+        <w:gridCol w:w="1966"/>
+        <w:gridCol w:w="3182"/>
       </w:tblGrid>
       <w:tr>
         <w:tc>
           <w:tcPr>
-            <w:tcW w:type="dxa" w:w="1404"/>
-          </w:tcPr>
-          <w:p>
-            <w:pPr/>
+            <w:tcW w:w="1404" w:type="dxa"/>
+          </w:tcPr>
+          <w:p>
             <w:r>
               <w:rPr>
                 <w:b/>
-                <w:i w:val="0"/>
               </w:rPr>
               <w:t>Homogeneity</w:t>
             </w:r>
@@ -1666,29 +1131,33 @@
         </w:tc>
         <w:tc>
           <w:tcPr>
-            <w:tcW w:type="dxa" w:w="2808"/>
-          </w:tcPr>
-          <w:p>
-            <w:pPr/>
+            <w:tcW w:w="2808" w:type="dxa"/>
+          </w:tcPr>
+          <w:p>
             <w:r>
               <w:rPr>
                 <w:b/>
-                <w:i w:val="0"/>
               </w:rPr>
-              <w:t>Community characterisation</w:t>
-            </w:r>
-          </w:p>
-        </w:tc>
-        <w:tc>
-          <w:tcPr>
-            <w:tcW w:type="dxa" w:w="1966"/>
-          </w:tcPr>
-          <w:p>
-            <w:pPr/>
+              <w:t xml:space="preserve">Community </w:t>
+            </w:r>
+            <w:proofErr w:type="spellStart"/>
             <w:r>
               <w:rPr>
                 <w:b/>
-                <w:i w:val="0"/>
+              </w:rPr>
+              <w:t>characterisation</w:t>
+            </w:r>
+            <w:proofErr w:type="spellEnd"/>
+          </w:p>
+        </w:tc>
+        <w:tc>
+          <w:tcPr>
+            <w:tcW w:w="1966" w:type="dxa"/>
+          </w:tcPr>
+          <w:p>
+            <w:r>
+              <w:rPr>
+                <w:b/>
               </w:rPr>
               <w:t>Most common configuration</w:t>
             </w:r>
@@ -1696,14 +1165,12 @@
         </w:tc>
         <w:tc>
           <w:tcPr>
-            <w:tcW w:type="dxa" w:w="3182"/>
-          </w:tcPr>
-          <w:p>
-            <w:pPr/>
+            <w:tcW w:w="3182" w:type="dxa"/>
+          </w:tcPr>
+          <w:p>
             <w:r>
               <w:rPr>
                 <w:b/>
-                <w:i w:val="0"/>
               </w:rPr>
               <w:t>Decision — sampling considerations</w:t>
             </w:r>
@@ -1713,10 +1180,9 @@
       <w:tr>
         <w:tc>
           <w:tcPr>
-            <w:tcW w:type="dxa" w:w="1404"/>
-          </w:tcPr>
-          <w:p>
-            <w:pPr/>
+            <w:tcW w:w="1404" w:type="dxa"/>
+          </w:tcPr>
+          <w:p>
             <w:r>
               <w:rPr>
                 <w:b/>
@@ -1728,75 +1194,53 @@
         </w:tc>
         <w:tc>
           <w:tcPr>
-            <w:tcW w:type="dxa" w:w="2808"/>
-          </w:tcPr>
-          <w:p>
-            <w:pPr/>
-            <w:r>
-              <w:rPr>
-                <w:b w:val="0"/>
-                <w:i w:val="0"/>
-              </w:rPr>
-              <w:t>Primary × Habitual × TA is most common, but next to r/therapyGPT the register is homogeneous: no one insists AI is a legitimate replacement; posts are saturated with human–AI comparison</w:t>
-            </w:r>
-          </w:p>
-        </w:tc>
-        <w:tc>
-          <w:tcPr>
-            <w:tcW w:type="dxa" w:w="1966"/>
-          </w:tcPr>
-          <w:p>
-            <w:pPr/>
-            <w:r>
-              <w:rPr>
-                <w:b w:val="0"/>
-                <w:i w:val="0"/>
-              </w:rPr>
+            <w:tcW w:w="2808" w:type="dxa"/>
+          </w:tcPr>
+          <w:p>
+            <w:r>
+              <w:t>Primary × Habitual × TA is most common, but next to r/</w:t>
+            </w:r>
+            <w:proofErr w:type="spellStart"/>
+            <w:r>
+              <w:t>therapyGPT</w:t>
+            </w:r>
+            <w:proofErr w:type="spellEnd"/>
+            <w:r>
+              <w:t xml:space="preserve"> the register is homogeneous: no one insists AI is a legitimate replacement; posts are saturated with human–AI comparison</w:t>
+            </w:r>
+          </w:p>
+        </w:tc>
+        <w:tc>
+          <w:tcPr>
+            <w:tcW w:w="1966" w:type="dxa"/>
+          </w:tcPr>
+          <w:p>
+            <w:r>
               <w:t>Primary × Habitual × TA</w:t>
             </w:r>
           </w:p>
         </w:tc>
         <w:tc>
           <w:tcPr>
-            <w:tcW w:type="dxa" w:w="3182"/>
-          </w:tcPr>
-          <w:p>
-            <w:pPr/>
-            <w:r>
-              <w:rPr>
-                <w:b w:val="0"/>
-                <w:i w:val="0"/>
-              </w:rPr>
+            <w:tcW w:w="3182" w:type="dxa"/>
+          </w:tcPr>
+          <w:p>
+            <w:r>
               <w:t>Sample:</w:t>
             </w:r>
           </w:p>
           <w:p>
-            <w:pPr/>
-            <w:r>
-              <w:rPr>
-                <w:b w:val="0"/>
-                <w:i w:val="0"/>
-              </w:rPr>
+            <w:r>
               <w:t>Primary × Habitual × TA (5)</w:t>
             </w:r>
           </w:p>
           <w:p>
-            <w:pPr/>
-            <w:r>
-              <w:rPr>
-                <w:b w:val="0"/>
-                <w:i w:val="0"/>
-              </w:rPr>
+            <w:r>
               <w:t>Supplement × Habitual × TA (3)</w:t>
             </w:r>
           </w:p>
           <w:p>
-            <w:pPr/>
-            <w:r>
-              <w:rPr>
-                <w:b w:val="0"/>
-                <w:i w:val="0"/>
-              </w:rPr>
+            <w:r>
               <w:t>Non-TA (5)</w:t>
             </w:r>
           </w:p>
@@ -1809,12 +1253,13 @@
               </w:numPr>
             </w:pPr>
             <w:r>
-              <w:rPr>
-                <w:b w:val="0"/>
-                <w:i w:val="0"/>
-              </w:rPr>
-              <w:t>The TA cells complement r/therapyGPT</w:t>
-            </w:r>
+              <w:t>The TA cells complement r/</w:t>
+            </w:r>
+            <w:proofErr w:type="spellStart"/>
+            <w:r>
+              <w:t>therapyGPT</w:t>
+            </w:r>
+            <w:proofErr w:type="spellEnd"/>
           </w:p>
           <w:p>
             <w:pPr>
@@ -1825,10 +1270,6 @@
               </w:numPr>
             </w:pPr>
             <w:r>
-              <w:rPr>
-                <w:b w:val="0"/>
-                <w:i w:val="0"/>
-              </w:rPr>
               <w:t>Non-TA widens Type variation within a therapy-adjacent audience. The cell is defined by context only — it excludes SR and the r/depression-only configuration (single-site rules). The expected pattern (“AI felt better, and thinking so carries tension”) belongs in the selection notes, not in the cell definition</w:t>
             </w:r>
           </w:p>
@@ -1837,119 +1278,77 @@
       <w:tr>
         <w:tc>
           <w:tcPr>
-            <w:tcW w:type="dxa" w:w="1404"/>
-          </w:tcPr>
-          <w:p>
-            <w:pPr/>
-            <w:r>
-              <w:rPr>
-                <w:b w:val="0"/>
-                <w:i w:val="0"/>
-              </w:rPr>
-            </w:r>
-          </w:p>
-        </w:tc>
-        <w:tc>
-          <w:tcPr>
-            <w:tcW w:type="dxa" w:w="2808"/>
-          </w:tcPr>
-          <w:p>
-            <w:pPr/>
-            <w:r>
-              <w:rPr>
-                <w:b w:val="0"/>
-                <w:i w:val="0"/>
-              </w:rPr>
-              <w:t>Supplement × TA posts centre on how the supplementing is practised, built entirely around AI’s features</w:t>
-            </w:r>
-          </w:p>
-        </w:tc>
-        <w:tc>
-          <w:tcPr>
-            <w:tcW w:type="dxa" w:w="1966"/>
-          </w:tcPr>
-          <w:p>
-            <w:pPr/>
-            <w:r>
-              <w:rPr>
-                <w:b w:val="0"/>
-                <w:i w:val="0"/>
-              </w:rPr>
-            </w:r>
-          </w:p>
-        </w:tc>
-        <w:tc>
-          <w:tcPr>
-            <w:tcW w:type="dxa" w:w="3182"/>
-          </w:tcPr>
-          <w:p>
-            <w:pPr/>
-            <w:r>
-              <w:rPr>
-                <w:b w:val="0"/>
-                <w:i w:val="0"/>
-              </w:rPr>
-            </w:r>
-          </w:p>
+            <w:tcW w:w="1404" w:type="dxa"/>
+          </w:tcPr>
+          <w:p/>
+        </w:tc>
+        <w:tc>
+          <w:tcPr>
+            <w:tcW w:w="2808" w:type="dxa"/>
+          </w:tcPr>
+          <w:p>
+            <w:r>
+              <w:t xml:space="preserve">Supplement × TA posts </w:t>
+            </w:r>
+            <w:proofErr w:type="spellStart"/>
+            <w:r>
+              <w:t>centre</w:t>
+            </w:r>
+            <w:proofErr w:type="spellEnd"/>
+            <w:r>
+              <w:t xml:space="preserve"> on how the supplementing is </w:t>
+            </w:r>
+            <w:proofErr w:type="spellStart"/>
+            <w:r>
+              <w:t>practised</w:t>
+            </w:r>
+            <w:proofErr w:type="spellEnd"/>
+            <w:r>
+              <w:t>, built entirely around AI’s features</w:t>
+            </w:r>
+          </w:p>
+        </w:tc>
+        <w:tc>
+          <w:tcPr>
+            <w:tcW w:w="1966" w:type="dxa"/>
+          </w:tcPr>
+          <w:p/>
+        </w:tc>
+        <w:tc>
+          <w:tcPr>
+            <w:tcW w:w="3182" w:type="dxa"/>
+          </w:tcPr>
+          <w:p/>
         </w:tc>
       </w:tr>
       <w:tr>
         <w:tc>
           <w:tcPr>
-            <w:tcW w:type="dxa" w:w="1404"/>
-          </w:tcPr>
-          <w:p>
-            <w:pPr/>
-            <w:r>
-              <w:rPr>
-                <w:b w:val="0"/>
-                <w:i w:val="0"/>
-              </w:rPr>
-            </w:r>
-          </w:p>
-        </w:tc>
-        <w:tc>
-          <w:tcPr>
-            <w:tcW w:type="dxa" w:w="2808"/>
-          </w:tcPr>
-          <w:p>
-            <w:pPr/>
-            <w:r>
-              <w:rPr>
-                <w:b w:val="0"/>
-                <w:i w:val="0"/>
-              </w:rPr>
+            <w:tcW w:w="1404" w:type="dxa"/>
+          </w:tcPr>
+          <w:p/>
+        </w:tc>
+        <w:tc>
+          <w:tcPr>
+            <w:tcW w:w="2808" w:type="dxa"/>
+          </w:tcPr>
+          <w:p>
+            <w:r>
               <w:t>“The AI experience felt better, therapy felt worse” appears often — and thinking so is itself treated with tension</w:t>
             </w:r>
           </w:p>
         </w:tc>
         <w:tc>
           <w:tcPr>
-            <w:tcW w:type="dxa" w:w="1966"/>
-          </w:tcPr>
-          <w:p>
-            <w:pPr/>
-            <w:r>
-              <w:rPr>
-                <w:b w:val="0"/>
-                <w:i w:val="0"/>
-              </w:rPr>
-            </w:r>
-          </w:p>
-        </w:tc>
-        <w:tc>
-          <w:tcPr>
-            <w:tcW w:type="dxa" w:w="3182"/>
-          </w:tcPr>
-          <w:p>
-            <w:pPr/>
-            <w:r>
-              <w:rPr>
-                <w:b w:val="0"/>
-                <w:i w:val="0"/>
-              </w:rPr>
-            </w:r>
-          </w:p>
+            <w:tcW w:w="1966" w:type="dxa"/>
+          </w:tcPr>
+          <w:p/>
+        </w:tc>
+        <w:tc>
+          <w:tcPr>
+            <w:tcW w:w="3182" w:type="dxa"/>
+          </w:tcPr>
+          <w:p/>
         </w:tc>
       </w:tr>
     </w:tbl>
@@ -1958,37 +1357,37 @@
         <w:pStyle w:val="3"/>
       </w:pPr>
       <w:r>
-        <w:rPr>
-          <w:b w:val="0"/>
-          <w:i w:val="0"/>
-        </w:rPr>
-        <w:t>r/therapyGPT</w:t>
-      </w:r>
+        <w:lastRenderedPageBreak/>
+        <w:t>r/</w:t>
+      </w:r>
+      <w:proofErr w:type="spellStart"/>
+      <w:r>
+        <w:t>therapyGPT</w:t>
+      </w:r>
+      <w:proofErr w:type="spellEnd"/>
     </w:p>
     <w:tbl>
       <w:tblPr>
         <w:tblStyle w:val="af3"/>
-        <w:tblW w:type="auto" w:w="0"/>
+        <w:tblW w:w="0" w:type="auto"/>
         <w:tblLayout w:type="fixed"/>
-        <w:tblLook w:firstColumn="1" w:firstRow="1" w:lastColumn="0" w:lastRow="0" w:noHBand="0" w:noVBand="1" w:val="04A0"/>
+        <w:tblLook w:val="04A0" w:firstRow="1" w:lastRow="0" w:firstColumn="1" w:lastColumn="0" w:noHBand="0" w:noVBand="1"/>
       </w:tblPr>
       <w:tblGrid>
-        <w:gridCol w:w="2340"/>
-        <w:gridCol w:w="2340"/>
-        <w:gridCol w:w="2340"/>
-        <w:gridCol w:w="2340"/>
+        <w:gridCol w:w="1404"/>
+        <w:gridCol w:w="2808"/>
+        <w:gridCol w:w="1966"/>
+        <w:gridCol w:w="3182"/>
       </w:tblGrid>
       <w:tr>
         <w:tc>
           <w:tcPr>
-            <w:tcW w:type="dxa" w:w="1404"/>
-          </w:tcPr>
-          <w:p>
-            <w:pPr/>
+            <w:tcW w:w="1404" w:type="dxa"/>
+          </w:tcPr>
+          <w:p>
             <w:r>
               <w:rPr>
                 <w:b/>
-                <w:i w:val="0"/>
               </w:rPr>
               <w:t>Homogeneity</w:t>
             </w:r>
@@ -1996,29 +1395,33 @@
         </w:tc>
         <w:tc>
           <w:tcPr>
-            <w:tcW w:type="dxa" w:w="2808"/>
-          </w:tcPr>
-          <w:p>
-            <w:pPr/>
+            <w:tcW w:w="2808" w:type="dxa"/>
+          </w:tcPr>
+          <w:p>
             <w:r>
               <w:rPr>
                 <w:b/>
-                <w:i w:val="0"/>
               </w:rPr>
-              <w:t>Community characterisation</w:t>
-            </w:r>
-          </w:p>
-        </w:tc>
-        <w:tc>
-          <w:tcPr>
-            <w:tcW w:type="dxa" w:w="1966"/>
-          </w:tcPr>
-          <w:p>
-            <w:pPr/>
+              <w:t xml:space="preserve">Community </w:t>
+            </w:r>
+            <w:proofErr w:type="spellStart"/>
             <w:r>
               <w:rPr>
                 <w:b/>
-                <w:i w:val="0"/>
+              </w:rPr>
+              <w:t>characterisation</w:t>
+            </w:r>
+            <w:proofErr w:type="spellEnd"/>
+          </w:p>
+        </w:tc>
+        <w:tc>
+          <w:tcPr>
+            <w:tcW w:w="1966" w:type="dxa"/>
+          </w:tcPr>
+          <w:p>
+            <w:r>
+              <w:rPr>
+                <w:b/>
               </w:rPr>
               <w:t>Most common configuration</w:t>
             </w:r>
@@ -2026,14 +1429,12 @@
         </w:tc>
         <w:tc>
           <w:tcPr>
-            <w:tcW w:type="dxa" w:w="3182"/>
-          </w:tcPr>
-          <w:p>
-            <w:pPr/>
+            <w:tcW w:w="3182" w:type="dxa"/>
+          </w:tcPr>
+          <w:p>
             <w:r>
               <w:rPr>
                 <w:b/>
-                <w:i w:val="0"/>
               </w:rPr>
               <w:t>Decision — sampling considerations</w:t>
             </w:r>
@@ -2043,10 +1444,9 @@
       <w:tr>
         <w:tc>
           <w:tcPr>
-            <w:tcW w:type="dxa" w:w="1404"/>
-          </w:tcPr>
-          <w:p>
-            <w:pPr/>
+            <w:tcW w:w="1404" w:type="dxa"/>
+          </w:tcPr>
+          <w:p>
             <w:r>
               <w:rPr>
                 <w:b/>
@@ -2058,85 +1458,50 @@
         </w:tc>
         <w:tc>
           <w:tcPr>
-            <w:tcW w:type="dxa" w:w="2808"/>
-          </w:tcPr>
-          <w:p>
-            <w:pPr/>
-            <w:r>
-              <w:rPr>
-                <w:b w:val="0"/>
-                <w:i w:val="0"/>
-              </w:rPr>
+            <w:tcW w:w="2808" w:type="dxa"/>
+          </w:tcPr>
+          <w:p>
+            <w:r>
               <w:t>Primary × Habitual × TA is most common — and actively defended</w:t>
             </w:r>
           </w:p>
         </w:tc>
         <w:tc>
           <w:tcPr>
-            <w:tcW w:type="dxa" w:w="1966"/>
-          </w:tcPr>
-          <w:p>
-            <w:pPr/>
-            <w:r>
-              <w:rPr>
-                <w:b w:val="0"/>
-                <w:i w:val="0"/>
-              </w:rPr>
+            <w:tcW w:w="1966" w:type="dxa"/>
+          </w:tcPr>
+          <w:p>
+            <w:r>
               <w:t>Primary × Habitual × TA</w:t>
             </w:r>
           </w:p>
           <w:p>
-            <w:pPr/>
-            <w:r>
-              <w:rPr>
-                <w:b w:val="0"/>
-                <w:i w:val="0"/>
-              </w:rPr>
+            <w:r>
               <w:t>NM × Habitual × TA</w:t>
             </w:r>
           </w:p>
         </w:tc>
         <w:tc>
           <w:tcPr>
-            <w:tcW w:type="dxa" w:w="3182"/>
-          </w:tcPr>
-          <w:p>
-            <w:pPr/>
-            <w:r>
-              <w:rPr>
-                <w:b w:val="0"/>
-                <w:i w:val="0"/>
-              </w:rPr>
+            <w:tcW w:w="3182" w:type="dxa"/>
+          </w:tcPr>
+          <w:p>
+            <w:r>
               <w:t>Sample:</w:t>
             </w:r>
           </w:p>
           <w:p>
-            <w:pPr/>
-            <w:r>
-              <w:rPr>
-                <w:b w:val="0"/>
-                <w:i w:val="0"/>
-              </w:rPr>
+            <w:r>
               <w:t>Primary × Habitual × TA (5)</w:t>
             </w:r>
           </w:p>
           <w:p>
-            <w:pPr/>
-            <w:r>
-              <w:rPr>
-                <w:b w:val="0"/>
-                <w:i w:val="0"/>
-              </w:rPr>
+            <w:r>
               <w:t>NM × Habitual × TA (3)</w:t>
             </w:r>
           </w:p>
           <w:p>
-            <w:pPr/>
-            <w:r>
-              <w:rPr>
-                <w:b w:val="0"/>
-                <w:i w:val="0"/>
-              </w:rPr>
+            <w:r>
               <w:t>SE (3)</w:t>
             </w:r>
           </w:p>
@@ -2149,10 +1514,6 @@
               </w:numPr>
             </w:pPr>
             <w:r>
-              <w:rPr>
-                <w:b w:val="0"/>
-                <w:i w:val="0"/>
-              </w:rPr>
               <w:t>The TA cell complements r/therapy — the most analytically valuable material in the study</w:t>
             </w:r>
           </w:p>
@@ -2165,10 +1526,6 @@
               </w:numPr>
             </w:pPr>
             <w:r>
-              <w:rPr>
-                <w:b w:val="0"/>
-                <w:i w:val="0"/>
-              </w:rPr>
               <w:t>NM × TA is the community-specific version-disillusionment narrative</w:t>
             </w:r>
           </w:p>
@@ -2181,10 +1538,6 @@
               </w:numPr>
             </w:pPr>
             <w:r>
-              <w:rPr>
-                <w:b w:val="0"/>
-                <w:i w:val="0"/>
-              </w:rPr>
               <w:t>SE shows the highest tension in the whole corpus</w:t>
             </w:r>
           </w:p>
@@ -2193,119 +1546,61 @@
       <w:tr>
         <w:tc>
           <w:tcPr>
-            <w:tcW w:type="dxa" w:w="1404"/>
-          </w:tcPr>
-          <w:p>
-            <w:pPr/>
-            <w:r>
-              <w:rPr>
-                <w:b w:val="0"/>
-                <w:i w:val="0"/>
-              </w:rPr>
-            </w:r>
-          </w:p>
-        </w:tc>
-        <w:tc>
-          <w:tcPr>
-            <w:tcW w:type="dxa" w:w="2808"/>
-          </w:tcPr>
-          <w:p>
-            <w:pPr/>
-            <w:r>
-              <w:rPr>
-                <w:b w:val="0"/>
-                <w:i w:val="0"/>
-              </w:rPr>
+            <w:tcW w:w="1404" w:type="dxa"/>
+          </w:tcPr>
+          <w:p/>
+        </w:tc>
+        <w:tc>
+          <w:tcPr>
+            <w:tcW w:w="2808" w:type="dxa"/>
+          </w:tcPr>
+          <w:p>
+            <w:r>
               <w:t>NM × Habitual × TA posts are all version-disillusionment narratives</w:t>
             </w:r>
           </w:p>
         </w:tc>
         <w:tc>
           <w:tcPr>
-            <w:tcW w:type="dxa" w:w="1966"/>
-          </w:tcPr>
-          <w:p>
-            <w:pPr/>
-            <w:r>
-              <w:rPr>
-                <w:b w:val="0"/>
-                <w:i w:val="0"/>
-              </w:rPr>
-            </w:r>
-          </w:p>
-        </w:tc>
-        <w:tc>
-          <w:tcPr>
-            <w:tcW w:type="dxa" w:w="3182"/>
-          </w:tcPr>
-          <w:p>
-            <w:pPr/>
-            <w:r>
-              <w:rPr>
-                <w:b w:val="0"/>
-                <w:i w:val="0"/>
-              </w:rPr>
-            </w:r>
-          </w:p>
+            <w:tcW w:w="1966" w:type="dxa"/>
+          </w:tcPr>
+          <w:p/>
+        </w:tc>
+        <w:tc>
+          <w:tcPr>
+            <w:tcW w:w="3182" w:type="dxa"/>
+          </w:tcPr>
+          <w:p/>
         </w:tc>
       </w:tr>
       <w:tr>
         <w:tc>
           <w:tcPr>
-            <w:tcW w:type="dxa" w:w="1404"/>
-          </w:tcPr>
-          <w:p>
-            <w:pPr/>
-            <w:r>
-              <w:rPr>
-                <w:b w:val="0"/>
-                <w:i w:val="0"/>
-              </w:rPr>
-            </w:r>
-          </w:p>
-        </w:tc>
-        <w:tc>
-          <w:tcPr>
-            <w:tcW w:type="dxa" w:w="2808"/>
-          </w:tcPr>
-          <w:p>
-            <w:pPr/>
-            <w:r>
-              <w:rPr>
-                <w:b w:val="0"/>
-                <w:i w:val="0"/>
-              </w:rPr>
+            <w:tcW w:w="1404" w:type="dxa"/>
+          </w:tcPr>
+          <w:p/>
+        </w:tc>
+        <w:tc>
+          <w:tcPr>
+            <w:tcW w:w="2808" w:type="dxa"/>
+          </w:tcPr>
+          <w:p>
+            <w:r>
               <w:t>SE is most frequent here; fear at the AI’s human-likeness appears often, with tension</w:t>
             </w:r>
           </w:p>
         </w:tc>
         <w:tc>
           <w:tcPr>
-            <w:tcW w:type="dxa" w:w="1966"/>
-          </w:tcPr>
-          <w:p>
-            <w:pPr/>
-            <w:r>
-              <w:rPr>
-                <w:b w:val="0"/>
-                <w:i w:val="0"/>
-              </w:rPr>
-            </w:r>
-          </w:p>
-        </w:tc>
-        <w:tc>
-          <w:tcPr>
-            <w:tcW w:type="dxa" w:w="3182"/>
-          </w:tcPr>
-          <w:p>
-            <w:pPr/>
-            <w:r>
-              <w:rPr>
-                <w:b w:val="0"/>
-                <w:i w:val="0"/>
-              </w:rPr>
-            </w:r>
-          </w:p>
+            <w:tcW w:w="1966" w:type="dxa"/>
+          </w:tcPr>
+          <w:p/>
+        </w:tc>
+        <w:tc>
+          <w:tcPr>
+            <w:tcW w:w="3182" w:type="dxa"/>
+          </w:tcPr>
+          <w:p/>
         </w:tc>
       </w:tr>
     </w:tbl>
@@ -2314,21 +1609,28 @@
         <w:pStyle w:val="3"/>
       </w:pPr>
       <w:r>
-        <w:rPr>
-          <w:b w:val="0"/>
-          <w:i w:val="0"/>
-        </w:rPr>
         <w:t>Special</w:t>
       </w:r>
     </w:p>
     <w:p>
-      <w:pPr/>
-      <w:r>
-        <w:rPr>
-          <w:b w:val="0"/>
-          <w:i w:val="0"/>
-        </w:rPr>
-        <w:t>SOLO — include all 4 (r/therapy 1, r/therapyGPT 2, r/mentalhealth 1; all in the fresh pool). The only cases where AI is chosen without any displayed internal or external barrier — preference, not need.</w:t>
+      <w:r>
+        <w:t>SOLO — include all 4 (r/therapy 1, r/</w:t>
+      </w:r>
+      <w:proofErr w:type="spellStart"/>
+      <w:r>
+        <w:t>therapyGPT</w:t>
+      </w:r>
+      <w:proofErr w:type="spellEnd"/>
+      <w:r>
+        <w:t xml:space="preserve"> 2, r/</w:t>
+      </w:r>
+      <w:proofErr w:type="spellStart"/>
+      <w:r>
+        <w:t>mentalhealth</w:t>
+      </w:r>
+      <w:proofErr w:type="spellEnd"/>
+      <w:r>
+        <w:t xml:space="preserve"> 1; all in the fresh pool). The only cases where AI is chosen without any displayed internal or external barrier — preference, not need.</w:t>
       </w:r>
     </w:p>
     <w:p>
@@ -2336,20 +1638,11 @@
         <w:pStyle w:val="3"/>
       </w:pPr>
       <w:r>
-        <w:rPr>
-          <w:b w:val="0"/>
-          <w:i w:val="0"/>
-        </w:rPr>
         <w:t>Contrast architecture (why these cells)</w:t>
       </w:r>
     </w:p>
     <w:p>
-      <w:pPr/>
-      <w:r>
-        <w:rPr>
-          <w:b w:val="0"/>
-          <w:i w:val="0"/>
-        </w:rPr>
+      <w:r>
         <w:t>The plan is built on five contrast axes, not population proportions — frequencies are reported separately by the Layer-1 descriptive statistics:</w:t>
       </w:r>
     </w:p>
@@ -2362,11 +1655,15 @@
         </w:numPr>
       </w:pPr>
       <w:r>
-        <w:rPr>
-          <w:b w:val="0"/>
-          <w:i w:val="0"/>
-        </w:rPr>
-        <w:t>Community axis: Primary × Habitual × TA in r/therapy vs r/therapyGPT — same configuration, different community norms.</w:t>
+        <w:t>Community axis: Primary × Habitual × TA in r/therapy vs r/</w:t>
+      </w:r>
+      <w:proofErr w:type="spellStart"/>
+      <w:r>
+        <w:t>therapyGPT</w:t>
+      </w:r>
+      <w:proofErr w:type="spellEnd"/>
+      <w:r>
+        <w:t xml:space="preserve"> — same configuration, different community norms.</w:t>
       </w:r>
     </w:p>
     <w:p>
@@ -2378,10 +1675,6 @@
         </w:numPr>
       </w:pPr>
       <w:r>
-        <w:rPr>
-          <w:b w:val="0"/>
-          <w:i w:val="0"/>
-        </w:rPr>
         <w:t>Type axis (r/Anxiety): PE, where accounting is incidental, vs SA/RE, where instrumental use goes unmarked.</w:t>
       </w:r>
     </w:p>
@@ -2394,11 +1687,15 @@
         </w:numPr>
       </w:pPr>
       <w:r>
-        <w:rPr>
-          <w:b w:val="0"/>
-          <w:i w:val="0"/>
-        </w:rPr>
-        <w:t>Timeframe axis: r/depression’s pseudo-episodic (self-blame after one use) vs r/mentalhealth’s true episodic (no tension) — the same label covering opposite discursive realities.</w:t>
+        <w:t>Timeframe axis: r/depression’s pseudo-episodic (self-blame after one use) vs r/</w:t>
+      </w:r>
+      <w:proofErr w:type="spellStart"/>
+      <w:r>
+        <w:t>mentalhealth’s</w:t>
+      </w:r>
+      <w:proofErr w:type="spellEnd"/>
+      <w:r>
+        <w:t xml:space="preserve"> true episodic (no tension) — the same label covering opposite discursive realities.</w:t>
       </w:r>
     </w:p>
     <w:p>
@@ -2410,10 +1707,6 @@
         </w:numPr>
       </w:pPr>
       <w:r>
-        <w:rPr>
-          <w:b w:val="0"/>
-          <w:i w:val="0"/>
-        </w:rPr>
         <w:t>Source axis (r/therapy): Primary vs Supplement, with TA held constant.</w:t>
       </w:r>
     </w:p>
@@ -2426,11 +1719,23 @@
         </w:numPr>
       </w:pPr>
       <w:r>
-        <w:rPr>
-          <w:b w:val="0"/>
-          <w:i w:val="0"/>
-        </w:rPr>
-        <w:t>Internal triangle (r/therapyGPT): defence (Primary × TA) vs disillusionment (NM × TA) vs fear (SE).</w:t>
+        <w:t>Internal triangle (r/</w:t>
+      </w:r>
+      <w:proofErr w:type="spellStart"/>
+      <w:r>
+        <w:t>therapyGPT</w:t>
+      </w:r>
+      <w:proofErr w:type="spellEnd"/>
+      <w:r>
+        <w:t xml:space="preserve">): </w:t>
+      </w:r>
+      <w:proofErr w:type="spellStart"/>
+      <w:r>
+        <w:t>defence</w:t>
+      </w:r>
+      <w:proofErr w:type="spellEnd"/>
+      <w:r>
+        <w:t xml:space="preserve"> (Primary × TA) vs disillusionment (NM × TA) vs fear (SE).</w:t>
       </w:r>
     </w:p>
     <w:p>
@@ -2438,36 +1743,38 @@
         <w:pStyle w:val="3"/>
       </w:pPr>
       <w:r>
+        <w:t>Cell availability check (fresh pool</w:t>
+      </w:r>
+      <w:r>
         <w:rPr>
-          <w:b w:val="0"/>
-          <w:i w:val="0"/>
+          <w:rFonts w:hint="eastAsia"/>
         </w:rPr>
-        <w:t>Cell availability check (fresh pool, computed 2026-07-16)</w:t>
+        <w:t>)</w:t>
       </w:r>
     </w:p>
     <w:tbl>
       <w:tblPr>
         <w:tblStyle w:val="af3"/>
-        <w:tblW w:type="auto" w:w="0"/>
+        <w:tblW w:w="9351" w:type="dxa"/>
         <w:tblLayout w:type="fixed"/>
-        <w:tblLook w:firstColumn="1" w:firstRow="1" w:lastColumn="0" w:lastRow="0" w:noHBand="0" w:noVBand="1" w:val="04A0"/>
+        <w:tblLook w:val="04A0" w:firstRow="1" w:lastRow="0" w:firstColumn="1" w:lastColumn="0" w:noHBand="0" w:noVBand="1"/>
       </w:tblPr>
       <w:tblGrid>
-        <w:gridCol w:w="3120"/>
-        <w:gridCol w:w="3120"/>
-        <w:gridCol w:w="3120"/>
+        <w:gridCol w:w="6070"/>
+        <w:gridCol w:w="3281"/>
       </w:tblGrid>
       <w:tr>
-        <w:tc>
-          <w:tcPr>
-            <w:tcW w:type="dxa" w:w="5242"/>
-          </w:tcPr>
-          <w:p>
-            <w:pPr/>
+        <w:trPr>
+          <w:trHeight w:val="78"/>
+        </w:trPr>
+        <w:tc>
+          <w:tcPr>
+            <w:tcW w:w="6070" w:type="dxa"/>
+          </w:tcPr>
+          <w:p>
             <w:r>
               <w:rPr>
                 <w:b/>
-                <w:i w:val="0"/>
               </w:rPr>
               <w:t>Cell</w:t>
             </w:r>
@@ -2475,774 +1782,419 @@
         </w:tc>
         <w:tc>
           <w:tcPr>
-            <w:tcW w:type="dxa" w:w="1123"/>
-          </w:tcPr>
-          <w:p>
-            <w:pPr/>
+            <w:tcW w:w="3281" w:type="dxa"/>
+          </w:tcPr>
+          <w:p>
             <w:r>
               <w:rPr>
                 <w:b/>
-                <w:i w:val="0"/>
               </w:rPr>
               <w:t>Quota</w:t>
             </w:r>
           </w:p>
         </w:tc>
-        <w:tc>
-          <w:tcPr>
-            <w:tcW w:type="dxa" w:w="2995"/>
-          </w:tcPr>
-          <w:p>
-            <w:pPr/>
-            <w:r>
-              <w:rPr>
-                <w:b/>
-                <w:i w:val="0"/>
-              </w:rPr>
-              <w:t>Fresh-pool n</w:t>
-            </w:r>
-          </w:p>
-        </w:tc>
       </w:tr>
       <w:tr>
-        <w:tc>
-          <w:tcPr>
-            <w:tcW w:type="dxa" w:w="5242"/>
-          </w:tcPr>
-          <w:p>
-            <w:pPr/>
-            <w:r>
-              <w:rPr>
-                <w:b w:val="0"/>
-                <w:i w:val="0"/>
-              </w:rPr>
+        <w:trPr>
+          <w:trHeight w:val="75"/>
+        </w:trPr>
+        <w:tc>
+          <w:tcPr>
+            <w:tcW w:w="6070" w:type="dxa"/>
+          </w:tcPr>
+          <w:p>
+            <w:r>
               <w:t>r/depression · Primary × Habitual × CO/ES/VE</w:t>
             </w:r>
           </w:p>
         </w:tc>
         <w:tc>
           <w:tcPr>
-            <w:tcW w:type="dxa" w:w="1123"/>
-          </w:tcPr>
-          <w:p>
-            <w:pPr/>
-            <w:r>
-              <w:rPr>
-                <w:b w:val="0"/>
-                <w:i w:val="0"/>
-              </w:rPr>
+            <w:tcW w:w="3281" w:type="dxa"/>
+          </w:tcPr>
+          <w:p>
+            <w:r>
               <w:t>12</w:t>
-            </w:r>
-          </w:p>
-        </w:tc>
-        <w:tc>
-          <w:tcPr>
-            <w:tcW w:type="dxa" w:w="2995"/>
-          </w:tcPr>
-          <w:p>
-            <w:pPr/>
-            <w:r>
-              <w:rPr>
-                <w:b w:val="0"/>
-                <w:i w:val="0"/>
-              </w:rPr>
-              <w:t>204</w:t>
             </w:r>
           </w:p>
         </w:tc>
       </w:tr>
       <w:tr>
-        <w:tc>
-          <w:tcPr>
-            <w:tcW w:type="dxa" w:w="5242"/>
-          </w:tcPr>
-          <w:p>
-            <w:pPr/>
-            <w:r>
-              <w:rPr>
-                <w:b w:val="0"/>
-                <w:i w:val="0"/>
-              </w:rPr>
+        <w:trPr>
+          <w:trHeight w:val="78"/>
+        </w:trPr>
+        <w:tc>
+          <w:tcPr>
+            <w:tcW w:w="6070" w:type="dxa"/>
+          </w:tcPr>
+          <w:p>
+            <w:r>
               <w:t>r/depression · Episodic</w:t>
             </w:r>
           </w:p>
         </w:tc>
         <w:tc>
           <w:tcPr>
-            <w:tcW w:type="dxa" w:w="1123"/>
-          </w:tcPr>
-          <w:p>
-            <w:pPr/>
-            <w:r>
-              <w:rPr>
-                <w:b w:val="0"/>
-                <w:i w:val="0"/>
-              </w:rPr>
+            <w:tcW w:w="3281" w:type="dxa"/>
+          </w:tcPr>
+          <w:p>
+            <w:r>
               <w:t>2</w:t>
-            </w:r>
-          </w:p>
-        </w:tc>
-        <w:tc>
-          <w:tcPr>
-            <w:tcW w:type="dxa" w:w="2995"/>
-          </w:tcPr>
-          <w:p>
-            <w:pPr/>
-            <w:r>
-              <w:rPr>
-                <w:b w:val="0"/>
-                <w:i w:val="0"/>
-              </w:rPr>
-              <w:t>117</w:t>
             </w:r>
           </w:p>
         </w:tc>
       </w:tr>
       <w:tr>
-        <w:tc>
-          <w:tcPr>
-            <w:tcW w:type="dxa" w:w="5242"/>
-          </w:tcPr>
-          <w:p>
-            <w:pPr/>
-            <w:r>
-              <w:rPr>
-                <w:b w:val="0"/>
-                <w:i w:val="0"/>
-              </w:rPr>
+        <w:trPr>
+          <w:trHeight w:val="78"/>
+        </w:trPr>
+        <w:tc>
+          <w:tcPr>
+            <w:tcW w:w="6070" w:type="dxa"/>
+          </w:tcPr>
+          <w:p>
+            <w:r>
+              <w:lastRenderedPageBreak/>
               <w:t>r/Anxiety · PE</w:t>
             </w:r>
           </w:p>
         </w:tc>
         <w:tc>
           <w:tcPr>
-            <w:tcW w:type="dxa" w:w="1123"/>
-          </w:tcPr>
-          <w:p>
-            <w:pPr/>
-            <w:r>
-              <w:rPr>
-                <w:b w:val="0"/>
-                <w:i w:val="0"/>
-              </w:rPr>
+            <w:tcW w:w="3281" w:type="dxa"/>
+          </w:tcPr>
+          <w:p>
+            <w:r>
               <w:t>5</w:t>
-            </w:r>
-          </w:p>
-        </w:tc>
-        <w:tc>
-          <w:tcPr>
-            <w:tcW w:type="dxa" w:w="2995"/>
-          </w:tcPr>
-          <w:p>
-            <w:pPr/>
-            <w:r>
-              <w:rPr>
-                <w:b w:val="0"/>
-                <w:i w:val="0"/>
-              </w:rPr>
-              <w:t>35 (11 Habitual)</w:t>
             </w:r>
           </w:p>
         </w:tc>
       </w:tr>
       <w:tr>
-        <w:tc>
-          <w:tcPr>
-            <w:tcW w:type="dxa" w:w="5242"/>
-          </w:tcPr>
-          <w:p>
-            <w:pPr/>
-            <w:r>
-              <w:rPr>
-                <w:b w:val="0"/>
-                <w:i w:val="0"/>
-              </w:rPr>
+        <w:trPr>
+          <w:trHeight w:val="75"/>
+        </w:trPr>
+        <w:tc>
+          <w:tcPr>
+            <w:tcW w:w="6070" w:type="dxa"/>
+          </w:tcPr>
+          <w:p>
+            <w:r>
               <w:t>r/Anxiety · SA/RE</w:t>
             </w:r>
           </w:p>
         </w:tc>
         <w:tc>
           <w:tcPr>
-            <w:tcW w:type="dxa" w:w="1123"/>
-          </w:tcPr>
-          <w:p>
-            <w:pPr/>
-            <w:r>
-              <w:rPr>
-                <w:b w:val="0"/>
-                <w:i w:val="0"/>
-              </w:rPr>
+            <w:tcW w:w="3281" w:type="dxa"/>
+          </w:tcPr>
+          <w:p>
+            <w:r>
               <w:t>2</w:t>
-            </w:r>
-          </w:p>
-        </w:tc>
-        <w:tc>
-          <w:tcPr>
-            <w:tcW w:type="dxa" w:w="2995"/>
-          </w:tcPr>
-          <w:p>
-            <w:pPr/>
-            <w:r>
-              <w:rPr>
-                <w:b w:val="0"/>
-                <w:i w:val="0"/>
-              </w:rPr>
-              <w:t>169</w:t>
             </w:r>
           </w:p>
         </w:tc>
       </w:tr>
       <w:tr>
-        <w:tc>
-          <w:tcPr>
-            <w:tcW w:type="dxa" w:w="5242"/>
-          </w:tcPr>
-          <w:p>
-            <w:pPr/>
-            <w:r>
-              <w:rPr>
-                <w:b w:val="0"/>
-                <w:i w:val="0"/>
-              </w:rPr>
-              <w:t>r/mentalhealth · SR</w:t>
-            </w:r>
-          </w:p>
-        </w:tc>
-        <w:tc>
-          <w:tcPr>
-            <w:tcW w:type="dxa" w:w="1123"/>
-          </w:tcPr>
-          <w:p>
-            <w:pPr/>
-            <w:r>
-              <w:rPr>
-                <w:b w:val="0"/>
-                <w:i w:val="0"/>
-              </w:rPr>
+        <w:trPr>
+          <w:trHeight w:val="78"/>
+        </w:trPr>
+        <w:tc>
+          <w:tcPr>
+            <w:tcW w:w="6070" w:type="dxa"/>
+          </w:tcPr>
+          <w:p>
+            <w:r>
+              <w:t>r/</w:t>
+            </w:r>
+            <w:proofErr w:type="spellStart"/>
+            <w:r>
+              <w:t>mentalhealth</w:t>
+            </w:r>
+            <w:proofErr w:type="spellEnd"/>
+            <w:r>
+              <w:t xml:space="preserve"> · SR</w:t>
+            </w:r>
+          </w:p>
+        </w:tc>
+        <w:tc>
+          <w:tcPr>
+            <w:tcW w:w="3281" w:type="dxa"/>
+          </w:tcPr>
+          <w:p>
+            <w:r>
               <w:t>6</w:t>
-            </w:r>
-          </w:p>
-        </w:tc>
-        <w:tc>
-          <w:tcPr>
-            <w:tcW w:type="dxa" w:w="2995"/>
-          </w:tcPr>
-          <w:p>
-            <w:pPr/>
-            <w:r>
-              <w:rPr>
-                <w:b w:val="0"/>
-                <w:i w:val="0"/>
-              </w:rPr>
-              <w:t>24</w:t>
             </w:r>
           </w:p>
         </w:tc>
       </w:tr>
       <w:tr>
-        <w:tc>
-          <w:tcPr>
-            <w:tcW w:type="dxa" w:w="5242"/>
-          </w:tcPr>
-          <w:p>
-            <w:pPr/>
-            <w:r>
-              <w:rPr>
-                <w:b w:val="0"/>
-                <w:i w:val="0"/>
-              </w:rPr>
-              <w:t>r/mentalhealth · non-Primary, NM excluded</w:t>
-            </w:r>
-          </w:p>
-        </w:tc>
-        <w:tc>
-          <w:tcPr>
-            <w:tcW w:type="dxa" w:w="1123"/>
-          </w:tcPr>
-          <w:p>
-            <w:pPr/>
-            <w:r>
-              <w:rPr>
-                <w:b w:val="0"/>
-                <w:i w:val="0"/>
-              </w:rPr>
+        <w:trPr>
+          <w:trHeight w:val="78"/>
+        </w:trPr>
+        <w:tc>
+          <w:tcPr>
+            <w:tcW w:w="6070" w:type="dxa"/>
+          </w:tcPr>
+          <w:p>
+            <w:r>
+              <w:t>r/</w:t>
+            </w:r>
+            <w:proofErr w:type="spellStart"/>
+            <w:r>
+              <w:t>mentalhealth</w:t>
+            </w:r>
+            <w:proofErr w:type="spellEnd"/>
+            <w:r>
+              <w:t xml:space="preserve"> · non-Primary, NM excluded</w:t>
+            </w:r>
+          </w:p>
+        </w:tc>
+        <w:tc>
+          <w:tcPr>
+            <w:tcW w:w="3281" w:type="dxa"/>
+          </w:tcPr>
+          <w:p>
+            <w:r>
               <w:t>10</w:t>
-            </w:r>
-          </w:p>
-        </w:tc>
-        <w:tc>
-          <w:tcPr>
-            <w:tcW w:type="dxa" w:w="2995"/>
-          </w:tcPr>
-          <w:p>
-            <w:pPr/>
-            <w:r>
-              <w:rPr>
-                <w:b w:val="0"/>
-                <w:i w:val="0"/>
-              </w:rPr>
-              <w:t>42 (Suppl 38 · Par 2 · Exp 2)</w:t>
             </w:r>
           </w:p>
         </w:tc>
       </w:tr>
       <w:tr>
-        <w:tc>
-          <w:tcPr>
-            <w:tcW w:type="dxa" w:w="5242"/>
-          </w:tcPr>
-          <w:p>
-            <w:pPr/>
-            <w:r>
-              <w:rPr>
-                <w:b w:val="0"/>
-                <w:i w:val="0"/>
-              </w:rPr>
-              <w:t>r/mentalhealth · Episodic</w:t>
-            </w:r>
-          </w:p>
-        </w:tc>
-        <w:tc>
-          <w:tcPr>
-            <w:tcW w:type="dxa" w:w="1123"/>
-          </w:tcPr>
-          <w:p>
-            <w:pPr/>
-            <w:r>
-              <w:rPr>
-                <w:b w:val="0"/>
-                <w:i w:val="0"/>
-              </w:rPr>
+        <w:trPr>
+          <w:trHeight w:val="75"/>
+        </w:trPr>
+        <w:tc>
+          <w:tcPr>
+            <w:tcW w:w="6070" w:type="dxa"/>
+          </w:tcPr>
+          <w:p>
+            <w:r>
+              <w:t>r/</w:t>
+            </w:r>
+            <w:proofErr w:type="spellStart"/>
+            <w:r>
+              <w:t>mentalhealth</w:t>
+            </w:r>
+            <w:proofErr w:type="spellEnd"/>
+            <w:r>
+              <w:t xml:space="preserve"> · Episodic</w:t>
+            </w:r>
+          </w:p>
+        </w:tc>
+        <w:tc>
+          <w:tcPr>
+            <w:tcW w:w="3281" w:type="dxa"/>
+          </w:tcPr>
+          <w:p>
+            <w:r>
               <w:t>2</w:t>
-            </w:r>
-          </w:p>
-        </w:tc>
-        <w:tc>
-          <w:tcPr>
-            <w:tcW w:type="dxa" w:w="2995"/>
-          </w:tcPr>
-          <w:p>
-            <w:pPr/>
-            <w:r>
-              <w:rPr>
-                <w:b w:val="0"/>
-                <w:i w:val="0"/>
-              </w:rPr>
-              <w:t>149</w:t>
             </w:r>
           </w:p>
         </w:tc>
       </w:tr>
       <w:tr>
-        <w:tc>
-          <w:tcPr>
-            <w:tcW w:type="dxa" w:w="5242"/>
-          </w:tcPr>
-          <w:p>
-            <w:pPr/>
-            <w:r>
-              <w:rPr>
-                <w:b w:val="0"/>
-                <w:i w:val="0"/>
-              </w:rPr>
+        <w:trPr>
+          <w:trHeight w:val="78"/>
+        </w:trPr>
+        <w:tc>
+          <w:tcPr>
+            <w:tcW w:w="6070" w:type="dxa"/>
+          </w:tcPr>
+          <w:p>
+            <w:r>
               <w:t>r/therapy · Primary × Habitual × TA</w:t>
             </w:r>
           </w:p>
         </w:tc>
         <w:tc>
           <w:tcPr>
-            <w:tcW w:type="dxa" w:w="1123"/>
-          </w:tcPr>
-          <w:p>
-            <w:pPr/>
-            <w:r>
-              <w:rPr>
-                <w:b w:val="0"/>
-                <w:i w:val="0"/>
-              </w:rPr>
+            <w:tcW w:w="3281" w:type="dxa"/>
+          </w:tcPr>
+          <w:p>
+            <w:r>
               <w:t>5</w:t>
-            </w:r>
-          </w:p>
-        </w:tc>
-        <w:tc>
-          <w:tcPr>
-            <w:tcW w:type="dxa" w:w="2995"/>
-          </w:tcPr>
-          <w:p>
-            <w:pPr/>
-            <w:r>
-              <w:rPr>
-                <w:b w:val="0"/>
-                <w:i w:val="0"/>
-              </w:rPr>
-              <w:t>26</w:t>
             </w:r>
           </w:p>
         </w:tc>
       </w:tr>
       <w:tr>
-        <w:tc>
-          <w:tcPr>
-            <w:tcW w:type="dxa" w:w="5242"/>
-          </w:tcPr>
-          <w:p>
-            <w:pPr/>
-            <w:r>
-              <w:rPr>
-                <w:b w:val="0"/>
-                <w:i w:val="0"/>
-              </w:rPr>
+        <w:trPr>
+          <w:trHeight w:val="75"/>
+        </w:trPr>
+        <w:tc>
+          <w:tcPr>
+            <w:tcW w:w="6070" w:type="dxa"/>
+          </w:tcPr>
+          <w:p>
+            <w:r>
               <w:t>r/therapy · Supplement × Habitual × TA</w:t>
             </w:r>
           </w:p>
         </w:tc>
         <w:tc>
           <w:tcPr>
-            <w:tcW w:type="dxa" w:w="1123"/>
-          </w:tcPr>
-          <w:p>
-            <w:pPr/>
-            <w:r>
-              <w:rPr>
-                <w:b w:val="0"/>
-                <w:i w:val="0"/>
-              </w:rPr>
+            <w:tcW w:w="3281" w:type="dxa"/>
+          </w:tcPr>
+          <w:p>
+            <w:r>
               <w:t>3</w:t>
-            </w:r>
-          </w:p>
-        </w:tc>
-        <w:tc>
-          <w:tcPr>
-            <w:tcW w:type="dxa" w:w="2995"/>
-          </w:tcPr>
-          <w:p>
-            <w:pPr/>
-            <w:r>
-              <w:rPr>
-                <w:b w:val="0"/>
-                <w:i w:val="0"/>
-              </w:rPr>
-              <w:t>18</w:t>
             </w:r>
           </w:p>
         </w:tc>
       </w:tr>
       <w:tr>
-        <w:tc>
-          <w:tcPr>
-            <w:tcW w:type="dxa" w:w="5242"/>
-          </w:tcPr>
-          <w:p>
-            <w:pPr/>
-            <w:r>
-              <w:rPr>
-                <w:b w:val="0"/>
-                <w:i w:val="0"/>
-              </w:rPr>
+        <w:trPr>
+          <w:trHeight w:val="78"/>
+        </w:trPr>
+        <w:tc>
+          <w:tcPr>
+            <w:tcW w:w="6070" w:type="dxa"/>
+          </w:tcPr>
+          <w:p>
+            <w:r>
               <w:t>r/therapy · non-TA</w:t>
             </w:r>
           </w:p>
         </w:tc>
         <w:tc>
           <w:tcPr>
-            <w:tcW w:type="dxa" w:w="1123"/>
-          </w:tcPr>
-          <w:p>
-            <w:pPr/>
-            <w:r>
-              <w:rPr>
-                <w:b w:val="0"/>
-                <w:i w:val="0"/>
-              </w:rPr>
+            <w:tcW w:w="3281" w:type="dxa"/>
+          </w:tcPr>
+          <w:p>
+            <w:r>
               <w:t>5</w:t>
-            </w:r>
-          </w:p>
-        </w:tc>
-        <w:tc>
-          <w:tcPr>
-            <w:tcW w:type="dxa" w:w="2995"/>
-          </w:tcPr>
-          <w:p>
-            <w:pPr/>
-            <w:r>
-              <w:rPr>
-                <w:b w:val="0"/>
-                <w:i w:val="0"/>
-              </w:rPr>
-              <w:t>196 (before single-site exclusions)</w:t>
             </w:r>
           </w:p>
         </w:tc>
       </w:tr>
       <w:tr>
-        <w:tc>
-          <w:tcPr>
-            <w:tcW w:type="dxa" w:w="5242"/>
-          </w:tcPr>
-          <w:p>
-            <w:pPr/>
-            <w:r>
-              <w:rPr>
-                <w:b w:val="0"/>
-                <w:i w:val="0"/>
-              </w:rPr>
-              <w:t>r/therapyGPT · Primary × Habitual × TA</w:t>
-            </w:r>
-          </w:p>
-        </w:tc>
-        <w:tc>
-          <w:tcPr>
-            <w:tcW w:type="dxa" w:w="1123"/>
-          </w:tcPr>
-          <w:p>
-            <w:pPr/>
-            <w:r>
-              <w:rPr>
-                <w:b w:val="0"/>
-                <w:i w:val="0"/>
-              </w:rPr>
+        <w:trPr>
+          <w:trHeight w:val="78"/>
+        </w:trPr>
+        <w:tc>
+          <w:tcPr>
+            <w:tcW w:w="6070" w:type="dxa"/>
+          </w:tcPr>
+          <w:p>
+            <w:r>
+              <w:t>r/</w:t>
+            </w:r>
+            <w:proofErr w:type="spellStart"/>
+            <w:r>
+              <w:t>therapyGPT</w:t>
+            </w:r>
+            <w:proofErr w:type="spellEnd"/>
+            <w:r>
+              <w:t xml:space="preserve"> · Primary × Habitual × TA</w:t>
+            </w:r>
+          </w:p>
+        </w:tc>
+        <w:tc>
+          <w:tcPr>
+            <w:tcW w:w="3281" w:type="dxa"/>
+          </w:tcPr>
+          <w:p>
+            <w:r>
               <w:t>5</w:t>
-            </w:r>
-          </w:p>
-        </w:tc>
-        <w:tc>
-          <w:tcPr>
-            <w:tcW w:type="dxa" w:w="2995"/>
-          </w:tcPr>
-          <w:p>
-            <w:pPr/>
-            <w:r>
-              <w:rPr>
-                <w:b w:val="0"/>
-                <w:i w:val="0"/>
-              </w:rPr>
-              <w:t>64</w:t>
             </w:r>
           </w:p>
         </w:tc>
       </w:tr>
       <w:tr>
-        <w:tc>
-          <w:tcPr>
-            <w:tcW w:type="dxa" w:w="5242"/>
-          </w:tcPr>
-          <w:p>
-            <w:pPr/>
-            <w:r>
-              <w:rPr>
-                <w:b w:val="0"/>
-                <w:i w:val="0"/>
-              </w:rPr>
-              <w:t>r/therapyGPT · NM × Habitual × TA</w:t>
-            </w:r>
-          </w:p>
-        </w:tc>
-        <w:tc>
-          <w:tcPr>
-            <w:tcW w:type="dxa" w:w="1123"/>
-          </w:tcPr>
-          <w:p>
-            <w:pPr/>
-            <w:r>
-              <w:rPr>
-                <w:b w:val="0"/>
-                <w:i w:val="0"/>
-              </w:rPr>
+        <w:trPr>
+          <w:trHeight w:val="75"/>
+        </w:trPr>
+        <w:tc>
+          <w:tcPr>
+            <w:tcW w:w="6070" w:type="dxa"/>
+          </w:tcPr>
+          <w:p>
+            <w:r>
+              <w:t>r/</w:t>
+            </w:r>
+            <w:proofErr w:type="spellStart"/>
+            <w:r>
+              <w:t>therapyGPT</w:t>
+            </w:r>
+            <w:proofErr w:type="spellEnd"/>
+            <w:r>
+              <w:t xml:space="preserve"> · NM × Habitual × TA</w:t>
+            </w:r>
+          </w:p>
+        </w:tc>
+        <w:tc>
+          <w:tcPr>
+            <w:tcW w:w="3281" w:type="dxa"/>
+          </w:tcPr>
+          <w:p>
+            <w:r>
               <w:t>3</w:t>
-            </w:r>
-          </w:p>
-        </w:tc>
-        <w:tc>
-          <w:tcPr>
-            <w:tcW w:type="dxa" w:w="2995"/>
-          </w:tcPr>
-          <w:p>
-            <w:pPr/>
-            <w:r>
-              <w:rPr>
-                <w:b w:val="0"/>
-                <w:i w:val="0"/>
-              </w:rPr>
-              <w:t>62</w:t>
             </w:r>
           </w:p>
         </w:tc>
       </w:tr>
       <w:tr>
-        <w:tc>
-          <w:tcPr>
-            <w:tcW w:type="dxa" w:w="5242"/>
-          </w:tcPr>
-          <w:p>
-            <w:pPr/>
-            <w:r>
-              <w:rPr>
-                <w:b w:val="0"/>
-                <w:i w:val="0"/>
-              </w:rPr>
-              <w:t>r/therapyGPT · SE</w:t>
-            </w:r>
-          </w:p>
-        </w:tc>
-        <w:tc>
-          <w:tcPr>
-            <w:tcW w:type="dxa" w:w="1123"/>
-          </w:tcPr>
-          <w:p>
-            <w:pPr/>
-            <w:r>
-              <w:rPr>
-                <w:b w:val="0"/>
-                <w:i w:val="0"/>
-              </w:rPr>
+        <w:trPr>
+          <w:trHeight w:val="78"/>
+        </w:trPr>
+        <w:tc>
+          <w:tcPr>
+            <w:tcW w:w="6070" w:type="dxa"/>
+          </w:tcPr>
+          <w:p>
+            <w:r>
+              <w:t>r/</w:t>
+            </w:r>
+            <w:proofErr w:type="spellStart"/>
+            <w:r>
+              <w:t>therapyGPT</w:t>
+            </w:r>
+            <w:proofErr w:type="spellEnd"/>
+            <w:r>
+              <w:t xml:space="preserve"> · SE</w:t>
+            </w:r>
+          </w:p>
+        </w:tc>
+        <w:tc>
+          <w:tcPr>
+            <w:tcW w:w="3281" w:type="dxa"/>
+          </w:tcPr>
+          <w:p>
+            <w:r>
               <w:t>3</w:t>
-            </w:r>
-          </w:p>
-        </w:tc>
-        <w:tc>
-          <w:tcPr>
-            <w:tcW w:type="dxa" w:w="2995"/>
-          </w:tcPr>
-          <w:p>
-            <w:pPr/>
-            <w:r>
-              <w:rPr>
-                <w:b w:val="0"/>
-                <w:i w:val="0"/>
-              </w:rPr>
-              <w:t>73</w:t>
             </w:r>
           </w:p>
         </w:tc>
       </w:tr>
       <w:tr>
-        <w:tc>
-          <w:tcPr>
-            <w:tcW w:type="dxa" w:w="5242"/>
-          </w:tcPr>
-          <w:p>
-            <w:pPr/>
-            <w:r>
-              <w:rPr>
-                <w:b w:val="0"/>
-                <w:i w:val="0"/>
-              </w:rPr>
+        <w:trPr>
+          <w:trHeight w:val="78"/>
+        </w:trPr>
+        <w:tc>
+          <w:tcPr>
+            <w:tcW w:w="6070" w:type="dxa"/>
+          </w:tcPr>
+          <w:p>
+            <w:r>
               <w:t>Solo (cross-community)</w:t>
             </w:r>
           </w:p>
         </w:tc>
         <w:tc>
           <w:tcPr>
-            <w:tcW w:type="dxa" w:w="1123"/>
-          </w:tcPr>
-          <w:p>
-            <w:pPr/>
-            <w:r>
-              <w:rPr>
-                <w:b w:val="0"/>
-                <w:i w:val="0"/>
-              </w:rPr>
-              <w:t>4</w:t>
-            </w:r>
-          </w:p>
-        </w:tc>
-        <w:tc>
-          <w:tcPr>
-            <w:tcW w:type="dxa" w:w="2995"/>
-          </w:tcPr>
-          <w:p>
-            <w:pPr/>
-            <w:r>
-              <w:rPr>
-                <w:b w:val="0"/>
-                <w:i w:val="0"/>
-              </w:rPr>
+            <w:tcW w:w="3281" w:type="dxa"/>
+          </w:tcPr>
+          <w:p>
+            <w:r>
               <w:t>4</w:t>
             </w:r>
           </w:p>
         </w:tc>
       </w:tr>
     </w:tbl>
-    <w:p>
-      <w:pPr>
-        <w:pStyle w:val="ac"/>
-      </w:pPr>
-      <w:r>
-        <w:rPr>
-          <w:b w:val="0"/>
-          <w:i w:val="0"/>
-        </w:rPr>
-        <w:t>Counts computed on posts_list_cleaned_llm_coded.csv, llm_excluded = False (n = 1,994), minus the 121 pre-read post_ids → fresh pool 1,873.</w:t>
-      </w:r>
-    </w:p>
-    <w:p>
-      <w:pPr>
-        <w:pStyle w:val="1"/>
-      </w:pPr>
-      <w:r>
-        <w:rPr>
-          <w:b w:val="0"/>
-          <w:i w:val="0"/>
-        </w:rPr>
-        <w:t>Autonomy: a trait, or something that can become discursive action</w:t>
-      </w:r>
-    </w:p>
-    <w:p>
-      <w:pPr>
-        <w:pStyle w:val="2"/>
-      </w:pPr>
-      <w:r>
-        <w:rPr>
-          <w:b w:val="0"/>
-          <w:i w:val="0"/>
-        </w:rPr>
-        <w:t>The relational autonomy framework is already moving away from “inner trait”</w:t>
-      </w:r>
-    </w:p>
-    <w:p>
-      <w:pPr/>
-      <w:r>
-        <w:rPr>
-          <w:b w:val="0"/>
-          <w:i w:val="0"/>
-        </w:rPr>
-        <w:t>1. Even self-governance, the dimension closest to an inner trait, is not treated as an isolated personal possession;</w:t>
-      </w:r>
-    </w:p>
-    <w:p>
-      <w:pPr/>
-      <w:r>
-        <w:rPr>
-          <w:b w:val="0"/>
-          <w:i w:val="0"/>
-        </w:rPr>
-        <w:t>2. Self-determination is entirely circumstance, not a trait;</w:t>
-      </w:r>
-    </w:p>
-    <w:p>
-      <w:pPr/>
-      <w:r>
-        <w:rPr>
-          <w:b w:val="0"/>
-          <w:i w:val="0"/>
-        </w:rPr>
-        <w:t xml:space="preserve">3. For self-authorization, Mackenzie names three conditions: accountability, self-evaluative attitudes, and </w:t>
-      </w:r>
-      <w:r>
-        <w:rPr>
-          <w:b/>
-          <w:i w:val="0"/>
-        </w:rPr>
-        <w:t>social recognition</w:t>
-      </w:r>
-      <w:r>
-        <w:rPr>
-          <w:b w:val="0"/>
-          <w:i w:val="0"/>
-        </w:rPr>
-        <w:t xml:space="preserve"> — the third is intersubjective: the felt sense of normative authority is “based on intersubjective recognition”; standing is granted, acknowledged, and can also be refused by others.</w:t>
-      </w:r>
-    </w:p>
+    <w:p/>
     <w:sectPr>
       <w:pgSz w:w="12240" w:h="15840"/>
       <w:pgMar w:top="1440" w:right="1440" w:bottom="1440" w:left="1440" w:header="708" w:footer="708" w:gutter="0"/>
@@ -4735,6 +3687,7 @@
   <w:style w:type="character" w:default="1" w:styleId="a0">
     <w:name w:val="Default Paragraph Font"/>
     <w:uiPriority w:val="1"/>
+    <w:semiHidden/>
     <w:unhideWhenUsed/>
   </w:style>
   <w:style w:type="table" w:default="1" w:styleId="a1">

--- a/manuals/sampling_strategy.docx
+++ b/manuals/sampling_strategy.docx
@@ -115,6 +115,17 @@
       </w:r>
     </w:p>
     <w:p>
+      <w:r>
+        <w:rPr>
+          <w:rStyle w:val="af2"/>
+        </w:rPr>
+        <w:t>What counts as homogeneous</w:t>
+      </w:r>
+      <w:r>
+        <w:t>. Two posts are homogeneous when the four slots in the summary line up: what preceded the AI, how it was used, what followed, and the stated reason for posting. This is a claim about the range of situations in a cell, not about what the posts do discursively. A narrow range of situations constrains discursive variation without determining it, which is why a homogeneous cell is sampled thinly rather than not at all, and why the coverage check after close reading is where this assumption is actually tested.</w:t>
+      </w:r>
+    </w:p>
+    <w:p>
       <w:pPr>
         <w:pStyle w:val="1"/>
       </w:pPr>
@@ -145,8 +156,22 @@
       </w:r>
     </w:p>
     <w:p>
-      <w:r>
-        <w:t xml:space="preserve">2. If not: are the </w:t>
+      <w:pPr>
+        <w:rPr>
+          <w:rFonts w:hint="eastAsia"/>
+        </w:rPr>
+      </w:pPr>
+      <w:r>
+        <w:t xml:space="preserve">2. </w:t>
+      </w:r>
+      <w:r>
+        <w:rPr>
+          <w:rFonts w:hint="eastAsia"/>
+        </w:rPr>
+        <w:t>A</w:t>
+      </w:r>
+      <w:r>
+        <w:t xml:space="preserve">re the </w:t>
       </w:r>
       <w:r>
         <w:t xml:space="preserve">SHORTLISTED DOMINANT COMBINATIONS HOMOGENEOUS </w:t>
@@ -154,48 +179,61 @@
       <w:r>
         <w:t>— (a) within this community, and (b) near-identical across communities?</w:t>
       </w:r>
-    </w:p>
-    <w:p>
-      <w:r>
-        <w:t xml:space="preserve">3. If not: does any </w:t>
+      <w:r>
+        <w:rPr>
+          <w:rFonts w:hint="eastAsia"/>
+        </w:rPr>
+        <w:t xml:space="preserve"> </w:t>
+      </w:r>
+      <w:r>
+        <w:t>I</w:t>
+      </w:r>
+      <w:r>
+        <w:rPr>
+          <w:rFonts w:hint="eastAsia"/>
+        </w:rPr>
+        <w:t>f not, in what aspect do they heterogeneous to each other?</w:t>
+      </w:r>
+    </w:p>
+    <w:p>
+      <w:r>
+        <w:t xml:space="preserve">3. </w:t>
+      </w:r>
+      <w:r>
+        <w:rPr>
+          <w:rFonts w:hint="eastAsia"/>
+        </w:rPr>
+        <w:t>Bundle up homogeneous combinations other than dominant ones, answer: d</w:t>
+      </w:r>
+      <w:r>
+        <w:t xml:space="preserve">oes any </w:t>
       </w:r>
       <w:r>
         <w:t xml:space="preserve">SINGLE DIMENSION </w:t>
       </w:r>
       <w:r>
-        <w:t xml:space="preserve">(Timeframe, Source, or Type), crossed with community, cleanly separate different surface content? Record which </w:t>
-      </w:r>
-      <w:proofErr w:type="gramStart"/>
-      <w:r>
-        <w:t>difference</w:t>
-      </w:r>
-      <w:proofErr w:type="gramEnd"/>
-      <w:r>
-        <w:t xml:space="preserve"> each dimension maps onto.</w:t>
-      </w:r>
-    </w:p>
-    <w:p>
-      <w:r>
-        <w:t xml:space="preserve">4. If not: do </w:t>
+        <w:t>(Timeframe, Source, or Type), crossed with community, cleanly separate different surface content? Record which difference each dimension maps onto</w:t>
+      </w:r>
+      <w:r>
+        <w:rPr>
+          <w:rFonts w:hint="eastAsia"/>
+        </w:rPr>
+        <w:t>,</w:t>
+      </w:r>
+      <w:r>
+        <w:t xml:space="preserve"> If not: do </w:t>
       </w:r>
       <w:r>
         <w:t xml:space="preserve">OTHER FACTORS </w:t>
       </w:r>
       <w:r>
+        <w:lastRenderedPageBreak/>
         <w:t>form relatively stable groupings, and which combinations most often pair with which surface content?</w:t>
       </w:r>
     </w:p>
     <w:p>
       <w:r>
-        <w:t xml:space="preserve">5. After these comparisons: split the posts into covered by an established pattern vs. not stably </w:t>
-      </w:r>
-      <w:proofErr w:type="gramStart"/>
-      <w:r>
-        <w:t>classifiable, and</w:t>
-      </w:r>
-      <w:proofErr w:type="gramEnd"/>
-      <w:r>
-        <w:t xml:space="preserve"> compute the residual share per community.</w:t>
+        <w:t>5. After these comparisons: split the posts into covered by an established pattern vs. not stably classifiable, and compute the residual share per community.</w:t>
       </w:r>
     </w:p>
     <w:p>
@@ -203,48 +241,32 @@
         <w:pStyle w:val="1"/>
       </w:pPr>
       <w:r>
-        <w:lastRenderedPageBreak/>
         <w:t>After the ladder</w:t>
       </w:r>
     </w:p>
     <w:p>
       <w:r>
-        <w:t>1. Look at the leftover content across communities first. If it is widespread rather than local to one community, look for patterns at that cross-community level too.</w:t>
-      </w:r>
-    </w:p>
-    <w:p>
-      <w:r>
-        <w:t>2. If every level fails, decide by residual share:</w:t>
-      </w:r>
-    </w:p>
-    <w:p>
-      <w:r>
-        <w:rPr>
-          <w:color w:val="E97132" w:themeColor="accent2"/>
-        </w:rPr>
-        <w:t xml:space="preserve">Small residual → </w:t>
-      </w:r>
-      <w:r>
-        <w:t xml:space="preserve">no new categories. The formal analysis absorbs it through two standing channels: in-reading </w:t>
-      </w:r>
-      <w:proofErr w:type="gramStart"/>
-      <w:r>
-        <w:t>adjustment, and</w:t>
-      </w:r>
-      <w:proofErr w:type="gramEnd"/>
-      <w:r>
-        <w:t xml:space="preserve"> logged depth-to-breadth retrieval (a new variant found in deep reading triggers a targeted search of the full pool; hits are added, with a log entry).</w:t>
-      </w:r>
-    </w:p>
-    <w:p>
-      <w:r>
-        <w:rPr>
-          <w:color w:val="E97132" w:themeColor="accent2"/>
-        </w:rPr>
-        <w:t xml:space="preserve">Large residual → </w:t>
-      </w:r>
-      <w:r>
-        <w:t>the contingency below.</w:t>
+        <w:t>Every rung carries a sampling consequence. The ladder is not a description; it is what fixes the quota.</w:t>
+      </w:r>
+    </w:p>
+    <w:p>
+      <w:r>
+        <w:t>Community homogeneous overall: two posts, the densest and one at the mode. Dominant combination homogeneous within and across communities: two posts, taken from different communities. Dominant combination homogeneous within but differing across communities: one post from each side of the difference — these are the highest-value slots in the frame. A single dimension separates surface content: one post per level of that dimension within the community. Nothing separates cleanly, but stable pairings exist: one post per pairing, capped at three.</w:t>
+      </w:r>
+    </w:p>
+    <w:p>
+      <w:r>
+        <w:t>Within a cell, posts are chosen by information density, with word count as the proxy. Where density ties, the post whose Type is not yet represented in the cell wins. If a chosen post turns out to be unusable during close reading, the next densest post in the same cell replaces it and the substitution is logged.</w:t>
+      </w:r>
+    </w:p>
+    <w:p>
+      <w:r>
+        <w:t>PE posts are held at three to four as deliberate tension-light cases. The residual pool is sampled at random, three to five posts, at a deliberately higher rate than its share would warrant, to raise the odds of surfacing variants never seen during development.</w:t>
+      </w:r>
+    </w:p>
+    <w:p>
+      <w:r>
+        <w:t>Add the quotas up. If the total runs over, cut the second post from homogeneous cells first. If it runs short, add to the cells that split.</w:t>
       </w:r>
     </w:p>
     <w:p>
@@ -289,10 +311,16 @@
       </w:r>
     </w:p>
     <w:p>
+      <w:r>
+        <w:t>Complete convergence has its own consequence. If the cells barely differ, the Rickwood stratification did no discriminating work and only spread the sample; that is reported as such — the frame functioned as a coverage device, not as a variable. This is consistent with the role the framework was given from the start, and is stated in advance rather than explained afterwards.</w:t>
+      </w:r>
+    </w:p>
+    <w:p>
       <w:pPr>
         <w:pStyle w:val="1"/>
       </w:pPr>
       <w:r>
+        <w:lastRenderedPageBreak/>
         <w:t xml:space="preserve">After close reading starts — the coverage </w:t>
       </w:r>
       <w:r>
@@ -395,7 +423,6 @@
         </w:numPr>
       </w:pPr>
       <w:r>
-        <w:lastRenderedPageBreak/>
         <w:t>This is the warrant check on the frame itself: the conclusions are only as solid as the frame that produced the sample, and synchronized (or convergent) variation is the evidence that the frame's combinations carry real signal about the phenomenon.</w:t>
       </w:r>
     </w:p>

--- a/manuals/sampling_strategy.docx
+++ b/manuals/sampling_strategy.docx
@@ -23,7 +23,7 @@
         <w:pStyle w:val="ab"/>
       </w:pPr>
       <w:r>
-        <w:t>Where this sits: the development phase (pilot coding + validation coding). Everything below happens before formal sampling; its output is the map that formal sampling runs on.</w:t>
+        <w:t>Where this sits: the development phase (pilot coding + validation coding</w:t>
       </w:r>
     </w:p>
     <w:p>
@@ -36,7 +36,30 @@
     </w:p>
     <w:p>
       <w:r>
-        <w:t>A Python script</w:t>
+        <w:t xml:space="preserve">A Python script — </w:t>
+      </w:r>
+      <w:r>
+        <w:rPr>
+          <w:i/>
+          <w:iCs/>
+        </w:rPr>
+        <w:t>11_code_combination_counts.py</w:t>
+      </w:r>
+      <w:r>
+        <w:t xml:space="preserve"> — counts every Timeframe × Type × Source combination, its share within each community, and its share in the corpus overall. Dominance is judged within each community, at a threshold of 5%.</w:t>
+      </w:r>
+    </w:p>
+    <w:p>
+      <w:pPr>
+        <w:pStyle w:val="1"/>
+      </w:pPr>
+      <w:r>
+        <w:t>Step 1 — Summarize every post's surface content</w:t>
+      </w:r>
+    </w:p>
+    <w:p>
+      <w:r>
+        <w:t>For each post, one or two sentences covering: what happened before AI came up, how the AI was used in the post, what happened after, and</w:t>
       </w:r>
       <w:r>
         <w:rPr>
@@ -45,51 +68,78 @@
         <w:t xml:space="preserve"> </w:t>
       </w:r>
       <w:r>
+        <w:t>the stated reason for posting. All summaries go into one big table.</w:t>
+      </w:r>
+    </w:p>
+    <w:p>
+      <w:r>
+        <w:t>What counts as homogeneous. Two posts are homogeneous when the four slots in the summary line up: what preceded the AI, how it was used, what followed, and the stated reason for posting.</w:t>
+      </w:r>
+    </w:p>
+    <w:p>
+      <w:pPr>
+        <w:pStyle w:val="1"/>
+      </w:pPr>
+      <w:r>
+        <w:t>Step 2 — Test each community for homogeneity, in order</w:t>
+      </w:r>
+    </w:p>
+    <w:p>
+      <w:r>
+        <w:t>Two passes. The first goes over the dominant combinations, which is where the posts are concentrated. The second goes over each community in full, including everything the first pass left out. Both are then read off together.</w:t>
+      </w:r>
+    </w:p>
+    <w:p>
+      <w:pPr>
+        <w:pStyle w:val="2"/>
+      </w:pPr>
+      <w:r>
+        <w:t>Pass one</w:t>
+      </w:r>
+      <w:r>
         <w:t>—</w:t>
       </w:r>
       <w:r>
-        <w:rPr>
-          <w:rFonts w:hint="eastAsia"/>
-        </w:rPr>
-        <w:t xml:space="preserve"> </w:t>
-      </w:r>
-      <w:r>
-        <w:rPr>
-          <w:rFonts w:hint="eastAsia"/>
-          <w:i/>
-          <w:iCs/>
-          <w:color w:val="E97132" w:themeColor="accent2"/>
-        </w:rPr>
-        <w:t>10_code_combination_counts.py</w:t>
-      </w:r>
-      <w:r>
-        <w:rPr>
-          <w:color w:val="E97132" w:themeColor="accent2"/>
-        </w:rPr>
-        <w:t xml:space="preserve"> </w:t>
-      </w:r>
-      <w:r>
-        <w:t>counts every Timeframe × Source × Type combination, its share within each community, and its share in the corpus overall. From these counts, shortlist the combinations that clearly dominate.</w:t>
-      </w:r>
-    </w:p>
-    <w:p>
-      <w:r>
-        <w:rPr>
-          <w:rFonts w:hint="eastAsia"/>
-        </w:rPr>
-        <w:t>Combined with inspections on figures describing the proportion of the dimensions in each subreddits, check</w:t>
-      </w:r>
-      <w:r>
-        <w:t xml:space="preserve"> whether </w:t>
-      </w:r>
-      <w:r>
-        <w:rPr>
-          <w:rFonts w:hint="eastAsia"/>
-        </w:rPr>
-        <w:t>each dominant dimension</w:t>
-      </w:r>
-      <w:r>
-        <w:t xml:space="preserve"> also holds as a combination gives a sturdier picture of the situations actually in the data.</w:t>
+        <w:t xml:space="preserve">the dominant combinations </w:t>
+      </w:r>
+    </w:p>
+    <w:p>
+      <w:r>
+        <w:t>Each is asked twice: does it hold together WITHIN the community, and is it the same thing ACROSS the communities where it appears. Yes to the first means one post covers it here. Yes to both means one post covers it everywhere. No to the second means a post at each end of the difference.</w:t>
+      </w:r>
+    </w:p>
+    <w:p>
+      <w:pPr>
+        <w:pStyle w:val="2"/>
+      </w:pPr>
+      <w:r>
+        <w:t>Pass two</w:t>
+      </w:r>
+      <w:r>
+        <w:t>—</w:t>
+      </w:r>
+      <w:r>
+        <w:t>community by community</w:t>
+      </w:r>
+    </w:p>
+    <w:p>
+      <w:r>
+        <w:t xml:space="preserve">First: are the posts in this community mostly alike in content? </w:t>
+      </w:r>
+    </w:p>
+    <w:p>
+      <w:r>
+        <w:t>Then: can the posts outside the dominant combinations be grouped, and is that group markedly larger here than the same content elsewhere?</w:t>
+      </w:r>
+    </w:p>
+    <w:p>
+      <w:r>
+        <w:t>Then put the two together: where the content groups and the combinations line up, decide which combinations enter the sampling claim. Drop any single-post combination whose content is already covered by something included.</w:t>
+      </w:r>
+    </w:p>
+    <w:p>
+      <w:r>
+        <w:t>Finally, take the combinations still unaccounted for and check them across communities the same way. Count what is left over after that.</w:t>
       </w:r>
     </w:p>
     <w:p>
@@ -97,349 +147,23 @@
         <w:pStyle w:val="1"/>
       </w:pPr>
       <w:r>
-        <w:t>Step 1 — Summarize every post's surface content</w:t>
-      </w:r>
-    </w:p>
-    <w:p>
-      <w:r>
-        <w:t>For each post, one or two sentences covering: what happened before AI came up, how the AI was used in the post, what happened after, and</w:t>
-      </w:r>
-      <w:r>
-        <w:rPr>
-          <w:rFonts w:hint="eastAsia"/>
-        </w:rPr>
-        <w:t xml:space="preserve"> </w:t>
-      </w:r>
-      <w:r>
-        <w:t>the stated reason for posting. All summaries go into one big table.</w:t>
-      </w:r>
-    </w:p>
-    <w:p>
-      <w:r>
-        <w:rPr>
-          <w:rStyle w:val="af2"/>
-        </w:rPr>
-        <w:t>What counts as homogeneous</w:t>
-      </w:r>
-      <w:r>
-        <w:t>. Two posts are homogeneous when the four slots in the summary line up: what preceded the AI, how it was used, what followed, and the stated reason for posting. This is a claim about the range of situations in a cell, not about what the posts do discursively. A narrow range of situations constrains discursive variation without determining it, which is why a homogeneous cell is sampled thinly rather than not at all, and why the coverage check after close reading is where this assumption is actually tested.</w:t>
-      </w:r>
-    </w:p>
-    <w:p>
-      <w:pPr>
-        <w:pStyle w:val="1"/>
-      </w:pPr>
-      <w:r>
-        <w:t>Step 2 — Test each community for homogeneity, in order</w:t>
-      </w:r>
-    </w:p>
-    <w:p>
-      <w:r>
-        <w:t>Within each community, work down this ladder and record where the material separates cleanly:</w:t>
-      </w:r>
-    </w:p>
-    <w:p>
-      <w:r>
-        <w:t xml:space="preserve">1. Is the community already </w:t>
-      </w:r>
-      <w:r>
-        <w:t>HOMOGENEOUS OVERALL</w:t>
-      </w:r>
-      <w:r>
-        <w:rPr>
-          <w:rFonts w:hint="eastAsia"/>
-        </w:rPr>
-        <w:t>, leaving none or small number of posts as exception</w:t>
-      </w:r>
-      <w:r>
-        <w:t>?</w:t>
-      </w:r>
-    </w:p>
-    <w:p>
-      <w:pPr>
-        <w:rPr>
-          <w:rFonts w:hint="eastAsia"/>
-        </w:rPr>
-      </w:pPr>
-      <w:r>
-        <w:t xml:space="preserve">2. </w:t>
-      </w:r>
-      <w:r>
-        <w:rPr>
-          <w:rFonts w:hint="eastAsia"/>
-        </w:rPr>
-        <w:t>A</w:t>
-      </w:r>
-      <w:r>
-        <w:t xml:space="preserve">re the </w:t>
-      </w:r>
-      <w:r>
-        <w:t xml:space="preserve">SHORTLISTED DOMINANT COMBINATIONS HOMOGENEOUS </w:t>
-      </w:r>
-      <w:r>
-        <w:t>— (a) within this community, and (b) near-identical across communities?</w:t>
-      </w:r>
-      <w:r>
-        <w:rPr>
-          <w:rFonts w:hint="eastAsia"/>
-        </w:rPr>
-        <w:t xml:space="preserve"> </w:t>
-      </w:r>
-      <w:r>
-        <w:t>I</w:t>
-      </w:r>
-      <w:r>
-        <w:rPr>
-          <w:rFonts w:hint="eastAsia"/>
-        </w:rPr>
-        <w:t>f not, in what aspect do they heterogeneous to each other?</w:t>
-      </w:r>
-    </w:p>
-    <w:p>
-      <w:r>
-        <w:t xml:space="preserve">3. </w:t>
-      </w:r>
-      <w:r>
-        <w:rPr>
-          <w:rFonts w:hint="eastAsia"/>
-        </w:rPr>
-        <w:t>Bundle up homogeneous combinations other than dominant ones, answer: d</w:t>
-      </w:r>
-      <w:r>
-        <w:t xml:space="preserve">oes any </w:t>
-      </w:r>
-      <w:r>
-        <w:t xml:space="preserve">SINGLE DIMENSION </w:t>
-      </w:r>
-      <w:r>
-        <w:t>(Timeframe, Source, or Type), crossed with community, cleanly separate different surface content? Record which difference each dimension maps onto</w:t>
-      </w:r>
-      <w:r>
-        <w:rPr>
-          <w:rFonts w:hint="eastAsia"/>
-        </w:rPr>
-        <w:t>,</w:t>
-      </w:r>
-      <w:r>
-        <w:t xml:space="preserve"> If not: do </w:t>
-      </w:r>
-      <w:r>
-        <w:t xml:space="preserve">OTHER FACTORS </w:t>
-      </w:r>
-      <w:r>
         <w:lastRenderedPageBreak/>
-        <w:t>form relatively stable groupings, and which combinations most often pair with which surface content?</w:t>
-      </w:r>
-    </w:p>
-    <w:p>
-      <w:r>
-        <w:t>5. After these comparisons: split the posts into covered by an established pattern vs. not stably classifiable, and compute the residual share per community.</w:t>
-      </w:r>
-    </w:p>
-    <w:p>
-      <w:pPr>
-        <w:pStyle w:val="1"/>
-      </w:pPr>
-      <w:r>
-        <w:t>After the ladder</w:t>
-      </w:r>
-    </w:p>
-    <w:p>
-      <w:r>
-        <w:t>Every rung carries a sampling consequence. The ladder is not a description; it is what fixes the quota.</w:t>
-      </w:r>
-    </w:p>
-    <w:p>
-      <w:r>
-        <w:t>Community homogeneous overall: two posts, the densest and one at the mode. Dominant combination homogeneous within and across communities: two posts, taken from different communities. Dominant combination homogeneous within but differing across communities: one post from each side of the difference — these are the highest-value slots in the frame. A single dimension separates surface content: one post per level of that dimension within the community. Nothing separates cleanly, but stable pairings exist: one post per pairing, capped at three.</w:t>
-      </w:r>
-    </w:p>
-    <w:p>
-      <w:r>
-        <w:t>Within a cell, posts are chosen by information density, with word count as the proxy. Where density ties, the post whose Type is not yet represented in the cell wins. If a chosen post turns out to be unusable during close reading, the next densest post in the same cell replaces it and the substitution is logged.</w:t>
-      </w:r>
-    </w:p>
-    <w:p>
-      <w:r>
-        <w:t>PE posts are held at three to four as deliberate tension-light cases. The residual pool is sampled at random, three to five posts, at a deliberately higher rate than its share would warrant, to raise the odds of surfacing variants never seen during development.</w:t>
-      </w:r>
-    </w:p>
-    <w:p>
-      <w:r>
-        <w:t>Add the quotas up. If the total runs over, cut the second post from homogeneous cells first. If it runs short, add to the cells that split.</w:t>
-      </w:r>
-    </w:p>
-    <w:p>
-      <w:pPr>
-        <w:pStyle w:val="1"/>
-      </w:pPr>
-      <w:r>
         <w:t>Contingency — if strong heterogeneity remains</w:t>
       </w:r>
     </w:p>
     <w:p>
       <w:r>
-        <w:t>If the whole ladder is exhausted (community level, single dimensions, dimension combinations, the same combinations across communities) and one community still shows strong heterogeneity</w:t>
-      </w:r>
-      <w:r>
-        <w:rPr>
-          <w:rFonts w:hint="eastAsia"/>
-        </w:rPr>
-        <w:t xml:space="preserve">, and </w:t>
-      </w:r>
-      <w:r>
-        <w:t>with a large share of posts whose surface content also finds no repeated pattern under the same combinations in other communities</w:t>
-      </w:r>
-      <w:r>
-        <w:rPr>
-          <w:rFonts w:hint="eastAsia"/>
-        </w:rPr>
-        <w:t xml:space="preserve">, </w:t>
-      </w:r>
-      <w:r>
-        <w:t>the reasonable suspicion is that the development materials have not yet covered many of that community's instances and variants.</w:t>
-      </w:r>
-    </w:p>
-    <w:p>
-      <w:r>
-        <w:t>In that case: the covered portion is still sampled from its assigned cells as planned. The unclassifiable remainder is not forced into new prescriptive categories. It is pooled into a residual pool and sampled at random, at a deliberately higher rate, to raise the odds that the formal analysis surfaces instances, variants, and counter-cases never seen during development.</w:t>
-      </w:r>
-    </w:p>
-    <w:p>
-      <w:r>
-        <w:t>Status: this branch was specified in advance but not triggered — development residuals stayed small.</w:t>
-      </w:r>
-    </w:p>
-    <w:p>
-      <w:r>
-        <w:t>Complete convergence has its own consequence. If the cells barely differ, the Rickwood stratification did no discriminating work and only spread the sample; that is reported as such — the frame functioned as a coverage device, not as a variable. This is consistent with the role the framework was given from the start, and is stated in advance rather than explained afterwards.</w:t>
-      </w:r>
-    </w:p>
-    <w:p>
-      <w:pPr>
-        <w:pStyle w:val="1"/>
-      </w:pPr>
-      <w:r>
-        <w:lastRenderedPageBreak/>
-        <w:t xml:space="preserve">After close reading starts — the coverage </w:t>
-      </w:r>
-      <w:r>
-        <w:t>checks</w:t>
-      </w:r>
-    </w:p>
-    <w:p>
-      <w:r>
-        <w:rPr>
-          <w:rFonts w:hint="eastAsia"/>
-        </w:rPr>
-        <w:t xml:space="preserve">Check </w:t>
-      </w:r>
-      <w:r>
-        <w:t>whether the variation deep reading uncovers is structured by the sampling combinations:</w:t>
-      </w:r>
-    </w:p>
-    <w:p>
-      <w:pPr>
-        <w:numPr>
-          <w:ilvl w:val="0"/>
-          <w:numId w:val="3"/>
-        </w:numPr>
-      </w:pPr>
-      <w:r>
-        <w:rPr>
-          <w:b/>
-          <w:bCs/>
-        </w:rPr>
-        <w:t>Within a cell:</w:t>
-      </w:r>
-      <w:r>
-        <w:t xml:space="preserve"> are the variants stable — does the cell yield a coherent family of discursive work (subtypes included), or does it scatter?</w:t>
-      </w:r>
-    </w:p>
-    <w:p>
-      <w:pPr>
-        <w:numPr>
-          <w:ilvl w:val="0"/>
-          <w:numId w:val="3"/>
-        </w:numPr>
-      </w:pPr>
-      <w:r>
-        <w:rPr>
-          <w:b/>
-          <w:bCs/>
-        </w:rPr>
-        <w:t>Across cells:</w:t>
-      </w:r>
-      <w:r>
-        <w:t xml:space="preserve"> when the combination changes, does what the reading finds change with it — does variation move in sync with the frame?</w:t>
-      </w:r>
-    </w:p>
-    <w:p>
-      <w:pPr>
-        <w:numPr>
-          <w:ilvl w:val="0"/>
-          <w:numId w:val="3"/>
-        </w:numPr>
-      </w:pPr>
-      <w:r>
-        <w:rPr>
-          <w:b/>
-          <w:bCs/>
-        </w:rPr>
-        <w:t>Convergence is fine.</w:t>
-      </w:r>
-      <w:r>
-        <w:t xml:space="preserve"> Several combinations landing on the same pattern only means the pattern is broader than one cell. That is a finding, not a failure.</w:t>
-      </w:r>
-    </w:p>
-    <w:p>
-      <w:pPr>
-        <w:numPr>
-          <w:ilvl w:val="0"/>
-          <w:numId w:val="3"/>
-        </w:numPr>
-      </w:pPr>
-      <w:r>
-        <w:rPr>
-          <w:b/>
-          <w:bCs/>
-        </w:rPr>
-        <w:t>The one failure condition:</w:t>
-      </w:r>
-      <w:r>
-        <w:t xml:space="preserve"> variation that bears no relation to the combinations — every cell internally unstable, each drifting in its own direction. That would mean the surface dimensions the frame is built on do not track the discursive reality; the frame loses its warrant and the revision triggers fire.</w:t>
-      </w:r>
-    </w:p>
-    <w:p>
-      <w:r>
-        <w:t>Two purposes:</w:t>
-      </w:r>
-    </w:p>
-    <w:p>
-      <w:pPr>
-        <w:numPr>
-          <w:ilvl w:val="0"/>
-          <w:numId w:val="4"/>
-        </w:numPr>
-      </w:pPr>
-      <w:r>
-        <w:t>This is the warrant check on the frame itself: the conclusions are only as solid as the frame that produced the sample, and synchronized (or convergent) variation is the evidence that the frame's combinations carry real signal about the phenomenon.</w:t>
-      </w:r>
-    </w:p>
-    <w:p>
-      <w:pPr>
-        <w:numPr>
-          <w:ilvl w:val="0"/>
-          <w:numId w:val="4"/>
-        </w:numPr>
-      </w:pPr>
-      <w:r>
-        <w:t>It tests the sampling intuition against what actually turned up — an indirect check on whether the issues and their instances were covered adequately.</w:t>
-      </w:r>
-    </w:p>
-    <w:p>
-      <w:r>
-        <w:t>.</w:t>
+        <w:t>If both passes have been worked through and one community still looks strongly varied, with a large share of posts that also match nothing under the same combinations in other communities, the reasonable suspicion is that the development materials have not covered much of what that community contains.</w:t>
+      </w:r>
+    </w:p>
+    <w:p>
+      <w:r>
+        <w:t>In that case: the posts that were placed are still sampled as planned. The ones that could not be placed are not forced into new categories. They are pooled and sampled at random, at a higher rate, so that the formal analysis has a better chance of meeting variants and counter-cases never seen during development.</w:t>
+      </w:r>
+    </w:p>
+    <w:p>
+      <w:r>
+        <w:t>Status: specified in advance, not triggered. Only r/therapy and r/Anxiety had combinations remaining, one case each.</w:t>
       </w:r>
     </w:p>
     <w:sectPr>
@@ -450,6 +174,56 @@
     </w:sectPr>
   </w:body>
 </w:document>
+</file>
+
+<file path=word/endnotes.xml><?xml version="1.0" encoding="utf-8"?>
+<w:endnotes xmlns:wpc="http://schemas.microsoft.com/office/word/2010/wordprocessingCanvas" xmlns:cx="http://schemas.microsoft.com/office/drawing/2014/chartex" xmlns:cx1="http://schemas.microsoft.com/office/drawing/2015/9/8/chartex" xmlns:cx2="http://schemas.microsoft.com/office/drawing/2015/10/21/chartex" xmlns:cx3="http://schemas.microsoft.com/office/drawing/2016/5/9/chartex" xmlns:cx4="http://schemas.microsoft.com/office/drawing/2016/5/10/chartex" xmlns:cx5="http://schemas.microsoft.com/office/drawing/2016/5/11/chartex" xmlns:cx6="http://schemas.microsoft.com/office/drawing/2016/5/12/chartex" xmlns:cx7="http://schemas.microsoft.com/office/drawing/2016/5/13/chartex" xmlns:cx8="http://schemas.microsoft.com/office/drawing/2016/5/14/chartex" xmlns:mc="http://schemas.openxmlformats.org/markup-compatibility/2006" xmlns:aink="http://schemas.microsoft.com/office/drawing/2016/ink" xmlns:am3d="http://schemas.microsoft.com/office/drawing/2017/model3d" xmlns:o="urn:schemas-microsoft-com:office:office" xmlns:oel="http://schemas.microsoft.com/office/2019/extlst" xmlns:r="http://schemas.openxmlformats.org/officeDocument/2006/relationships" xmlns:m="http://schemas.openxmlformats.org/officeDocument/2006/math" xmlns:v="urn:schemas-microsoft-com:vml" xmlns:wp14="http://schemas.microsoft.com/office/word/2010/wordprocessingDrawing" xmlns:wp="http://schemas.openxmlformats.org/drawingml/2006/wordprocessingDrawing" xmlns:w10="urn:schemas-microsoft-com:office:word" xmlns:w="http://schemas.openxmlformats.org/wordprocessingml/2006/main" xmlns:w14="http://schemas.microsoft.com/office/word/2010/wordml" xmlns:w15="http://schemas.microsoft.com/office/word/2012/wordml" xmlns:w16cex="http://schemas.microsoft.com/office/word/2018/wordml/cex" xmlns:w16cid="http://schemas.microsoft.com/office/word/2016/wordml/cid" xmlns:w16="http://schemas.microsoft.com/office/word/2018/wordml" xmlns:w16du="http://schemas.microsoft.com/office/word/2023/wordml/word16du" xmlns:w16sdtdh="http://schemas.microsoft.com/office/word/2020/wordml/sdtdatahash" xmlns:w16sdtfl="http://schemas.microsoft.com/office/word/2024/wordml/sdtformatlock" xmlns:w16se="http://schemas.microsoft.com/office/word/2015/wordml/symex" xmlns:wpg="http://schemas.microsoft.com/office/word/2010/wordprocessingGroup" xmlns:wpi="http://schemas.microsoft.com/office/word/2010/wordprocessingInk" xmlns:wne="http://schemas.microsoft.com/office/word/2006/wordml" xmlns:wps="http://schemas.microsoft.com/office/word/2010/wordprocessingShape" mc:Ignorable="w14 w15 w16se w16cid w16 w16cex w16sdtdh w16sdtfl w16du wp14">
+  <w:endnote w:type="separator" w:id="-1">
+    <w:p>
+      <w:pPr>
+        <w:spacing w:after="0" w:line="240" w:lineRule="auto"/>
+      </w:pPr>
+      <w:r>
+        <w:separator/>
+      </w:r>
+    </w:p>
+  </w:endnote>
+  <w:endnote w:type="continuationSeparator" w:id="0">
+    <w:p>
+      <w:pPr>
+        <w:spacing w:after="0" w:line="240" w:lineRule="auto"/>
+      </w:pPr>
+      <w:r>
+        <w:continuationSeparator/>
+      </w:r>
+    </w:p>
+  </w:endnote>
+</w:endnotes>
+</file>
+
+<file path=word/footnotes.xml><?xml version="1.0" encoding="utf-8"?>
+<w:footnotes xmlns:wpc="http://schemas.microsoft.com/office/word/2010/wordprocessingCanvas" xmlns:cx="http://schemas.microsoft.com/office/drawing/2014/chartex" xmlns:cx1="http://schemas.microsoft.com/office/drawing/2015/9/8/chartex" xmlns:cx2="http://schemas.microsoft.com/office/drawing/2015/10/21/chartex" xmlns:cx3="http://schemas.microsoft.com/office/drawing/2016/5/9/chartex" xmlns:cx4="http://schemas.microsoft.com/office/drawing/2016/5/10/chartex" xmlns:cx5="http://schemas.microsoft.com/office/drawing/2016/5/11/chartex" xmlns:cx6="http://schemas.microsoft.com/office/drawing/2016/5/12/chartex" xmlns:cx7="http://schemas.microsoft.com/office/drawing/2016/5/13/chartex" xmlns:cx8="http://schemas.microsoft.com/office/drawing/2016/5/14/chartex" xmlns:mc="http://schemas.openxmlformats.org/markup-compatibility/2006" xmlns:aink="http://schemas.microsoft.com/office/drawing/2016/ink" xmlns:am3d="http://schemas.microsoft.com/office/drawing/2017/model3d" xmlns:o="urn:schemas-microsoft-com:office:office" xmlns:oel="http://schemas.microsoft.com/office/2019/extlst" xmlns:r="http://schemas.openxmlformats.org/officeDocument/2006/relationships" xmlns:m="http://schemas.openxmlformats.org/officeDocument/2006/math" xmlns:v="urn:schemas-microsoft-com:vml" xmlns:wp14="http://schemas.microsoft.com/office/word/2010/wordprocessingDrawing" xmlns:wp="http://schemas.openxmlformats.org/drawingml/2006/wordprocessingDrawing" xmlns:w10="urn:schemas-microsoft-com:office:word" xmlns:w="http://schemas.openxmlformats.org/wordprocessingml/2006/main" xmlns:w14="http://schemas.microsoft.com/office/word/2010/wordml" xmlns:w15="http://schemas.microsoft.com/office/word/2012/wordml" xmlns:w16cex="http://schemas.microsoft.com/office/word/2018/wordml/cex" xmlns:w16cid="http://schemas.microsoft.com/office/word/2016/wordml/cid" xmlns:w16="http://schemas.microsoft.com/office/word/2018/wordml" xmlns:w16du="http://schemas.microsoft.com/office/word/2023/wordml/word16du" xmlns:w16sdtdh="http://schemas.microsoft.com/office/word/2020/wordml/sdtdatahash" xmlns:w16sdtfl="http://schemas.microsoft.com/office/word/2024/wordml/sdtformatlock" xmlns:w16se="http://schemas.microsoft.com/office/word/2015/wordml/symex" xmlns:wpg="http://schemas.microsoft.com/office/word/2010/wordprocessingGroup" xmlns:wpi="http://schemas.microsoft.com/office/word/2010/wordprocessingInk" xmlns:wne="http://schemas.microsoft.com/office/word/2006/wordml" xmlns:wps="http://schemas.microsoft.com/office/word/2010/wordprocessingShape" mc:Ignorable="w14 w15 w16se w16cid w16 w16cex w16sdtdh w16sdtfl w16du wp14">
+  <w:footnote w:type="separator" w:id="-1">
+    <w:p>
+      <w:pPr>
+        <w:spacing w:after="0" w:line="240" w:lineRule="auto"/>
+      </w:pPr>
+      <w:r>
+        <w:separator/>
+      </w:r>
+    </w:p>
+  </w:footnote>
+  <w:footnote w:type="continuationSeparator" w:id="0">
+    <w:p>
+      <w:pPr>
+        <w:spacing w:after="0" w:line="240" w:lineRule="auto"/>
+      </w:pPr>
+      <w:r>
+        <w:continuationSeparator/>
+      </w:r>
+    </w:p>
+  </w:footnote>
+</w:footnotes>
 </file>
 
 <file path=word/numbering.xml><?xml version="1.0" encoding="utf-8"?>
@@ -1495,6 +1269,7 @@
   <w:style w:type="character" w:default="1" w:styleId="a0">
     <w:name w:val="Default Paragraph Font"/>
     <w:uiPriority w:val="1"/>
+    <w:semiHidden/>
     <w:unhideWhenUsed/>
   </w:style>
   <w:style w:type="table" w:default="1" w:styleId="a1">
@@ -2016,6 +1791,50 @@
     <w:pPr>
       <w:outlineLvl w:val="9"/>
     </w:pPr>
+  </w:style>
+  <w:style w:type="paragraph" w:styleId="af6">
+    <w:name w:val="header"/>
+    <w:basedOn w:val="a"/>
+    <w:link w:val="Char5"/>
+    <w:uiPriority w:val="99"/>
+    <w:unhideWhenUsed/>
+    <w:rsid w:val="006E3520"/>
+    <w:pPr>
+      <w:tabs>
+        <w:tab w:val="center" w:pos="4680"/>
+        <w:tab w:val="right" w:pos="9360"/>
+      </w:tabs>
+      <w:spacing w:after="0" w:line="240" w:lineRule="auto"/>
+    </w:pPr>
+  </w:style>
+  <w:style w:type="character" w:customStyle="1" w:styleId="Char5">
+    <w:name w:val="머리글 Char"/>
+    <w:basedOn w:val="a0"/>
+    <w:link w:val="af6"/>
+    <w:uiPriority w:val="99"/>
+    <w:rsid w:val="006E3520"/>
+  </w:style>
+  <w:style w:type="paragraph" w:styleId="af7">
+    <w:name w:val="footer"/>
+    <w:basedOn w:val="a"/>
+    <w:link w:val="Char6"/>
+    <w:uiPriority w:val="99"/>
+    <w:unhideWhenUsed/>
+    <w:rsid w:val="006E3520"/>
+    <w:pPr>
+      <w:tabs>
+        <w:tab w:val="center" w:pos="4680"/>
+        <w:tab w:val="right" w:pos="9360"/>
+      </w:tabs>
+      <w:spacing w:after="0" w:line="240" w:lineRule="auto"/>
+    </w:pPr>
+  </w:style>
+  <w:style w:type="character" w:customStyle="1" w:styleId="Char6">
+    <w:name w:val="바닥글 Char"/>
+    <w:basedOn w:val="a0"/>
+    <w:link w:val="af7"/>
+    <w:uiPriority w:val="99"/>
+    <w:rsid w:val="006E3520"/>
   </w:style>
 </w:styles>
 </file>

--- a/manuals/sampling_strategy.docx
+++ b/manuals/sampling_strategy.docx
@@ -4,26 +4,31 @@
   <w:body>
     <w:p>
       <w:pPr>
-        <w:jc w:val="center"/>
+        <w:pStyle w:val="1"/>
+      </w:pPr>
+      <w:r>
+        <w:t>Sampling Strategy</w:t>
+      </w:r>
+    </w:p>
+    <w:p>
+      <w:r>
         <w:rPr>
-          <w:sz w:val="52"/>
-          <w:szCs w:val="52"/>
+          <w:b/>
         </w:rPr>
-      </w:pPr>
-      <w:r>
-        <w:rPr>
-          <w:sz w:val="52"/>
-          <w:szCs w:val="52"/>
-        </w:rPr>
-        <w:t>Sampling Strategy</w:t>
-      </w:r>
-    </w:p>
-    <w:p>
-      <w:pPr>
-        <w:pStyle w:val="ab"/>
-      </w:pPr>
-      <w:r>
-        <w:t>Where this sits: the development phase (pilot coding + validation coding</w:t>
+        <w:t>Position in the study:</w:t>
+      </w:r>
+      <w:r>
+        <w:t xml:space="preserve"> after pilot coding, validation coding, and full-corpus mapping, and before formal CDP analysis.</w:t>
+      </w:r>
+    </w:p>
+    <w:p>
+      <w:r>
+        <w:t>Sampling proceeds in two linked stages. First, the Timeframe × Type × Source dimensions are used to map the structure of the full corpus, and the surface-content summaries of all posts are then used to form sampling units. After formal discourse analysis, the analytical findings are used to review whether those units hold.</w:t>
+      </w:r>
+    </w:p>
+    <w:p>
+      <w:r>
+        <w:t>The three initial dimensions describe the context and function of help seeking rather than the focal discourse phenomena. Case selection is therefore based on a systematic understanding of both the distribution and the content of the full post pool.</w:t>
       </w:r>
     </w:p>
     <w:p>
@@ -31,62 +36,280 @@
         <w:pStyle w:val="1"/>
       </w:pPr>
       <w:r>
-        <w:t>Step 0 — Count everything first</w:t>
-      </w:r>
-    </w:p>
-    <w:p>
-      <w:r>
-        <w:t xml:space="preserve">A Python script — </w:t>
+        <w:t>Step 0 — Count all coded combinations</w:t>
+      </w:r>
+    </w:p>
+    <w:p>
+      <w:r>
+        <w:t xml:space="preserve">The Python script </w:t>
       </w:r>
       <w:r>
         <w:rPr>
           <w:i/>
-          <w:iCs/>
         </w:rPr>
-        <w:t>11_code_combination_counts.py</w:t>
-      </w:r>
-      <w:r>
-        <w:t xml:space="preserve"> — counts every Timeframe × Type × Source combination, its share within each community, and its share in the corpus overall. Dominance is judged within each community, at a threshold of 5%.</w:t>
-      </w:r>
-    </w:p>
-    <w:p>
-      <w:pPr>
-        <w:pStyle w:val="1"/>
-      </w:pPr>
-      <w:r>
-        <w:t>Step 1 — Summarize every post's surface content</w:t>
-      </w:r>
-    </w:p>
-    <w:p>
-      <w:r>
-        <w:t>For each post, one or two sentences covering: what happened before AI came up, how the AI was used in the post, what happened after, and</w:t>
-      </w:r>
+        <w:t>10_code_combination.py</w:t>
+      </w:r>
+      <w:r>
+        <w:t xml:space="preserve"> counts every Timeframe × Type × Source combination, its share within each community, and its share in the corpus overall.</w:t>
+      </w:r>
+    </w:p>
+    <w:p>
+      <w:r>
+        <w:t>Dominance is assessed within each community using a 5% threshold. Combinations meeting this threshold are reviewed first.</w:t>
+      </w:r>
+    </w:p>
+    <w:p>
+      <w:pPr>
+        <w:pStyle w:val="2"/>
+      </w:pPr>
+      <w:r>
+        <w:t>Step 1 — Summarize the surface content of every post</w:t>
+      </w:r>
+    </w:p>
+    <w:p>
+      <w:r>
+        <w:t>For each post, a one- or two-sentence summary is written to capture its main content and the order in which the account unfolds. All summaries are compiled in a single table so that similarities and differences in surface content and narrative sequence can be compared across the full corpus.</w:t>
+      </w:r>
+    </w:p>
+    <w:p>
+      <w:pPr>
+        <w:pStyle w:val="2"/>
+      </w:pPr>
+      <w:r>
+        <w:t>Step 2 — Review homogeneity in two passes</w:t>
+      </w:r>
+    </w:p>
+    <w:p>
+      <w:r>
+        <w:t>The first pass examines the dominant combinations, where posts are concentrated. The second reviews each community in full, including the combinations and posts not accounted for in the first pass. The two sets of results are then considered together.</w:t>
+      </w:r>
+    </w:p>
+    <w:p>
+      <w:pPr>
+        <w:pStyle w:val="3"/>
+      </w:pPr>
+      <w:r>
+        <w:t>Pass one — Dominant combinations</w:t>
+      </w:r>
+    </w:p>
+    <w:p>
+      <w:pPr>
+        <w:pStyle w:val="4"/>
+      </w:pPr>
+      <w:r>
+        <w:t>Within the community</w:t>
+      </w:r>
+    </w:p>
+    <w:p>
+      <w:r>
+        <w:t>For each dominant combination, the complete summaries are compared to determine whether the posts within that community cluster around similar surface content and narrative sequence. The judgment is recorded as yes, no, or hard to say.</w:t>
+      </w:r>
+    </w:p>
+    <w:p>
+      <w:pPr>
+        <w:pStyle w:val="4"/>
+      </w:pPr>
+      <w:r>
+        <w:t>Across communities</w:t>
+      </w:r>
+    </w:p>
+    <w:p>
+      <w:r>
+        <w:t>The same combination is then compared across every community in which it appears. When the content remains comparable, it is treated as a cross-community sampling unit. When community-specific differences appear, the forms are retained separately as a contrast. Combinations recorded as hard to say retain several cases for later analysis, while clearly heterogeneous combinations move to the full community review.</w:t>
+      </w:r>
+    </w:p>
+    <w:p>
+      <w:pPr>
+        <w:pStyle w:val="3"/>
+      </w:pPr>
+      <w:r>
+        <w:t>Pass two — Community-by-community review</w:t>
+      </w:r>
+    </w:p>
+    <w:p>
+      <w:r>
+        <w:t>Each community is reviewed in full in the following order:</w:t>
+      </w:r>
+    </w:p>
+    <w:p>
+      <w:pPr>
+        <w:keepLines/>
+        <w:numPr>
+          <w:ilvl w:val="0"/>
+          <w:numId w:val="12"/>
+        </w:numPr>
+      </w:pPr>
+      <w:r>
+        <w:lastRenderedPageBreak/>
+        <w:t>Assess whether the posts in the community are mostly alike in content.</w:t>
+      </w:r>
+    </w:p>
+    <w:p>
+      <w:pPr>
+        <w:keepLines/>
+        <w:numPr>
+          <w:ilvl w:val="0"/>
+          <w:numId w:val="12"/>
+        </w:numPr>
+      </w:pPr>
+      <w:r>
+        <w:t>Examine whether posts outside the dominant combinations can be grouped by content, and whether any such group is markedly larger in that community than comparable content elsewhere.</w:t>
+      </w:r>
+    </w:p>
+    <w:p>
+      <w:pPr>
+        <w:keepLines/>
+        <w:numPr>
+          <w:ilvl w:val="0"/>
+          <w:numId w:val="12"/>
+        </w:numPr>
+      </w:pPr>
+      <w:r>
+        <w:t>Consider the dominant combinations together with the content groups already found. Where content groups and coded combinations align, decide which combinations enter the sampling unit.</w:t>
+      </w:r>
+    </w:p>
+    <w:p>
+      <w:pPr>
+        <w:keepLines/>
+        <w:numPr>
+          <w:ilvl w:val="0"/>
+          <w:numId w:val="12"/>
+        </w:numPr>
+      </w:pPr>
+      <w:r>
+        <w:t>Check every community again and exclude any single-post combination whose content is already covered by an included sampling unit.</w:t>
+      </w:r>
+    </w:p>
+    <w:p>
+      <w:pPr>
+        <w:keepLines/>
+        <w:numPr>
+          <w:ilvl w:val="0"/>
+          <w:numId w:val="12"/>
+        </w:numPr>
+      </w:pPr>
+      <w:r>
+        <w:t>Compare the remaining combinations across communities to determine whether they share the same content.</w:t>
+      </w:r>
+    </w:p>
+    <w:p>
+      <w:pPr>
+        <w:keepLines/>
+        <w:numPr>
+          <w:ilvl w:val="0"/>
+          <w:numId w:val="12"/>
+        </w:numPr>
+      </w:pPr>
+      <w:r>
+        <w:t>Count what remains unaccounted for and finalize the sampling plan.</w:t>
+      </w:r>
+    </w:p>
+    <w:p>
+      <w:r>
+        <w:t>A combination is retained as a sampling unit when it aligns with a recurring content group. If one combination contains clearly different content groups, they are treated separately. If several combinations describe essentially the same content, they may be handled as one sampling unit.</w:t>
+      </w:r>
+    </w:p>
+    <w:p>
+      <w:pPr>
+        <w:pStyle w:val="2"/>
+      </w:pPr>
+      <w:r>
+        <w:t>Step 3 — Allocate cases for close analysis</w:t>
+      </w:r>
+    </w:p>
+    <w:p>
+      <w:r>
+        <w:t>The number of posts selected from each sampling unit follows the decision rules recorded in the sampling log:</w:t>
+      </w:r>
+    </w:p>
+    <w:p>
+      <w:pPr>
+        <w:keepLines/>
+        <w:numPr>
+          <w:ilvl w:val="0"/>
+          <w:numId w:val="13"/>
+        </w:numPr>
+      </w:pPr>
       <w:r>
         <w:rPr>
-          <w:rFonts w:hint="eastAsia"/>
+          <w:b/>
         </w:rPr>
-        <w:t xml:space="preserve"> </w:t>
-      </w:r>
-      <w:r>
-        <w:t>the stated reason for posting. All summaries go into one big table.</w:t>
-      </w:r>
-    </w:p>
-    <w:p>
-      <w:r>
-        <w:t>What counts as homogeneous. Two posts are homogeneous when the four slots in the summary line up: what preceded the AI, how it was used, what followed, and the stated reason for posting.</w:t>
-      </w:r>
-    </w:p>
-    <w:p>
-      <w:pPr>
-        <w:pStyle w:val="1"/>
-      </w:pPr>
-      <w:r>
-        <w:t>Step 2 — Test each community for homogeneity, in order</w:t>
-      </w:r>
-    </w:p>
-    <w:p>
-      <w:r>
-        <w:t>Two passes. The first goes over the dominant combinations, which is where the posts are concentrated. The second goes over each community in full, including everything the first pass left out. Both are then read off together.</w:t>
+        <w:t>Large units that hold together:</w:t>
+      </w:r>
+      <w:r>
+        <w:t xml:space="preserve"> 5–8 posts. More than one or two cases are needed to examine a recurring pattern and its variants.</w:t>
+      </w:r>
+    </w:p>
+    <w:p>
+      <w:pPr>
+        <w:keepLines/>
+        <w:numPr>
+          <w:ilvl w:val="0"/>
+          <w:numId w:val="13"/>
+        </w:numPr>
+      </w:pPr>
+      <w:r>
+        <w:rPr>
+          <w:b/>
+        </w:rPr>
+        <w:t>Cross-community contrasts:</w:t>
+      </w:r>
+      <w:r>
+        <w:t xml:space="preserve"> 4–5 posts from each side. A contrast is not inferred from a single pair of posts.</w:t>
+      </w:r>
+    </w:p>
+    <w:p>
+      <w:pPr>
+        <w:keepLines/>
+        <w:numPr>
+          <w:ilvl w:val="0"/>
+          <w:numId w:val="13"/>
+        </w:numPr>
+      </w:pPr>
+      <w:r>
+        <w:rPr>
+          <w:b/>
+        </w:rPr>
+        <w:t>Hard-to-classify or dual-reading material:</w:t>
+      </w:r>
+      <w:r>
+        <w:t xml:space="preserve"> 3–4 posts. A case recorded as not yet judged is not treated as homogeneous.</w:t>
+      </w:r>
+    </w:p>
+    <w:p>
+      <w:pPr>
+        <w:keepLines/>
+        <w:numPr>
+          <w:ilvl w:val="0"/>
+          <w:numId w:val="13"/>
+        </w:numPr>
+      </w:pPr>
+      <w:r>
+        <w:rPr>
+          <w:b/>
+        </w:rPr>
+        <w:t>Residual material:</w:t>
+      </w:r>
+      <w:r>
+        <w:t xml:space="preserve"> 5 posts selected at random and at a higher rate than their share, increasing the chance that unanticipated variants and counter-cases enter the close analysis.</w:t>
+      </w:r>
+    </w:p>
+    <w:p>
+      <w:pPr>
+        <w:pStyle w:val="3"/>
+      </w:pPr>
+      <w:r>
+        <w:t>Contingency — If strong residual heterogeneity remains</w:t>
+      </w:r>
+    </w:p>
+    <w:p>
+      <w:r>
+        <w:t>If both passes have been completed and one community still contains a substantial and strongly varied body of posts that cannot be aligned with the existing sampling units or with comparable material elsewhere, those posts are pooled as residual material and sampled randomly at an elevated rate.</w:t>
+      </w:r>
+    </w:p>
+    <w:p>
+      <w:r>
+        <w:t>Posts already assigned to sampling units remain sampled as planned. The unplaced posts are kept together rather than being assigned to newly improvised categories, allowing formal analysis to encounter variants and counter-cases not captured by the initial structure.</w:t>
       </w:r>
     </w:p>
     <w:p>
@@ -94,18 +317,71 @@
         <w:pStyle w:val="2"/>
       </w:pPr>
       <w:r>
-        <w:t>Pass one</w:t>
-      </w:r>
-      <w:r>
-        <w:t>—</w:t>
-      </w:r>
-      <w:r>
-        <w:t xml:space="preserve">the dominant combinations </w:t>
-      </w:r>
-    </w:p>
-    <w:p>
-      <w:r>
-        <w:t>Each is asked twice: does it hold together WITHIN the community, and is it the same thing ACROSS the communities where it appears. Yes to the first means one post covers it here. Yes to both means one post covers it everywhere. No to the second means a post at each end of the difference.</w:t>
+        <w:t>Step 4 — Conduct formal CDP analysis</w:t>
+      </w:r>
+    </w:p>
+    <w:p>
+      <w:r>
+        <w:t>The selected posts are read in full using Critical Discursive Psychology. The analysis examines:</w:t>
+      </w:r>
+    </w:p>
+    <w:p>
+      <w:pPr>
+        <w:keepLines/>
+        <w:numPr>
+          <w:ilvl w:val="0"/>
+          <w:numId w:val="13"/>
+        </w:numPr>
+      </w:pPr>
+      <w:r>
+        <w:lastRenderedPageBreak/>
+        <w:t xml:space="preserve">discursive </w:t>
+      </w:r>
+      <w:proofErr w:type="gramStart"/>
+      <w:r>
+        <w:t>actions;</w:t>
+      </w:r>
+      <w:proofErr w:type="gramEnd"/>
+    </w:p>
+    <w:p>
+      <w:pPr>
+        <w:keepLines/>
+        <w:numPr>
+          <w:ilvl w:val="0"/>
+          <w:numId w:val="13"/>
+        </w:numPr>
+      </w:pPr>
+      <w:r>
+        <w:t xml:space="preserve">discursive </w:t>
+      </w:r>
+      <w:proofErr w:type="gramStart"/>
+      <w:r>
+        <w:t>resources;</w:t>
+      </w:r>
+      <w:proofErr w:type="gramEnd"/>
+    </w:p>
+    <w:p>
+      <w:pPr>
+        <w:keepLines/>
+        <w:numPr>
+          <w:ilvl w:val="0"/>
+          <w:numId w:val="13"/>
+        </w:numPr>
+      </w:pPr>
+      <w:r>
+        <w:t>subject positions; and</w:t>
+      </w:r>
+    </w:p>
+    <w:p>
+      <w:pPr>
+        <w:keepLines/>
+        <w:numPr>
+          <w:ilvl w:val="0"/>
+          <w:numId w:val="13"/>
+        </w:numPr>
+      </w:pPr>
+      <w:r>
+        <w:t>shared narratives and their internal variants.</w:t>
       </w:r>
     </w:p>
     <w:p>
@@ -113,59 +389,100 @@
         <w:pStyle w:val="2"/>
       </w:pPr>
       <w:r>
-        <w:t>Pass two</w:t>
-      </w:r>
-      <w:r>
-        <w:t>—</w:t>
-      </w:r>
-      <w:r>
-        <w:t>community by community</w:t>
-      </w:r>
-    </w:p>
-    <w:p>
-      <w:r>
-        <w:t xml:space="preserve">First: are the posts in this community mostly alike in content? </w:t>
-      </w:r>
-    </w:p>
-    <w:p>
-      <w:r>
-        <w:t>Then: can the posts outside the dominant combinations be grouped, and is that group markedly larger here than the same content elsewhere?</w:t>
-      </w:r>
-    </w:p>
-    <w:p>
-      <w:r>
-        <w:t>Then put the two together: where the content groups and the combinations line up, decide which combinations enter the sampling claim. Drop any single-post combination whose content is already covered by something included.</w:t>
-      </w:r>
-    </w:p>
-    <w:p>
-      <w:r>
-        <w:t>Finally, take the combinations still unaccounted for and check them across communities the same way. Count what is left over after that.</w:t>
-      </w:r>
-    </w:p>
-    <w:p>
-      <w:pPr>
-        <w:pStyle w:val="1"/>
-      </w:pPr>
-      <w:r>
-        <w:lastRenderedPageBreak/>
-        <w:t>Contingency — if strong heterogeneity remains</w:t>
-      </w:r>
-    </w:p>
-    <w:p>
-      <w:r>
-        <w:t>If both passes have been worked through and one community still looks strongly varied, with a large share of posts that also match nothing under the same combinations in other communities, the reasonable suspicion is that the development materials have not covered much of what that community contains.</w:t>
-      </w:r>
-    </w:p>
-    <w:p>
-      <w:r>
-        <w:t>In that case: the posts that were placed are still sampled as planned. The ones that could not be placed are not forced into new categories. They are pooled and sampled at random, at a higher rate, so that the formal analysis has a better chance of meeting variants and counter-cases never seen during development.</w:t>
-      </w:r>
-    </w:p>
-    <w:p>
-      <w:r>
-        <w:t>Status: specified in advance, not triggered. Only r/therapy and r/Anxiety had combinations remaining, one case each.</w:t>
-      </w:r>
-    </w:p>
+        <w:t>Step 5 — Review the sampling structure using the analytical findings</w:t>
+      </w:r>
+    </w:p>
+    <w:p>
+      <w:r>
+        <w:t>After formal analysis, the findings are compared within and across the initial sampling units. Each unit is reviewed on three grounds.</w:t>
+      </w:r>
+    </w:p>
+    <w:p>
+      <w:pPr>
+        <w:pStyle w:val="3"/>
+      </w:pPr>
+      <w:r>
+        <w:t>Overall homogeneity or heterogeneity</w:t>
+      </w:r>
+    </w:p>
+    <w:p>
+      <w:r>
+        <w:t>A unit is judged to hold when its posts perform common discursive actions, draw on related discursive resources and subject positions, and form an identifiable shared narrative. Internal variation may remain, provided that it develops around a common pattern rather than each post moving in an unrelated direction.</w:t>
+      </w:r>
+    </w:p>
+    <w:p>
+      <w:pPr>
+        <w:pStyle w:val="3"/>
+      </w:pPr>
+      <w:r>
+        <w:t>Distinction from other sampling units</w:t>
+      </w:r>
+    </w:p>
+    <w:p>
+      <w:r>
+        <w:t>The discursive pattern of the unit is compared with those of the other units. Units without a substantive distinction may be merged; a unit containing two stable and clearly different patterns may be divided.</w:t>
+      </w:r>
+    </w:p>
+    <w:p>
+      <w:pPr>
+        <w:pStyle w:val="3"/>
+      </w:pPr>
+      <w:r>
+        <w:t>Sampling review decision</w:t>
+      </w:r>
+    </w:p>
+    <w:p>
+      <w:r>
+        <w:t>A sampling unit passes the review when:</w:t>
+      </w:r>
+    </w:p>
+    <w:p>
+      <w:pPr>
+        <w:keepLines/>
+        <w:numPr>
+          <w:ilvl w:val="0"/>
+          <w:numId w:val="13"/>
+        </w:numPr>
+      </w:pPr>
+      <w:r>
+        <w:t xml:space="preserve">the shared narrative found in formal analysis broadly corresponds to the content and narrative identified during </w:t>
+      </w:r>
+      <w:proofErr w:type="gramStart"/>
+      <w:r>
+        <w:t>sampling;</w:t>
+      </w:r>
+      <w:proofErr w:type="gramEnd"/>
+    </w:p>
+    <w:p>
+      <w:pPr>
+        <w:keepLines/>
+        <w:numPr>
+          <w:ilvl w:val="0"/>
+          <w:numId w:val="13"/>
+        </w:numPr>
+      </w:pPr>
+      <w:r>
+        <w:t>its discursive pattern is clearly distinguishable from those of other sampling units; and</w:t>
+      </w:r>
+    </w:p>
+    <w:p>
+      <w:pPr>
+        <w:keepLines/>
+        <w:numPr>
+          <w:ilvl w:val="0"/>
+          <w:numId w:val="13"/>
+        </w:numPr>
+      </w:pPr>
+      <w:r>
+        <w:t>no recurring new pattern appears that requires a separate sampling unit.</w:t>
+      </w:r>
+    </w:p>
+    <w:p>
+      <w:r>
+        <w:t>If a unit does not pass the review, it is merged, divided, or supplemented as required by the findings, and the unselected material is revisited to examine the distribution of the newly identified pattern.</w:t>
+      </w:r>
+    </w:p>
+    <w:p/>
     <w:sectPr>
       <w:pgSz w:w="11906" w:h="16838"/>
       <w:pgMar w:top="1440" w:right="1440" w:bottom="1440" w:left="1440" w:header="708" w:footer="708" w:gutter="0"/>
@@ -283,6 +600,119 @@
     </w:lvl>
   </w:abstractNum>
   <w:abstractNum w:abstractNumId="1" w15:restartNumberingAfterBreak="0">
+    <w:nsid w:val="24017F5E"/>
+    <w:multiLevelType w:val="multilevel"/>
+    <w:tmpl w:val="07243C92"/>
+    <w:lvl w:ilvl="0">
+      <w:start w:val="1"/>
+      <w:numFmt w:val="decimal"/>
+      <w:lvlText w:val="%1."/>
+      <w:lvlJc w:val="left"/>
+      <w:pPr>
+        <w:tabs>
+          <w:tab w:val="num" w:pos="720"/>
+        </w:tabs>
+        <w:ind w:left="720" w:hanging="360"/>
+      </w:pPr>
+    </w:lvl>
+    <w:lvl w:ilvl="1" w:tentative="1">
+      <w:start w:val="1"/>
+      <w:numFmt w:val="decimal"/>
+      <w:lvlText w:val="%2."/>
+      <w:lvlJc w:val="left"/>
+      <w:pPr>
+        <w:tabs>
+          <w:tab w:val="num" w:pos="1440"/>
+        </w:tabs>
+        <w:ind w:left="1440" w:hanging="360"/>
+      </w:pPr>
+    </w:lvl>
+    <w:lvl w:ilvl="2" w:tentative="1">
+      <w:start w:val="1"/>
+      <w:numFmt w:val="decimal"/>
+      <w:lvlText w:val="%3."/>
+      <w:lvlJc w:val="left"/>
+      <w:pPr>
+        <w:tabs>
+          <w:tab w:val="num" w:pos="2160"/>
+        </w:tabs>
+        <w:ind w:left="2160" w:hanging="360"/>
+      </w:pPr>
+    </w:lvl>
+    <w:lvl w:ilvl="3" w:tentative="1">
+      <w:start w:val="1"/>
+      <w:numFmt w:val="decimal"/>
+      <w:lvlText w:val="%4."/>
+      <w:lvlJc w:val="left"/>
+      <w:pPr>
+        <w:tabs>
+          <w:tab w:val="num" w:pos="2880"/>
+        </w:tabs>
+        <w:ind w:left="2880" w:hanging="360"/>
+      </w:pPr>
+    </w:lvl>
+    <w:lvl w:ilvl="4" w:tentative="1">
+      <w:start w:val="1"/>
+      <w:numFmt w:val="decimal"/>
+      <w:lvlText w:val="%5."/>
+      <w:lvlJc w:val="left"/>
+      <w:pPr>
+        <w:tabs>
+          <w:tab w:val="num" w:pos="3600"/>
+        </w:tabs>
+        <w:ind w:left="3600" w:hanging="360"/>
+      </w:pPr>
+    </w:lvl>
+    <w:lvl w:ilvl="5" w:tentative="1">
+      <w:start w:val="1"/>
+      <w:numFmt w:val="decimal"/>
+      <w:lvlText w:val="%6."/>
+      <w:lvlJc w:val="left"/>
+      <w:pPr>
+        <w:tabs>
+          <w:tab w:val="num" w:pos="4320"/>
+        </w:tabs>
+        <w:ind w:left="4320" w:hanging="360"/>
+      </w:pPr>
+    </w:lvl>
+    <w:lvl w:ilvl="6" w:tentative="1">
+      <w:start w:val="1"/>
+      <w:numFmt w:val="decimal"/>
+      <w:lvlText w:val="%7."/>
+      <w:lvlJc w:val="left"/>
+      <w:pPr>
+        <w:tabs>
+          <w:tab w:val="num" w:pos="5040"/>
+        </w:tabs>
+        <w:ind w:left="5040" w:hanging="360"/>
+      </w:pPr>
+    </w:lvl>
+    <w:lvl w:ilvl="7" w:tentative="1">
+      <w:start w:val="1"/>
+      <w:numFmt w:val="decimal"/>
+      <w:lvlText w:val="%8."/>
+      <w:lvlJc w:val="left"/>
+      <w:pPr>
+        <w:tabs>
+          <w:tab w:val="num" w:pos="5760"/>
+        </w:tabs>
+        <w:ind w:left="5760" w:hanging="360"/>
+      </w:pPr>
+    </w:lvl>
+    <w:lvl w:ilvl="8" w:tentative="1">
+      <w:start w:val="1"/>
+      <w:numFmt w:val="decimal"/>
+      <w:lvlText w:val="%9."/>
+      <w:lvlJc w:val="left"/>
+      <w:pPr>
+        <w:tabs>
+          <w:tab w:val="num" w:pos="6480"/>
+        </w:tabs>
+        <w:ind w:left="6480" w:hanging="360"/>
+      </w:pPr>
+    </w:lvl>
+  </w:abstractNum>
+  <w:abstractNum w:abstractNumId="2" w15:restartNumberingAfterBreak="0">
     <w:nsid w:val="2433788F"/>
     <w:multiLevelType w:val="multilevel"/>
     <w:tmpl w:val="D202498A"/>
@@ -395,7 +825,7 @@
       </w:pPr>
     </w:lvl>
   </w:abstractNum>
-  <w:abstractNum w:abstractNumId="2" w15:restartNumberingAfterBreak="0">
+  <w:abstractNum w:abstractNumId="3" w15:restartNumberingAfterBreak="0">
     <w:nsid w:val="24F32A27"/>
     <w:multiLevelType w:val="hybridMultilevel"/>
     <w:tmpl w:val="AA4CA3C6"/>
@@ -481,7 +911,454 @@
       </w:pPr>
     </w:lvl>
   </w:abstractNum>
-  <w:abstractNum w:abstractNumId="3" w15:restartNumberingAfterBreak="0">
+  <w:abstractNum w:abstractNumId="4" w15:restartNumberingAfterBreak="0">
+    <w:nsid w:val="2CAF63E0"/>
+    <w:multiLevelType w:val="multilevel"/>
+    <w:tmpl w:val="900EFFEE"/>
+    <w:lvl w:ilvl="0">
+      <w:start w:val="1"/>
+      <w:numFmt w:val="bullet"/>
+      <w:lvlText w:val=""/>
+      <w:lvlJc w:val="left"/>
+      <w:pPr>
+        <w:tabs>
+          <w:tab w:val="num" w:pos="720"/>
+        </w:tabs>
+        <w:ind w:left="720" w:hanging="360"/>
+      </w:pPr>
+      <w:rPr>
+        <w:rFonts w:ascii="Symbol" w:hAnsi="Symbol" w:hint="default"/>
+        <w:sz w:val="20"/>
+      </w:rPr>
+    </w:lvl>
+    <w:lvl w:ilvl="1" w:tentative="1">
+      <w:start w:val="1"/>
+      <w:numFmt w:val="bullet"/>
+      <w:lvlText w:val="o"/>
+      <w:lvlJc w:val="left"/>
+      <w:pPr>
+        <w:tabs>
+          <w:tab w:val="num" w:pos="1440"/>
+        </w:tabs>
+        <w:ind w:left="1440" w:hanging="360"/>
+      </w:pPr>
+      <w:rPr>
+        <w:rFonts w:ascii="Courier New" w:hAnsi="Courier New" w:hint="default"/>
+        <w:sz w:val="20"/>
+      </w:rPr>
+    </w:lvl>
+    <w:lvl w:ilvl="2" w:tentative="1">
+      <w:start w:val="1"/>
+      <w:numFmt w:val="bullet"/>
+      <w:lvlText w:val=""/>
+      <w:lvlJc w:val="left"/>
+      <w:pPr>
+        <w:tabs>
+          <w:tab w:val="num" w:pos="2160"/>
+        </w:tabs>
+        <w:ind w:left="2160" w:hanging="360"/>
+      </w:pPr>
+      <w:rPr>
+        <w:rFonts w:ascii="Wingdings" w:hAnsi="Wingdings" w:hint="default"/>
+        <w:sz w:val="20"/>
+      </w:rPr>
+    </w:lvl>
+    <w:lvl w:ilvl="3" w:tentative="1">
+      <w:start w:val="1"/>
+      <w:numFmt w:val="bullet"/>
+      <w:lvlText w:val=""/>
+      <w:lvlJc w:val="left"/>
+      <w:pPr>
+        <w:tabs>
+          <w:tab w:val="num" w:pos="2880"/>
+        </w:tabs>
+        <w:ind w:left="2880" w:hanging="360"/>
+      </w:pPr>
+      <w:rPr>
+        <w:rFonts w:ascii="Wingdings" w:hAnsi="Wingdings" w:hint="default"/>
+        <w:sz w:val="20"/>
+      </w:rPr>
+    </w:lvl>
+    <w:lvl w:ilvl="4" w:tentative="1">
+      <w:start w:val="1"/>
+      <w:numFmt w:val="bullet"/>
+      <w:lvlText w:val=""/>
+      <w:lvlJc w:val="left"/>
+      <w:pPr>
+        <w:tabs>
+          <w:tab w:val="num" w:pos="3600"/>
+        </w:tabs>
+        <w:ind w:left="3600" w:hanging="360"/>
+      </w:pPr>
+      <w:rPr>
+        <w:rFonts w:ascii="Wingdings" w:hAnsi="Wingdings" w:hint="default"/>
+        <w:sz w:val="20"/>
+      </w:rPr>
+    </w:lvl>
+    <w:lvl w:ilvl="5" w:tentative="1">
+      <w:start w:val="1"/>
+      <w:numFmt w:val="bullet"/>
+      <w:lvlText w:val=""/>
+      <w:lvlJc w:val="left"/>
+      <w:pPr>
+        <w:tabs>
+          <w:tab w:val="num" w:pos="4320"/>
+        </w:tabs>
+        <w:ind w:left="4320" w:hanging="360"/>
+      </w:pPr>
+      <w:rPr>
+        <w:rFonts w:ascii="Wingdings" w:hAnsi="Wingdings" w:hint="default"/>
+        <w:sz w:val="20"/>
+      </w:rPr>
+    </w:lvl>
+    <w:lvl w:ilvl="6" w:tentative="1">
+      <w:start w:val="1"/>
+      <w:numFmt w:val="bullet"/>
+      <w:lvlText w:val=""/>
+      <w:lvlJc w:val="left"/>
+      <w:pPr>
+        <w:tabs>
+          <w:tab w:val="num" w:pos="5040"/>
+        </w:tabs>
+        <w:ind w:left="5040" w:hanging="360"/>
+      </w:pPr>
+      <w:rPr>
+        <w:rFonts w:ascii="Wingdings" w:hAnsi="Wingdings" w:hint="default"/>
+        <w:sz w:val="20"/>
+      </w:rPr>
+    </w:lvl>
+    <w:lvl w:ilvl="7" w:tentative="1">
+      <w:start w:val="1"/>
+      <w:numFmt w:val="bullet"/>
+      <w:lvlText w:val=""/>
+      <w:lvlJc w:val="left"/>
+      <w:pPr>
+        <w:tabs>
+          <w:tab w:val="num" w:pos="5760"/>
+        </w:tabs>
+        <w:ind w:left="5760" w:hanging="360"/>
+      </w:pPr>
+      <w:rPr>
+        <w:rFonts w:ascii="Wingdings" w:hAnsi="Wingdings" w:hint="default"/>
+        <w:sz w:val="20"/>
+      </w:rPr>
+    </w:lvl>
+    <w:lvl w:ilvl="8" w:tentative="1">
+      <w:start w:val="1"/>
+      <w:numFmt w:val="bullet"/>
+      <w:lvlText w:val=""/>
+      <w:lvlJc w:val="left"/>
+      <w:pPr>
+        <w:tabs>
+          <w:tab w:val="num" w:pos="6480"/>
+        </w:tabs>
+        <w:ind w:left="6480" w:hanging="360"/>
+      </w:pPr>
+      <w:rPr>
+        <w:rFonts w:ascii="Wingdings" w:hAnsi="Wingdings" w:hint="default"/>
+        <w:sz w:val="20"/>
+      </w:rPr>
+    </w:lvl>
+  </w:abstractNum>
+  <w:abstractNum w:abstractNumId="5" w15:restartNumberingAfterBreak="0">
+    <w:nsid w:val="358D1425"/>
+    <w:multiLevelType w:val="multilevel"/>
+    <w:tmpl w:val="F4A64640"/>
+    <w:lvl w:ilvl="0">
+      <w:start w:val="1"/>
+      <w:numFmt w:val="bullet"/>
+      <w:lvlText w:val=""/>
+      <w:lvlJc w:val="left"/>
+      <w:pPr>
+        <w:tabs>
+          <w:tab w:val="num" w:pos="720"/>
+        </w:tabs>
+        <w:ind w:left="720" w:hanging="360"/>
+      </w:pPr>
+      <w:rPr>
+        <w:rFonts w:ascii="Symbol" w:hAnsi="Symbol" w:hint="default"/>
+        <w:sz w:val="20"/>
+      </w:rPr>
+    </w:lvl>
+    <w:lvl w:ilvl="1" w:tentative="1">
+      <w:start w:val="1"/>
+      <w:numFmt w:val="bullet"/>
+      <w:lvlText w:val="o"/>
+      <w:lvlJc w:val="left"/>
+      <w:pPr>
+        <w:tabs>
+          <w:tab w:val="num" w:pos="1440"/>
+        </w:tabs>
+        <w:ind w:left="1440" w:hanging="360"/>
+      </w:pPr>
+      <w:rPr>
+        <w:rFonts w:ascii="Courier New" w:hAnsi="Courier New" w:hint="default"/>
+        <w:sz w:val="20"/>
+      </w:rPr>
+    </w:lvl>
+    <w:lvl w:ilvl="2" w:tentative="1">
+      <w:start w:val="1"/>
+      <w:numFmt w:val="bullet"/>
+      <w:lvlText w:val=""/>
+      <w:lvlJc w:val="left"/>
+      <w:pPr>
+        <w:tabs>
+          <w:tab w:val="num" w:pos="2160"/>
+        </w:tabs>
+        <w:ind w:left="2160" w:hanging="360"/>
+      </w:pPr>
+      <w:rPr>
+        <w:rFonts w:ascii="Wingdings" w:hAnsi="Wingdings" w:hint="default"/>
+        <w:sz w:val="20"/>
+      </w:rPr>
+    </w:lvl>
+    <w:lvl w:ilvl="3" w:tentative="1">
+      <w:start w:val="1"/>
+      <w:numFmt w:val="bullet"/>
+      <w:lvlText w:val=""/>
+      <w:lvlJc w:val="left"/>
+      <w:pPr>
+        <w:tabs>
+          <w:tab w:val="num" w:pos="2880"/>
+        </w:tabs>
+        <w:ind w:left="2880" w:hanging="360"/>
+      </w:pPr>
+      <w:rPr>
+        <w:rFonts w:ascii="Wingdings" w:hAnsi="Wingdings" w:hint="default"/>
+        <w:sz w:val="20"/>
+      </w:rPr>
+    </w:lvl>
+    <w:lvl w:ilvl="4" w:tentative="1">
+      <w:start w:val="1"/>
+      <w:numFmt w:val="bullet"/>
+      <w:lvlText w:val=""/>
+      <w:lvlJc w:val="left"/>
+      <w:pPr>
+        <w:tabs>
+          <w:tab w:val="num" w:pos="3600"/>
+        </w:tabs>
+        <w:ind w:left="3600" w:hanging="360"/>
+      </w:pPr>
+      <w:rPr>
+        <w:rFonts w:ascii="Wingdings" w:hAnsi="Wingdings" w:hint="default"/>
+        <w:sz w:val="20"/>
+      </w:rPr>
+    </w:lvl>
+    <w:lvl w:ilvl="5" w:tentative="1">
+      <w:start w:val="1"/>
+      <w:numFmt w:val="bullet"/>
+      <w:lvlText w:val=""/>
+      <w:lvlJc w:val="left"/>
+      <w:pPr>
+        <w:tabs>
+          <w:tab w:val="num" w:pos="4320"/>
+        </w:tabs>
+        <w:ind w:left="4320" w:hanging="360"/>
+      </w:pPr>
+      <w:rPr>
+        <w:rFonts w:ascii="Wingdings" w:hAnsi="Wingdings" w:hint="default"/>
+        <w:sz w:val="20"/>
+      </w:rPr>
+    </w:lvl>
+    <w:lvl w:ilvl="6" w:tentative="1">
+      <w:start w:val="1"/>
+      <w:numFmt w:val="bullet"/>
+      <w:lvlText w:val=""/>
+      <w:lvlJc w:val="left"/>
+      <w:pPr>
+        <w:tabs>
+          <w:tab w:val="num" w:pos="5040"/>
+        </w:tabs>
+        <w:ind w:left="5040" w:hanging="360"/>
+      </w:pPr>
+      <w:rPr>
+        <w:rFonts w:ascii="Wingdings" w:hAnsi="Wingdings" w:hint="default"/>
+        <w:sz w:val="20"/>
+      </w:rPr>
+    </w:lvl>
+    <w:lvl w:ilvl="7" w:tentative="1">
+      <w:start w:val="1"/>
+      <w:numFmt w:val="bullet"/>
+      <w:lvlText w:val=""/>
+      <w:lvlJc w:val="left"/>
+      <w:pPr>
+        <w:tabs>
+          <w:tab w:val="num" w:pos="5760"/>
+        </w:tabs>
+        <w:ind w:left="5760" w:hanging="360"/>
+      </w:pPr>
+      <w:rPr>
+        <w:rFonts w:ascii="Wingdings" w:hAnsi="Wingdings" w:hint="default"/>
+        <w:sz w:val="20"/>
+      </w:rPr>
+    </w:lvl>
+    <w:lvl w:ilvl="8" w:tentative="1">
+      <w:start w:val="1"/>
+      <w:numFmt w:val="bullet"/>
+      <w:lvlText w:val=""/>
+      <w:lvlJc w:val="left"/>
+      <w:pPr>
+        <w:tabs>
+          <w:tab w:val="num" w:pos="6480"/>
+        </w:tabs>
+        <w:ind w:left="6480" w:hanging="360"/>
+      </w:pPr>
+      <w:rPr>
+        <w:rFonts w:ascii="Wingdings" w:hAnsi="Wingdings" w:hint="default"/>
+        <w:sz w:val="20"/>
+      </w:rPr>
+    </w:lvl>
+  </w:abstractNum>
+  <w:abstractNum w:abstractNumId="6" w15:restartNumberingAfterBreak="0">
+    <w:nsid w:val="37085C70"/>
+    <w:multiLevelType w:val="multilevel"/>
+    <w:tmpl w:val="F70418DA"/>
+    <w:lvl w:ilvl="0">
+      <w:start w:val="1"/>
+      <w:numFmt w:val="bullet"/>
+      <w:lvlText w:val=""/>
+      <w:lvlJc w:val="left"/>
+      <w:pPr>
+        <w:tabs>
+          <w:tab w:val="num" w:pos="720"/>
+        </w:tabs>
+        <w:ind w:left="720" w:hanging="360"/>
+      </w:pPr>
+      <w:rPr>
+        <w:rFonts w:ascii="Symbol" w:hAnsi="Symbol" w:hint="default"/>
+        <w:sz w:val="20"/>
+      </w:rPr>
+    </w:lvl>
+    <w:lvl w:ilvl="1" w:tentative="1">
+      <w:start w:val="1"/>
+      <w:numFmt w:val="bullet"/>
+      <w:lvlText w:val="o"/>
+      <w:lvlJc w:val="left"/>
+      <w:pPr>
+        <w:tabs>
+          <w:tab w:val="num" w:pos="1440"/>
+        </w:tabs>
+        <w:ind w:left="1440" w:hanging="360"/>
+      </w:pPr>
+      <w:rPr>
+        <w:rFonts w:ascii="Courier New" w:hAnsi="Courier New" w:hint="default"/>
+        <w:sz w:val="20"/>
+      </w:rPr>
+    </w:lvl>
+    <w:lvl w:ilvl="2" w:tentative="1">
+      <w:start w:val="1"/>
+      <w:numFmt w:val="bullet"/>
+      <w:lvlText w:val=""/>
+      <w:lvlJc w:val="left"/>
+      <w:pPr>
+        <w:tabs>
+          <w:tab w:val="num" w:pos="2160"/>
+        </w:tabs>
+        <w:ind w:left="2160" w:hanging="360"/>
+      </w:pPr>
+      <w:rPr>
+        <w:rFonts w:ascii="Wingdings" w:hAnsi="Wingdings" w:hint="default"/>
+        <w:sz w:val="20"/>
+      </w:rPr>
+    </w:lvl>
+    <w:lvl w:ilvl="3" w:tentative="1">
+      <w:start w:val="1"/>
+      <w:numFmt w:val="bullet"/>
+      <w:lvlText w:val=""/>
+      <w:lvlJc w:val="left"/>
+      <w:pPr>
+        <w:tabs>
+          <w:tab w:val="num" w:pos="2880"/>
+        </w:tabs>
+        <w:ind w:left="2880" w:hanging="360"/>
+      </w:pPr>
+      <w:rPr>
+        <w:rFonts w:ascii="Wingdings" w:hAnsi="Wingdings" w:hint="default"/>
+        <w:sz w:val="20"/>
+      </w:rPr>
+    </w:lvl>
+    <w:lvl w:ilvl="4" w:tentative="1">
+      <w:start w:val="1"/>
+      <w:numFmt w:val="bullet"/>
+      <w:lvlText w:val=""/>
+      <w:lvlJc w:val="left"/>
+      <w:pPr>
+        <w:tabs>
+          <w:tab w:val="num" w:pos="3600"/>
+        </w:tabs>
+        <w:ind w:left="3600" w:hanging="360"/>
+      </w:pPr>
+      <w:rPr>
+        <w:rFonts w:ascii="Wingdings" w:hAnsi="Wingdings" w:hint="default"/>
+        <w:sz w:val="20"/>
+      </w:rPr>
+    </w:lvl>
+    <w:lvl w:ilvl="5" w:tentative="1">
+      <w:start w:val="1"/>
+      <w:numFmt w:val="bullet"/>
+      <w:lvlText w:val=""/>
+      <w:lvlJc w:val="left"/>
+      <w:pPr>
+        <w:tabs>
+          <w:tab w:val="num" w:pos="4320"/>
+        </w:tabs>
+        <w:ind w:left="4320" w:hanging="360"/>
+      </w:pPr>
+      <w:rPr>
+        <w:rFonts w:ascii="Wingdings" w:hAnsi="Wingdings" w:hint="default"/>
+        <w:sz w:val="20"/>
+      </w:rPr>
+    </w:lvl>
+    <w:lvl w:ilvl="6" w:tentative="1">
+      <w:start w:val="1"/>
+      <w:numFmt w:val="bullet"/>
+      <w:lvlText w:val=""/>
+      <w:lvlJc w:val="left"/>
+      <w:pPr>
+        <w:tabs>
+          <w:tab w:val="num" w:pos="5040"/>
+        </w:tabs>
+        <w:ind w:left="5040" w:hanging="360"/>
+      </w:pPr>
+      <w:rPr>
+        <w:rFonts w:ascii="Wingdings" w:hAnsi="Wingdings" w:hint="default"/>
+        <w:sz w:val="20"/>
+      </w:rPr>
+    </w:lvl>
+    <w:lvl w:ilvl="7" w:tentative="1">
+      <w:start w:val="1"/>
+      <w:numFmt w:val="bullet"/>
+      <w:lvlText w:val=""/>
+      <w:lvlJc w:val="left"/>
+      <w:pPr>
+        <w:tabs>
+          <w:tab w:val="num" w:pos="5760"/>
+        </w:tabs>
+        <w:ind w:left="5760" w:hanging="360"/>
+      </w:pPr>
+      <w:rPr>
+        <w:rFonts w:ascii="Wingdings" w:hAnsi="Wingdings" w:hint="default"/>
+        <w:sz w:val="20"/>
+      </w:rPr>
+    </w:lvl>
+    <w:lvl w:ilvl="8" w:tentative="1">
+      <w:start w:val="1"/>
+      <w:numFmt w:val="bullet"/>
+      <w:lvlText w:val=""/>
+      <w:lvlJc w:val="left"/>
+      <w:pPr>
+        <w:tabs>
+          <w:tab w:val="num" w:pos="6480"/>
+        </w:tabs>
+        <w:ind w:left="6480" w:hanging="360"/>
+      </w:pPr>
+      <w:rPr>
+        <w:rFonts w:ascii="Wingdings" w:hAnsi="Wingdings" w:hint="default"/>
+        <w:sz w:val="20"/>
+      </w:rPr>
+    </w:lvl>
+  </w:abstractNum>
+  <w:abstractNum w:abstractNumId="7" w15:restartNumberingAfterBreak="0">
     <w:nsid w:val="44C03789"/>
     <w:multiLevelType w:val="multilevel"/>
     <w:tmpl w:val="9D041B72"/>
@@ -630,8 +1507,984 @@
       </w:rPr>
     </w:lvl>
   </w:abstractNum>
+  <w:abstractNum w:abstractNumId="8" w15:restartNumberingAfterBreak="0">
+    <w:nsid w:val="4F8E43B9"/>
+    <w:multiLevelType w:val="multilevel"/>
+    <w:tmpl w:val="8C5AF70C"/>
+    <w:lvl w:ilvl="0">
+      <w:start w:val="1"/>
+      <w:numFmt w:val="decimal"/>
+      <w:lvlText w:val="%1."/>
+      <w:lvlJc w:val="left"/>
+      <w:pPr>
+        <w:tabs>
+          <w:tab w:val="num" w:pos="720"/>
+        </w:tabs>
+        <w:ind w:left="720" w:hanging="360"/>
+      </w:pPr>
+    </w:lvl>
+    <w:lvl w:ilvl="1" w:tentative="1">
+      <w:start w:val="1"/>
+      <w:numFmt w:val="decimal"/>
+      <w:lvlText w:val="%2."/>
+      <w:lvlJc w:val="left"/>
+      <w:pPr>
+        <w:tabs>
+          <w:tab w:val="num" w:pos="1440"/>
+        </w:tabs>
+        <w:ind w:left="1440" w:hanging="360"/>
+      </w:pPr>
+    </w:lvl>
+    <w:lvl w:ilvl="2" w:tentative="1">
+      <w:start w:val="1"/>
+      <w:numFmt w:val="decimal"/>
+      <w:lvlText w:val="%3."/>
+      <w:lvlJc w:val="left"/>
+      <w:pPr>
+        <w:tabs>
+          <w:tab w:val="num" w:pos="2160"/>
+        </w:tabs>
+        <w:ind w:left="2160" w:hanging="360"/>
+      </w:pPr>
+    </w:lvl>
+    <w:lvl w:ilvl="3" w:tentative="1">
+      <w:start w:val="1"/>
+      <w:numFmt w:val="decimal"/>
+      <w:lvlText w:val="%4."/>
+      <w:lvlJc w:val="left"/>
+      <w:pPr>
+        <w:tabs>
+          <w:tab w:val="num" w:pos="2880"/>
+        </w:tabs>
+        <w:ind w:left="2880" w:hanging="360"/>
+      </w:pPr>
+    </w:lvl>
+    <w:lvl w:ilvl="4" w:tentative="1">
+      <w:start w:val="1"/>
+      <w:numFmt w:val="decimal"/>
+      <w:lvlText w:val="%5."/>
+      <w:lvlJc w:val="left"/>
+      <w:pPr>
+        <w:tabs>
+          <w:tab w:val="num" w:pos="3600"/>
+        </w:tabs>
+        <w:ind w:left="3600" w:hanging="360"/>
+      </w:pPr>
+    </w:lvl>
+    <w:lvl w:ilvl="5" w:tentative="1">
+      <w:start w:val="1"/>
+      <w:numFmt w:val="decimal"/>
+      <w:lvlText w:val="%6."/>
+      <w:lvlJc w:val="left"/>
+      <w:pPr>
+        <w:tabs>
+          <w:tab w:val="num" w:pos="4320"/>
+        </w:tabs>
+        <w:ind w:left="4320" w:hanging="360"/>
+      </w:pPr>
+    </w:lvl>
+    <w:lvl w:ilvl="6" w:tentative="1">
+      <w:start w:val="1"/>
+      <w:numFmt w:val="decimal"/>
+      <w:lvlText w:val="%7."/>
+      <w:lvlJc w:val="left"/>
+      <w:pPr>
+        <w:tabs>
+          <w:tab w:val="num" w:pos="5040"/>
+        </w:tabs>
+        <w:ind w:left="5040" w:hanging="360"/>
+      </w:pPr>
+    </w:lvl>
+    <w:lvl w:ilvl="7" w:tentative="1">
+      <w:start w:val="1"/>
+      <w:numFmt w:val="decimal"/>
+      <w:lvlText w:val="%8."/>
+      <w:lvlJc w:val="left"/>
+      <w:pPr>
+        <w:tabs>
+          <w:tab w:val="num" w:pos="5760"/>
+        </w:tabs>
+        <w:ind w:left="5760" w:hanging="360"/>
+      </w:pPr>
+    </w:lvl>
+    <w:lvl w:ilvl="8" w:tentative="1">
+      <w:start w:val="1"/>
+      <w:numFmt w:val="decimal"/>
+      <w:lvlText w:val="%9."/>
+      <w:lvlJc w:val="left"/>
+      <w:pPr>
+        <w:tabs>
+          <w:tab w:val="num" w:pos="6480"/>
+        </w:tabs>
+        <w:ind w:left="6480" w:hanging="360"/>
+      </w:pPr>
+    </w:lvl>
+  </w:abstractNum>
+  <w:abstractNum w:abstractNumId="9" w15:restartNumberingAfterBreak="0">
+    <w:nsid w:val="589A4EE0"/>
+    <w:multiLevelType w:val="multilevel"/>
+    <w:tmpl w:val="64D23D4A"/>
+    <w:lvl w:ilvl="0">
+      <w:start w:val="1"/>
+      <w:numFmt w:val="bullet"/>
+      <w:lvlText w:val=""/>
+      <w:lvlJc w:val="left"/>
+      <w:pPr>
+        <w:tabs>
+          <w:tab w:val="num" w:pos="720"/>
+        </w:tabs>
+        <w:ind w:left="720" w:hanging="360"/>
+      </w:pPr>
+      <w:rPr>
+        <w:rFonts w:ascii="Symbol" w:hAnsi="Symbol" w:hint="default"/>
+        <w:sz w:val="20"/>
+      </w:rPr>
+    </w:lvl>
+    <w:lvl w:ilvl="1" w:tentative="1">
+      <w:start w:val="1"/>
+      <w:numFmt w:val="bullet"/>
+      <w:lvlText w:val="o"/>
+      <w:lvlJc w:val="left"/>
+      <w:pPr>
+        <w:tabs>
+          <w:tab w:val="num" w:pos="1440"/>
+        </w:tabs>
+        <w:ind w:left="1440" w:hanging="360"/>
+      </w:pPr>
+      <w:rPr>
+        <w:rFonts w:ascii="Courier New" w:hAnsi="Courier New" w:hint="default"/>
+        <w:sz w:val="20"/>
+      </w:rPr>
+    </w:lvl>
+    <w:lvl w:ilvl="2" w:tentative="1">
+      <w:start w:val="1"/>
+      <w:numFmt w:val="bullet"/>
+      <w:lvlText w:val=""/>
+      <w:lvlJc w:val="left"/>
+      <w:pPr>
+        <w:tabs>
+          <w:tab w:val="num" w:pos="2160"/>
+        </w:tabs>
+        <w:ind w:left="2160" w:hanging="360"/>
+      </w:pPr>
+      <w:rPr>
+        <w:rFonts w:ascii="Wingdings" w:hAnsi="Wingdings" w:hint="default"/>
+        <w:sz w:val="20"/>
+      </w:rPr>
+    </w:lvl>
+    <w:lvl w:ilvl="3" w:tentative="1">
+      <w:start w:val="1"/>
+      <w:numFmt w:val="bullet"/>
+      <w:lvlText w:val=""/>
+      <w:lvlJc w:val="left"/>
+      <w:pPr>
+        <w:tabs>
+          <w:tab w:val="num" w:pos="2880"/>
+        </w:tabs>
+        <w:ind w:left="2880" w:hanging="360"/>
+      </w:pPr>
+      <w:rPr>
+        <w:rFonts w:ascii="Wingdings" w:hAnsi="Wingdings" w:hint="default"/>
+        <w:sz w:val="20"/>
+      </w:rPr>
+    </w:lvl>
+    <w:lvl w:ilvl="4" w:tentative="1">
+      <w:start w:val="1"/>
+      <w:numFmt w:val="bullet"/>
+      <w:lvlText w:val=""/>
+      <w:lvlJc w:val="left"/>
+      <w:pPr>
+        <w:tabs>
+          <w:tab w:val="num" w:pos="3600"/>
+        </w:tabs>
+        <w:ind w:left="3600" w:hanging="360"/>
+      </w:pPr>
+      <w:rPr>
+        <w:rFonts w:ascii="Wingdings" w:hAnsi="Wingdings" w:hint="default"/>
+        <w:sz w:val="20"/>
+      </w:rPr>
+    </w:lvl>
+    <w:lvl w:ilvl="5" w:tentative="1">
+      <w:start w:val="1"/>
+      <w:numFmt w:val="bullet"/>
+      <w:lvlText w:val=""/>
+      <w:lvlJc w:val="left"/>
+      <w:pPr>
+        <w:tabs>
+          <w:tab w:val="num" w:pos="4320"/>
+        </w:tabs>
+        <w:ind w:left="4320" w:hanging="360"/>
+      </w:pPr>
+      <w:rPr>
+        <w:rFonts w:ascii="Wingdings" w:hAnsi="Wingdings" w:hint="default"/>
+        <w:sz w:val="20"/>
+      </w:rPr>
+    </w:lvl>
+    <w:lvl w:ilvl="6" w:tentative="1">
+      <w:start w:val="1"/>
+      <w:numFmt w:val="bullet"/>
+      <w:lvlText w:val=""/>
+      <w:lvlJc w:val="left"/>
+      <w:pPr>
+        <w:tabs>
+          <w:tab w:val="num" w:pos="5040"/>
+        </w:tabs>
+        <w:ind w:left="5040" w:hanging="360"/>
+      </w:pPr>
+      <w:rPr>
+        <w:rFonts w:ascii="Wingdings" w:hAnsi="Wingdings" w:hint="default"/>
+        <w:sz w:val="20"/>
+      </w:rPr>
+    </w:lvl>
+    <w:lvl w:ilvl="7" w:tentative="1">
+      <w:start w:val="1"/>
+      <w:numFmt w:val="bullet"/>
+      <w:lvlText w:val=""/>
+      <w:lvlJc w:val="left"/>
+      <w:pPr>
+        <w:tabs>
+          <w:tab w:val="num" w:pos="5760"/>
+        </w:tabs>
+        <w:ind w:left="5760" w:hanging="360"/>
+      </w:pPr>
+      <w:rPr>
+        <w:rFonts w:ascii="Wingdings" w:hAnsi="Wingdings" w:hint="default"/>
+        <w:sz w:val="20"/>
+      </w:rPr>
+    </w:lvl>
+    <w:lvl w:ilvl="8" w:tentative="1">
+      <w:start w:val="1"/>
+      <w:numFmt w:val="bullet"/>
+      <w:lvlText w:val=""/>
+      <w:lvlJc w:val="left"/>
+      <w:pPr>
+        <w:tabs>
+          <w:tab w:val="num" w:pos="6480"/>
+        </w:tabs>
+        <w:ind w:left="6480" w:hanging="360"/>
+      </w:pPr>
+      <w:rPr>
+        <w:rFonts w:ascii="Wingdings" w:hAnsi="Wingdings" w:hint="default"/>
+        <w:sz w:val="20"/>
+      </w:rPr>
+    </w:lvl>
+  </w:abstractNum>
+  <w:abstractNum w:abstractNumId="10" w15:restartNumberingAfterBreak="0">
+    <w:nsid w:val="5D0B3EE3"/>
+    <w:multiLevelType w:val="multilevel"/>
+    <w:tmpl w:val="8F88F9F8"/>
+    <w:lvl w:ilvl="0">
+      <w:start w:val="1"/>
+      <w:numFmt w:val="decimal"/>
+      <w:lvlText w:val="%1."/>
+      <w:lvlJc w:val="left"/>
+      <w:pPr>
+        <w:tabs>
+          <w:tab w:val="num" w:pos="720"/>
+        </w:tabs>
+        <w:ind w:left="720" w:hanging="360"/>
+      </w:pPr>
+    </w:lvl>
+    <w:lvl w:ilvl="1" w:tentative="1">
+      <w:start w:val="1"/>
+      <w:numFmt w:val="decimal"/>
+      <w:lvlText w:val="%2."/>
+      <w:lvlJc w:val="left"/>
+      <w:pPr>
+        <w:tabs>
+          <w:tab w:val="num" w:pos="1440"/>
+        </w:tabs>
+        <w:ind w:left="1440" w:hanging="360"/>
+      </w:pPr>
+    </w:lvl>
+    <w:lvl w:ilvl="2" w:tentative="1">
+      <w:start w:val="1"/>
+      <w:numFmt w:val="decimal"/>
+      <w:lvlText w:val="%3."/>
+      <w:lvlJc w:val="left"/>
+      <w:pPr>
+        <w:tabs>
+          <w:tab w:val="num" w:pos="2160"/>
+        </w:tabs>
+        <w:ind w:left="2160" w:hanging="360"/>
+      </w:pPr>
+    </w:lvl>
+    <w:lvl w:ilvl="3" w:tentative="1">
+      <w:start w:val="1"/>
+      <w:numFmt w:val="decimal"/>
+      <w:lvlText w:val="%4."/>
+      <w:lvlJc w:val="left"/>
+      <w:pPr>
+        <w:tabs>
+          <w:tab w:val="num" w:pos="2880"/>
+        </w:tabs>
+        <w:ind w:left="2880" w:hanging="360"/>
+      </w:pPr>
+    </w:lvl>
+    <w:lvl w:ilvl="4" w:tentative="1">
+      <w:start w:val="1"/>
+      <w:numFmt w:val="decimal"/>
+      <w:lvlText w:val="%5."/>
+      <w:lvlJc w:val="left"/>
+      <w:pPr>
+        <w:tabs>
+          <w:tab w:val="num" w:pos="3600"/>
+        </w:tabs>
+        <w:ind w:left="3600" w:hanging="360"/>
+      </w:pPr>
+    </w:lvl>
+    <w:lvl w:ilvl="5" w:tentative="1">
+      <w:start w:val="1"/>
+      <w:numFmt w:val="decimal"/>
+      <w:lvlText w:val="%6."/>
+      <w:lvlJc w:val="left"/>
+      <w:pPr>
+        <w:tabs>
+          <w:tab w:val="num" w:pos="4320"/>
+        </w:tabs>
+        <w:ind w:left="4320" w:hanging="360"/>
+      </w:pPr>
+    </w:lvl>
+    <w:lvl w:ilvl="6" w:tentative="1">
+      <w:start w:val="1"/>
+      <w:numFmt w:val="decimal"/>
+      <w:lvlText w:val="%7."/>
+      <w:lvlJc w:val="left"/>
+      <w:pPr>
+        <w:tabs>
+          <w:tab w:val="num" w:pos="5040"/>
+        </w:tabs>
+        <w:ind w:left="5040" w:hanging="360"/>
+      </w:pPr>
+    </w:lvl>
+    <w:lvl w:ilvl="7" w:tentative="1">
+      <w:start w:val="1"/>
+      <w:numFmt w:val="decimal"/>
+      <w:lvlText w:val="%8."/>
+      <w:lvlJc w:val="left"/>
+      <w:pPr>
+        <w:tabs>
+          <w:tab w:val="num" w:pos="5760"/>
+        </w:tabs>
+        <w:ind w:left="5760" w:hanging="360"/>
+      </w:pPr>
+    </w:lvl>
+    <w:lvl w:ilvl="8" w:tentative="1">
+      <w:start w:val="1"/>
+      <w:numFmt w:val="decimal"/>
+      <w:lvlText w:val="%9."/>
+      <w:lvlJc w:val="left"/>
+      <w:pPr>
+        <w:tabs>
+          <w:tab w:val="num" w:pos="6480"/>
+        </w:tabs>
+        <w:ind w:left="6480" w:hanging="360"/>
+      </w:pPr>
+    </w:lvl>
+  </w:abstractNum>
+  <w:abstractNum w:abstractNumId="11" w15:restartNumberingAfterBreak="0">
+    <w:nsid w:val="62134CAA"/>
+    <w:multiLevelType w:val="multilevel"/>
+    <w:tmpl w:val="9894DECE"/>
+    <w:lvl w:ilvl="0">
+      <w:start w:val="1"/>
+      <w:numFmt w:val="decimal"/>
+      <w:lvlText w:val="%1."/>
+      <w:lvlJc w:val="left"/>
+      <w:pPr>
+        <w:tabs>
+          <w:tab w:val="num" w:pos="720"/>
+        </w:tabs>
+        <w:ind w:left="720" w:hanging="360"/>
+      </w:pPr>
+    </w:lvl>
+    <w:lvl w:ilvl="1" w:tentative="1">
+      <w:start w:val="1"/>
+      <w:numFmt w:val="decimal"/>
+      <w:lvlText w:val="%2."/>
+      <w:lvlJc w:val="left"/>
+      <w:pPr>
+        <w:tabs>
+          <w:tab w:val="num" w:pos="1440"/>
+        </w:tabs>
+        <w:ind w:left="1440" w:hanging="360"/>
+      </w:pPr>
+    </w:lvl>
+    <w:lvl w:ilvl="2" w:tentative="1">
+      <w:start w:val="1"/>
+      <w:numFmt w:val="decimal"/>
+      <w:lvlText w:val="%3."/>
+      <w:lvlJc w:val="left"/>
+      <w:pPr>
+        <w:tabs>
+          <w:tab w:val="num" w:pos="2160"/>
+        </w:tabs>
+        <w:ind w:left="2160" w:hanging="360"/>
+      </w:pPr>
+    </w:lvl>
+    <w:lvl w:ilvl="3" w:tentative="1">
+      <w:start w:val="1"/>
+      <w:numFmt w:val="decimal"/>
+      <w:lvlText w:val="%4."/>
+      <w:lvlJc w:val="left"/>
+      <w:pPr>
+        <w:tabs>
+          <w:tab w:val="num" w:pos="2880"/>
+        </w:tabs>
+        <w:ind w:left="2880" w:hanging="360"/>
+      </w:pPr>
+    </w:lvl>
+    <w:lvl w:ilvl="4" w:tentative="1">
+      <w:start w:val="1"/>
+      <w:numFmt w:val="decimal"/>
+      <w:lvlText w:val="%5."/>
+      <w:lvlJc w:val="left"/>
+      <w:pPr>
+        <w:tabs>
+          <w:tab w:val="num" w:pos="3600"/>
+        </w:tabs>
+        <w:ind w:left="3600" w:hanging="360"/>
+      </w:pPr>
+    </w:lvl>
+    <w:lvl w:ilvl="5" w:tentative="1">
+      <w:start w:val="1"/>
+      <w:numFmt w:val="decimal"/>
+      <w:lvlText w:val="%6."/>
+      <w:lvlJc w:val="left"/>
+      <w:pPr>
+        <w:tabs>
+          <w:tab w:val="num" w:pos="4320"/>
+        </w:tabs>
+        <w:ind w:left="4320" w:hanging="360"/>
+      </w:pPr>
+    </w:lvl>
+    <w:lvl w:ilvl="6" w:tentative="1">
+      <w:start w:val="1"/>
+      <w:numFmt w:val="decimal"/>
+      <w:lvlText w:val="%7."/>
+      <w:lvlJc w:val="left"/>
+      <w:pPr>
+        <w:tabs>
+          <w:tab w:val="num" w:pos="5040"/>
+        </w:tabs>
+        <w:ind w:left="5040" w:hanging="360"/>
+      </w:pPr>
+    </w:lvl>
+    <w:lvl w:ilvl="7" w:tentative="1">
+      <w:start w:val="1"/>
+      <w:numFmt w:val="decimal"/>
+      <w:lvlText w:val="%8."/>
+      <w:lvlJc w:val="left"/>
+      <w:pPr>
+        <w:tabs>
+          <w:tab w:val="num" w:pos="5760"/>
+        </w:tabs>
+        <w:ind w:left="5760" w:hanging="360"/>
+      </w:pPr>
+    </w:lvl>
+    <w:lvl w:ilvl="8" w:tentative="1">
+      <w:start w:val="1"/>
+      <w:numFmt w:val="decimal"/>
+      <w:lvlText w:val="%9."/>
+      <w:lvlJc w:val="left"/>
+      <w:pPr>
+        <w:tabs>
+          <w:tab w:val="num" w:pos="6480"/>
+        </w:tabs>
+        <w:ind w:left="6480" w:hanging="360"/>
+      </w:pPr>
+    </w:lvl>
+  </w:abstractNum>
+  <w:abstractNum w:abstractNumId="12" w15:restartNumberingAfterBreak="0">
+    <w:nsid w:val="673A5E6F"/>
+    <w:multiLevelType w:val="multilevel"/>
+    <w:tmpl w:val="1E808B92"/>
+    <w:lvl w:ilvl="0">
+      <w:start w:val="1"/>
+      <w:numFmt w:val="decimal"/>
+      <w:lvlText w:val="%1."/>
+      <w:lvlJc w:val="left"/>
+      <w:pPr>
+        <w:tabs>
+          <w:tab w:val="num" w:pos="720"/>
+        </w:tabs>
+        <w:ind w:left="720" w:hanging="360"/>
+      </w:pPr>
+    </w:lvl>
+    <w:lvl w:ilvl="1" w:tentative="1">
+      <w:start w:val="1"/>
+      <w:numFmt w:val="decimal"/>
+      <w:lvlText w:val="%2."/>
+      <w:lvlJc w:val="left"/>
+      <w:pPr>
+        <w:tabs>
+          <w:tab w:val="num" w:pos="1440"/>
+        </w:tabs>
+        <w:ind w:left="1440" w:hanging="360"/>
+      </w:pPr>
+    </w:lvl>
+    <w:lvl w:ilvl="2" w:tentative="1">
+      <w:start w:val="1"/>
+      <w:numFmt w:val="decimal"/>
+      <w:lvlText w:val="%3."/>
+      <w:lvlJc w:val="left"/>
+      <w:pPr>
+        <w:tabs>
+          <w:tab w:val="num" w:pos="2160"/>
+        </w:tabs>
+        <w:ind w:left="2160" w:hanging="360"/>
+      </w:pPr>
+    </w:lvl>
+    <w:lvl w:ilvl="3" w:tentative="1">
+      <w:start w:val="1"/>
+      <w:numFmt w:val="decimal"/>
+      <w:lvlText w:val="%4."/>
+      <w:lvlJc w:val="left"/>
+      <w:pPr>
+        <w:tabs>
+          <w:tab w:val="num" w:pos="2880"/>
+        </w:tabs>
+        <w:ind w:left="2880" w:hanging="360"/>
+      </w:pPr>
+    </w:lvl>
+    <w:lvl w:ilvl="4" w:tentative="1">
+      <w:start w:val="1"/>
+      <w:numFmt w:val="decimal"/>
+      <w:lvlText w:val="%5."/>
+      <w:lvlJc w:val="left"/>
+      <w:pPr>
+        <w:tabs>
+          <w:tab w:val="num" w:pos="3600"/>
+        </w:tabs>
+        <w:ind w:left="3600" w:hanging="360"/>
+      </w:pPr>
+    </w:lvl>
+    <w:lvl w:ilvl="5" w:tentative="1">
+      <w:start w:val="1"/>
+      <w:numFmt w:val="decimal"/>
+      <w:lvlText w:val="%6."/>
+      <w:lvlJc w:val="left"/>
+      <w:pPr>
+        <w:tabs>
+          <w:tab w:val="num" w:pos="4320"/>
+        </w:tabs>
+        <w:ind w:left="4320" w:hanging="360"/>
+      </w:pPr>
+    </w:lvl>
+    <w:lvl w:ilvl="6" w:tentative="1">
+      <w:start w:val="1"/>
+      <w:numFmt w:val="decimal"/>
+      <w:lvlText w:val="%7."/>
+      <w:lvlJc w:val="left"/>
+      <w:pPr>
+        <w:tabs>
+          <w:tab w:val="num" w:pos="5040"/>
+        </w:tabs>
+        <w:ind w:left="5040" w:hanging="360"/>
+      </w:pPr>
+    </w:lvl>
+    <w:lvl w:ilvl="7" w:tentative="1">
+      <w:start w:val="1"/>
+      <w:numFmt w:val="decimal"/>
+      <w:lvlText w:val="%8."/>
+      <w:lvlJc w:val="left"/>
+      <w:pPr>
+        <w:tabs>
+          <w:tab w:val="num" w:pos="5760"/>
+        </w:tabs>
+        <w:ind w:left="5760" w:hanging="360"/>
+      </w:pPr>
+    </w:lvl>
+    <w:lvl w:ilvl="8" w:tentative="1">
+      <w:start w:val="1"/>
+      <w:numFmt w:val="decimal"/>
+      <w:lvlText w:val="%9."/>
+      <w:lvlJc w:val="left"/>
+      <w:pPr>
+        <w:tabs>
+          <w:tab w:val="num" w:pos="6480"/>
+        </w:tabs>
+        <w:ind w:left="6480" w:hanging="360"/>
+      </w:pPr>
+    </w:lvl>
+  </w:abstractNum>
+  <w:abstractNum w:abstractNumId="13" w15:restartNumberingAfterBreak="0">
+    <w:nsid w:val="697333A3"/>
+    <w:multiLevelType w:val="multilevel"/>
+    <w:tmpl w:val="40383558"/>
+    <w:lvl w:ilvl="0">
+      <w:start w:val="1"/>
+      <w:numFmt w:val="decimal"/>
+      <w:lvlText w:val="%1."/>
+      <w:lvlJc w:val="left"/>
+      <w:pPr>
+        <w:tabs>
+          <w:tab w:val="num" w:pos="720"/>
+        </w:tabs>
+        <w:ind w:left="720" w:hanging="360"/>
+      </w:pPr>
+    </w:lvl>
+    <w:lvl w:ilvl="1" w:tentative="1">
+      <w:start w:val="1"/>
+      <w:numFmt w:val="decimal"/>
+      <w:lvlText w:val="%2."/>
+      <w:lvlJc w:val="left"/>
+      <w:pPr>
+        <w:tabs>
+          <w:tab w:val="num" w:pos="1440"/>
+        </w:tabs>
+        <w:ind w:left="1440" w:hanging="360"/>
+      </w:pPr>
+    </w:lvl>
+    <w:lvl w:ilvl="2" w:tentative="1">
+      <w:start w:val="1"/>
+      <w:numFmt w:val="decimal"/>
+      <w:lvlText w:val="%3."/>
+      <w:lvlJc w:val="left"/>
+      <w:pPr>
+        <w:tabs>
+          <w:tab w:val="num" w:pos="2160"/>
+        </w:tabs>
+        <w:ind w:left="2160" w:hanging="360"/>
+      </w:pPr>
+    </w:lvl>
+    <w:lvl w:ilvl="3" w:tentative="1">
+      <w:start w:val="1"/>
+      <w:numFmt w:val="decimal"/>
+      <w:lvlText w:val="%4."/>
+      <w:lvlJc w:val="left"/>
+      <w:pPr>
+        <w:tabs>
+          <w:tab w:val="num" w:pos="2880"/>
+        </w:tabs>
+        <w:ind w:left="2880" w:hanging="360"/>
+      </w:pPr>
+    </w:lvl>
+    <w:lvl w:ilvl="4" w:tentative="1">
+      <w:start w:val="1"/>
+      <w:numFmt w:val="decimal"/>
+      <w:lvlText w:val="%5."/>
+      <w:lvlJc w:val="left"/>
+      <w:pPr>
+        <w:tabs>
+          <w:tab w:val="num" w:pos="3600"/>
+        </w:tabs>
+        <w:ind w:left="3600" w:hanging="360"/>
+      </w:pPr>
+    </w:lvl>
+    <w:lvl w:ilvl="5" w:tentative="1">
+      <w:start w:val="1"/>
+      <w:numFmt w:val="decimal"/>
+      <w:lvlText w:val="%6."/>
+      <w:lvlJc w:val="left"/>
+      <w:pPr>
+        <w:tabs>
+          <w:tab w:val="num" w:pos="4320"/>
+        </w:tabs>
+        <w:ind w:left="4320" w:hanging="360"/>
+      </w:pPr>
+    </w:lvl>
+    <w:lvl w:ilvl="6" w:tentative="1">
+      <w:start w:val="1"/>
+      <w:numFmt w:val="decimal"/>
+      <w:lvlText w:val="%7."/>
+      <w:lvlJc w:val="left"/>
+      <w:pPr>
+        <w:tabs>
+          <w:tab w:val="num" w:pos="5040"/>
+        </w:tabs>
+        <w:ind w:left="5040" w:hanging="360"/>
+      </w:pPr>
+    </w:lvl>
+    <w:lvl w:ilvl="7" w:tentative="1">
+      <w:start w:val="1"/>
+      <w:numFmt w:val="decimal"/>
+      <w:lvlText w:val="%8."/>
+      <w:lvlJc w:val="left"/>
+      <w:pPr>
+        <w:tabs>
+          <w:tab w:val="num" w:pos="5760"/>
+        </w:tabs>
+        <w:ind w:left="5760" w:hanging="360"/>
+      </w:pPr>
+    </w:lvl>
+    <w:lvl w:ilvl="8" w:tentative="1">
+      <w:start w:val="1"/>
+      <w:numFmt w:val="decimal"/>
+      <w:lvlText w:val="%9."/>
+      <w:lvlJc w:val="left"/>
+      <w:pPr>
+        <w:tabs>
+          <w:tab w:val="num" w:pos="6480"/>
+        </w:tabs>
+        <w:ind w:left="6480" w:hanging="360"/>
+      </w:pPr>
+    </w:lvl>
+  </w:abstractNum>
+  <w:abstractNum w:abstractNumId="14" w15:restartNumberingAfterBreak="0">
+    <w:nsid w:val="7C7C6DF3"/>
+    <w:multiLevelType w:val="multilevel"/>
+    <w:tmpl w:val="C8EA49AA"/>
+    <w:lvl w:ilvl="0">
+      <w:start w:val="1"/>
+      <w:numFmt w:val="bullet"/>
+      <w:lvlText w:val=""/>
+      <w:lvlJc w:val="left"/>
+      <w:pPr>
+        <w:tabs>
+          <w:tab w:val="num" w:pos="720"/>
+        </w:tabs>
+        <w:ind w:left="720" w:hanging="360"/>
+      </w:pPr>
+      <w:rPr>
+        <w:rFonts w:ascii="Symbol" w:hAnsi="Symbol" w:hint="default"/>
+        <w:sz w:val="20"/>
+      </w:rPr>
+    </w:lvl>
+    <w:lvl w:ilvl="1" w:tentative="1">
+      <w:start w:val="1"/>
+      <w:numFmt w:val="bullet"/>
+      <w:lvlText w:val="o"/>
+      <w:lvlJc w:val="left"/>
+      <w:pPr>
+        <w:tabs>
+          <w:tab w:val="num" w:pos="1440"/>
+        </w:tabs>
+        <w:ind w:left="1440" w:hanging="360"/>
+      </w:pPr>
+      <w:rPr>
+        <w:rFonts w:ascii="Courier New" w:hAnsi="Courier New" w:hint="default"/>
+        <w:sz w:val="20"/>
+      </w:rPr>
+    </w:lvl>
+    <w:lvl w:ilvl="2" w:tentative="1">
+      <w:start w:val="1"/>
+      <w:numFmt w:val="bullet"/>
+      <w:lvlText w:val=""/>
+      <w:lvlJc w:val="left"/>
+      <w:pPr>
+        <w:tabs>
+          <w:tab w:val="num" w:pos="2160"/>
+        </w:tabs>
+        <w:ind w:left="2160" w:hanging="360"/>
+      </w:pPr>
+      <w:rPr>
+        <w:rFonts w:ascii="Wingdings" w:hAnsi="Wingdings" w:hint="default"/>
+        <w:sz w:val="20"/>
+      </w:rPr>
+    </w:lvl>
+    <w:lvl w:ilvl="3" w:tentative="1">
+      <w:start w:val="1"/>
+      <w:numFmt w:val="bullet"/>
+      <w:lvlText w:val=""/>
+      <w:lvlJc w:val="left"/>
+      <w:pPr>
+        <w:tabs>
+          <w:tab w:val="num" w:pos="2880"/>
+        </w:tabs>
+        <w:ind w:left="2880" w:hanging="360"/>
+      </w:pPr>
+      <w:rPr>
+        <w:rFonts w:ascii="Wingdings" w:hAnsi="Wingdings" w:hint="default"/>
+        <w:sz w:val="20"/>
+      </w:rPr>
+    </w:lvl>
+    <w:lvl w:ilvl="4" w:tentative="1">
+      <w:start w:val="1"/>
+      <w:numFmt w:val="bullet"/>
+      <w:lvlText w:val=""/>
+      <w:lvlJc w:val="left"/>
+      <w:pPr>
+        <w:tabs>
+          <w:tab w:val="num" w:pos="3600"/>
+        </w:tabs>
+        <w:ind w:left="3600" w:hanging="360"/>
+      </w:pPr>
+      <w:rPr>
+        <w:rFonts w:ascii="Wingdings" w:hAnsi="Wingdings" w:hint="default"/>
+        <w:sz w:val="20"/>
+      </w:rPr>
+    </w:lvl>
+    <w:lvl w:ilvl="5" w:tentative="1">
+      <w:start w:val="1"/>
+      <w:numFmt w:val="bullet"/>
+      <w:lvlText w:val=""/>
+      <w:lvlJc w:val="left"/>
+      <w:pPr>
+        <w:tabs>
+          <w:tab w:val="num" w:pos="4320"/>
+        </w:tabs>
+        <w:ind w:left="4320" w:hanging="360"/>
+      </w:pPr>
+      <w:rPr>
+        <w:rFonts w:ascii="Wingdings" w:hAnsi="Wingdings" w:hint="default"/>
+        <w:sz w:val="20"/>
+      </w:rPr>
+    </w:lvl>
+    <w:lvl w:ilvl="6" w:tentative="1">
+      <w:start w:val="1"/>
+      <w:numFmt w:val="bullet"/>
+      <w:lvlText w:val=""/>
+      <w:lvlJc w:val="left"/>
+      <w:pPr>
+        <w:tabs>
+          <w:tab w:val="num" w:pos="5040"/>
+        </w:tabs>
+        <w:ind w:left="5040" w:hanging="360"/>
+      </w:pPr>
+      <w:rPr>
+        <w:rFonts w:ascii="Wingdings" w:hAnsi="Wingdings" w:hint="default"/>
+        <w:sz w:val="20"/>
+      </w:rPr>
+    </w:lvl>
+    <w:lvl w:ilvl="7" w:tentative="1">
+      <w:start w:val="1"/>
+      <w:numFmt w:val="bullet"/>
+      <w:lvlText w:val=""/>
+      <w:lvlJc w:val="left"/>
+      <w:pPr>
+        <w:tabs>
+          <w:tab w:val="num" w:pos="5760"/>
+        </w:tabs>
+        <w:ind w:left="5760" w:hanging="360"/>
+      </w:pPr>
+      <w:rPr>
+        <w:rFonts w:ascii="Wingdings" w:hAnsi="Wingdings" w:hint="default"/>
+        <w:sz w:val="20"/>
+      </w:rPr>
+    </w:lvl>
+    <w:lvl w:ilvl="8" w:tentative="1">
+      <w:start w:val="1"/>
+      <w:numFmt w:val="bullet"/>
+      <w:lvlText w:val=""/>
+      <w:lvlJc w:val="left"/>
+      <w:pPr>
+        <w:tabs>
+          <w:tab w:val="num" w:pos="6480"/>
+        </w:tabs>
+        <w:ind w:left="6480" w:hanging="360"/>
+      </w:pPr>
+      <w:rPr>
+        <w:rFonts w:ascii="Wingdings" w:hAnsi="Wingdings" w:hint="default"/>
+        <w:sz w:val="20"/>
+      </w:rPr>
+    </w:lvl>
+  </w:abstractNum>
+  <w:abstractNum w:abstractNumId="15" w15:restartNumberingAfterBreak="0">
+    <w:nsid w:val="7CB91578"/>
+    <w:multiLevelType w:val="multilevel"/>
+    <w:tmpl w:val="8EE46B7A"/>
+    <w:lvl w:ilvl="0">
+      <w:start w:val="1"/>
+      <w:numFmt w:val="decimal"/>
+      <w:lvlText w:val="%1."/>
+      <w:lvlJc w:val="left"/>
+      <w:pPr>
+        <w:tabs>
+          <w:tab w:val="num" w:pos="720"/>
+        </w:tabs>
+        <w:ind w:left="720" w:hanging="360"/>
+      </w:pPr>
+    </w:lvl>
+    <w:lvl w:ilvl="1" w:tentative="1">
+      <w:start w:val="1"/>
+      <w:numFmt w:val="decimal"/>
+      <w:lvlText w:val="%2."/>
+      <w:lvlJc w:val="left"/>
+      <w:pPr>
+        <w:tabs>
+          <w:tab w:val="num" w:pos="1440"/>
+        </w:tabs>
+        <w:ind w:left="1440" w:hanging="360"/>
+      </w:pPr>
+    </w:lvl>
+    <w:lvl w:ilvl="2" w:tentative="1">
+      <w:start w:val="1"/>
+      <w:numFmt w:val="decimal"/>
+      <w:lvlText w:val="%3."/>
+      <w:lvlJc w:val="left"/>
+      <w:pPr>
+        <w:tabs>
+          <w:tab w:val="num" w:pos="2160"/>
+        </w:tabs>
+        <w:ind w:left="2160" w:hanging="360"/>
+      </w:pPr>
+    </w:lvl>
+    <w:lvl w:ilvl="3" w:tentative="1">
+      <w:start w:val="1"/>
+      <w:numFmt w:val="decimal"/>
+      <w:lvlText w:val="%4."/>
+      <w:lvlJc w:val="left"/>
+      <w:pPr>
+        <w:tabs>
+          <w:tab w:val="num" w:pos="2880"/>
+        </w:tabs>
+        <w:ind w:left="2880" w:hanging="360"/>
+      </w:pPr>
+    </w:lvl>
+    <w:lvl w:ilvl="4" w:tentative="1">
+      <w:start w:val="1"/>
+      <w:numFmt w:val="decimal"/>
+      <w:lvlText w:val="%5."/>
+      <w:lvlJc w:val="left"/>
+      <w:pPr>
+        <w:tabs>
+          <w:tab w:val="num" w:pos="3600"/>
+        </w:tabs>
+        <w:ind w:left="3600" w:hanging="360"/>
+      </w:pPr>
+    </w:lvl>
+    <w:lvl w:ilvl="5" w:tentative="1">
+      <w:start w:val="1"/>
+      <w:numFmt w:val="decimal"/>
+      <w:lvlText w:val="%6."/>
+      <w:lvlJc w:val="left"/>
+      <w:pPr>
+        <w:tabs>
+          <w:tab w:val="num" w:pos="4320"/>
+        </w:tabs>
+        <w:ind w:left="4320" w:hanging="360"/>
+      </w:pPr>
+    </w:lvl>
+    <w:lvl w:ilvl="6" w:tentative="1">
+      <w:start w:val="1"/>
+      <w:numFmt w:val="decimal"/>
+      <w:lvlText w:val="%7."/>
+      <w:lvlJc w:val="left"/>
+      <w:pPr>
+        <w:tabs>
+          <w:tab w:val="num" w:pos="5040"/>
+        </w:tabs>
+        <w:ind w:left="5040" w:hanging="360"/>
+      </w:pPr>
+    </w:lvl>
+    <w:lvl w:ilvl="7" w:tentative="1">
+      <w:start w:val="1"/>
+      <w:numFmt w:val="decimal"/>
+      <w:lvlText w:val="%8."/>
+      <w:lvlJc w:val="left"/>
+      <w:pPr>
+        <w:tabs>
+          <w:tab w:val="num" w:pos="5760"/>
+        </w:tabs>
+        <w:ind w:left="5760" w:hanging="360"/>
+      </w:pPr>
+    </w:lvl>
+    <w:lvl w:ilvl="8" w:tentative="1">
+      <w:start w:val="1"/>
+      <w:numFmt w:val="decimal"/>
+      <w:lvlText w:val="%9."/>
+      <w:lvlJc w:val="left"/>
+      <w:pPr>
+        <w:tabs>
+          <w:tab w:val="num" w:pos="6480"/>
+        </w:tabs>
+        <w:ind w:left="6480" w:hanging="360"/>
+      </w:pPr>
+    </w:lvl>
+  </w:abstractNum>
   <w:num w:numId="1" w16cid:durableId="64186810">
-    <w:abstractNumId w:val="2"/>
+    <w:abstractNumId w:val="3"/>
     <w:lvlOverride w:ilvl="0">
       <w:startOverride w:val="1"/>
     </w:lvlOverride>
@@ -643,10 +2496,46 @@
     </w:lvlOverride>
   </w:num>
   <w:num w:numId="3" w16cid:durableId="819270847">
-    <w:abstractNumId w:val="3"/>
+    <w:abstractNumId w:val="7"/>
   </w:num>
   <w:num w:numId="4" w16cid:durableId="1147087824">
+    <w:abstractNumId w:val="2"/>
+  </w:num>
+  <w:num w:numId="5" w16cid:durableId="91367225">
+    <w:abstractNumId w:val="12"/>
+  </w:num>
+  <w:num w:numId="6" w16cid:durableId="946736085">
+    <w:abstractNumId w:val="14"/>
+  </w:num>
+  <w:num w:numId="7" w16cid:durableId="137305394">
     <w:abstractNumId w:val="1"/>
+  </w:num>
+  <w:num w:numId="8" w16cid:durableId="2059476529">
+    <w:abstractNumId w:val="4"/>
+  </w:num>
+  <w:num w:numId="9" w16cid:durableId="373047621">
+    <w:abstractNumId w:val="11"/>
+  </w:num>
+  <w:num w:numId="10" w16cid:durableId="1935431011">
+    <w:abstractNumId w:val="6"/>
+  </w:num>
+  <w:num w:numId="11" w16cid:durableId="1645968241">
+    <w:abstractNumId w:val="15"/>
+  </w:num>
+  <w:num w:numId="12" w16cid:durableId="1933126242">
+    <w:abstractNumId w:val="13"/>
+  </w:num>
+  <w:num w:numId="13" w16cid:durableId="985596095">
+    <w:abstractNumId w:val="5"/>
+  </w:num>
+  <w:num w:numId="14" w16cid:durableId="576355935">
+    <w:abstractNumId w:val="10"/>
+  </w:num>
+  <w:num w:numId="15" w16cid:durableId="1495796344">
+    <w:abstractNumId w:val="9"/>
+  </w:num>
+  <w:num w:numId="16" w16cid:durableId="284195847">
+    <w:abstractNumId w:val="8"/>
   </w:num>
 </w:numbering>
 </file>
@@ -1103,7 +2992,6 @@
     <w:next w:val="a"/>
     <w:link w:val="3Char"/>
     <w:uiPriority w:val="9"/>
-    <w:semiHidden/>
     <w:unhideWhenUsed/>
     <w:qFormat/>
     <w:rsid w:val="00450823"/>
@@ -1126,7 +3014,6 @@
     <w:next w:val="a"/>
     <w:link w:val="4Char"/>
     <w:uiPriority w:val="9"/>
-    <w:semiHidden/>
     <w:unhideWhenUsed/>
     <w:qFormat/>
     <w:rsid w:val="00450823"/>
@@ -1436,7 +3323,6 @@
     <w:basedOn w:val="a0"/>
     <w:link w:val="3"/>
     <w:uiPriority w:val="9"/>
-    <w:semiHidden/>
     <w:rsid w:val="00450823"/>
     <w:rPr>
       <w:rFonts w:asciiTheme="majorHAnsi" w:eastAsiaTheme="majorEastAsia" w:hAnsiTheme="majorHAnsi" w:cstheme="majorBidi"/>
@@ -1450,7 +3336,6 @@
     <w:basedOn w:val="a0"/>
     <w:link w:val="4"/>
     <w:uiPriority w:val="9"/>
-    <w:semiHidden/>
     <w:rsid w:val="00450823"/>
     <w:rPr>
       <w:rFonts w:asciiTheme="majorHAnsi" w:eastAsiaTheme="majorEastAsia" w:hAnsiTheme="majorHAnsi" w:cstheme="majorBidi"/>
